--- a/zht/docx/51.content.docx
+++ b/zht/docx/51.content.docx
@@ -28,22 +28,6 @@
       </w:r>
     </w:p>
     <w:p>
-      <w:pPr>
-        <w:pStyle w:val="Heading2"/>
-      </w:pPr>
-      <w:r>
-        <w:rPr>
-          <w:lang w:val="zh_TW" w:bidi="zh_TW"/>
-        </w:rPr>
-        <w:t>License Information</w:t>
-      </w:r>
-      <w:r>
-        <w:rPr>
-          <w:lang w:val="zh_TW" w:bidi="zh_TW"/>
-        </w:rPr>
-      </w:r>
-    </w:p>
-    <w:p>
       <w:pPr/>
       <w:r>
         <w:rPr>
@@ -55,19 +39,21 @@
           <w:b/>
           <w:lang w:val="zh_TW" w:bidi="zh_TW"/>
         </w:rPr>
-        <w:t>研讀筆記 (Tyndale)</w:t>
-      </w:r>
-      <w:r>
-        <w:rPr>
-          <w:lang w:val="zh_TW" w:bidi="zh_TW"/>
-        </w:rPr>
-        <w:t xml:space="preserve"> (Chinese (Traditional)) is based on</w:t>
-      </w:r>
-      <w:r>
-        <w:rPr>
-          <w:lang w:val="zh_TW" w:bidi="zh_TW"/>
-        </w:rPr>
-        <w:t xml:space="preserve">: </w:t>
+        <w:t>Aquifer Open Study Notes</w:t>
+      </w:r>
+    </w:p>
+    <w:p>
+      <w:pPr/>
+      <w:r>
+        <w:rPr>
+          <w:lang w:val="zh_TW" w:bidi="zh_TW"/>
+        </w:rPr>
+      </w:r>
+      <w:r>
+        <w:rPr>
+          <w:lang w:val="zh_TW" w:bidi="zh_TW"/>
+        </w:rPr>
+        <w:t xml:space="preserve">This work is an adaptation of </w:t>
       </w:r>
       <w:r>
         <w:rPr>
@@ -79,62 +65,33 @@
         <w:rPr>
           <w:lang w:val="zh_TW" w:bidi="zh_TW"/>
         </w:rPr>
-        <w:t xml:space="preserve">, </w:t>
-      </w:r>
-      <w:hyperlink r:id="rId13">
-        <w:r>
-          <w:rPr>
-            <w:lang w:val="zh_TW" w:bidi="zh_TW"/>
-          </w:rPr>
-          <w:rPr>
-            <w:color w:val="0000EE"/>
-            <w:u w:val="single"/>
-          </w:rPr>
-          <w:t>Tyndale House Publishers</w:t>
-        </w:r>
-      </w:hyperlink>
-      <w:r>
-        <w:rPr>
-          <w:lang w:val="zh_TW" w:bidi="zh_TW"/>
-        </w:rPr>
-        <w:t xml:space="preserve">, 2019, which is licensed under a </w:t>
-      </w:r>
-      <w:hyperlink r:id="rId14">
-        <w:r>
-          <w:rPr>
-            <w:lang w:val="zh_TW" w:bidi="zh_TW"/>
-          </w:rPr>
-          <w:rPr>
-            <w:color w:val="0000EE"/>
-            <w:u w:val="single"/>
-          </w:rPr>
-          <w:t>CC BY-SA 4.0 license</w:t>
-        </w:r>
-      </w:hyperlink>
-      <w:r>
-        <w:rPr>
-          <w:lang w:val="zh_TW" w:bidi="zh_TW"/>
-        </w:rPr>
-        <w:t>.</w:t>
-      </w:r>
-      <w:r>
-        <w:rPr>
-          <w:lang w:val="zh_TW" w:bidi="zh_TW"/>
-        </w:rPr>
-      </w:r>
-    </w:p>
-    <w:p>
-      <w:pPr/>
-      <w:r>
-        <w:rPr>
-          <w:lang w:val="zh_TW" w:bidi="zh_TW"/>
-        </w:rPr>
-      </w:r>
-      <w:r>
-        <w:rPr>
-          <w:lang w:val="zh_TW" w:bidi="zh_TW"/>
-        </w:rPr>
-        <w:t>This PDF version is provided under the same license.</w:t>
+        <w:t xml:space="preserve"> © 2023 Tyndale House Publishers, licensed under the CC BY-SA 4.0 license. The adaptation, </w:t>
+      </w:r>
+      <w:r>
+        <w:rPr>
+          <w:lang w:val="zh_TW" w:bidi="zh_TW"/>
+        </w:rPr>
+        <w:t>Aquifer Open Study Notes</w:t>
+      </w:r>
+      <w:r>
+        <w:rPr>
+          <w:lang w:val="zh_TW" w:bidi="zh_TW"/>
+        </w:rPr>
+        <w:t>, was created by Mission Mutual and is also licensed under CC BY-SA 4.0.</w:t>
+      </w:r>
+    </w:p>
+    <w:p>
+      <w:pPr/>
+      <w:r>
+        <w:rPr>
+          <w:lang w:val="zh_TW" w:bidi="zh_TW"/>
+        </w:rPr>
+      </w:r>
+      <w:r>
+        <w:rPr>
+          <w:lang w:val="zh_TW" w:bidi="zh_TW"/>
+        </w:rPr>
+        <w:t>This resource has been adapted into multiple languages, including English, Tok Pisin, Arabic (عربي), French (Français), Hindi (हिंदी), Indonesian (Bahasa Indonesia), Portuguese (Português), Russian (Русский), Spanish (Español), Swahili (Kiswahili), and Simplified Chinese (简体中文).</w:t>
       </w:r>
       <w:r>
         <w:rPr>
@@ -515,7 +472,7 @@
         </w:rPr>
         <w:t>。他們被神分別出來作為祂聖潔的子民（</w:t>
       </w:r>
-      <w:hyperlink r:id="rId15">
+      <w:hyperlink r:id="rId13">
         <w:r>
           <w:rPr>
             <w:lang w:val="zh_TW" w:bidi="zh_TW"/>
@@ -581,7 +538,7 @@
         </w:rPr>
         <w:t>歌羅西的基督徒所擁有的堅定盼望，為他們的信心和愛心提供了穩固的根基（</w:t>
       </w:r>
-      <w:hyperlink r:id="rId16">
+      <w:hyperlink r:id="rId14">
         <w:r>
           <w:rPr>
             <w:lang w:val="zh_TW" w:bidi="zh_TW"/>
@@ -665,6 +622,90 @@
         </w:rPr>
         <w:t>透過改變生命在各處結出果子：這好消息能有效地改變生命並帶來屬靈的成長（參</w:t>
       </w:r>
+      <w:hyperlink r:id="rId15">
+        <w:r>
+          <w:rPr>
+            <w:lang w:val="zh_TW" w:bidi="zh_TW"/>
+          </w:rPr>
+          <w:rPr>
+            <w:color w:val="0000EE"/>
+            <w:u w:val="single"/>
+          </w:rPr>
+          <w:t>1:10</w:t>
+        </w:r>
+      </w:hyperlink>
+      <w:r>
+        <w:rPr>
+          <w:lang w:val="zh_TW" w:bidi="zh_TW"/>
+        </w:rPr>
+        <w:t>）。</w:t>
+      </w:r>
+      <w:r>
+        <w:rPr>
+          <w:lang w:val="zh_TW" w:bidi="zh_TW"/>
+        </w:rPr>
+      </w:r>
+      <w:r>
+        <w:rPr>
+          <w:lang w:val="zh_TW" w:bidi="zh_TW"/>
+        </w:rPr>
+      </w:r>
+    </w:p>
+    <w:p>
+      <w:pPr/>
+      <w:r>
+        <w:rPr>
+          <w:lang w:val="zh_TW" w:bidi="zh_TW"/>
+        </w:rPr>
+      </w:r>
+    </w:p>
+    <w:p>
+      <w:pPr>
+        <w:pStyle w:val="Heading2"/>
+      </w:pPr>
+      <w:r>
+        <w:rPr>
+          <w:lang w:val="zh_TW" w:bidi="zh_TW"/>
+        </w:rPr>
+        <w:t>歌羅西書 1:7</w:t>
+      </w:r>
+      <w:r>
+        <w:rPr>
+          <w:lang w:val="zh_TW" w:bidi="zh_TW"/>
+        </w:rPr>
+      </w:r>
+    </w:p>
+    <w:p>
+      <w:pPr/>
+      <w:r>
+        <w:rPr>
+          <w:lang w:val="zh_TW" w:bidi="zh_TW"/>
+        </w:rPr>
+      </w:r>
+      <w:r>
+        <w:rPr>
+          <w:lang w:val="zh_TW" w:bidi="zh_TW"/>
+        </w:rPr>
+        <w:t>以巴弗（另見</w:t>
+      </w:r>
+      <w:hyperlink r:id="rId16">
+        <w:r>
+          <w:rPr>
+            <w:lang w:val="zh_TW" w:bidi="zh_TW"/>
+          </w:rPr>
+          <w:rPr>
+            <w:color w:val="0000EE"/>
+            <w:u w:val="single"/>
+          </w:rPr>
+          <w:t>4:12–13</w:t>
+        </w:r>
+      </w:hyperlink>
+      <w:r>
+        <w:rPr>
+          <w:lang w:val="zh_TW" w:bidi="zh_TW"/>
+        </w:rPr>
+        <w:t>；</w:t>
+      </w:r>
       <w:hyperlink r:id="rId17">
         <w:r>
           <w:rPr>
@@ -674,14 +715,32 @@
             <w:color w:val="0000EE"/>
             <w:u w:val="single"/>
           </w:rPr>
-          <w:t>1:10</w:t>
-        </w:r>
-      </w:hyperlink>
-      <w:r>
-        <w:rPr>
-          <w:lang w:val="zh_TW" w:bidi="zh_TW"/>
-        </w:rPr>
-        <w:t>）。</w:t>
+          <w:t>門1:23</w:t>
+        </w:r>
+      </w:hyperlink>
+      <w:r>
+        <w:rPr>
+          <w:lang w:val="zh_TW" w:bidi="zh_TW"/>
+        </w:rPr>
+        <w:t>）可能是在保羅在以弗所服事時歸信的（見</w:t>
+      </w:r>
+      <w:hyperlink r:id="rId18">
+        <w:r>
+          <w:rPr>
+            <w:lang w:val="zh_TW" w:bidi="zh_TW"/>
+          </w:rPr>
+          <w:rPr>
+            <w:color w:val="0000EE"/>
+            <w:u w:val="single"/>
+          </w:rPr>
+          <w:t>徒19:10</w:t>
+        </w:r>
+      </w:hyperlink>
+      <w:r>
+        <w:rPr>
+          <w:lang w:val="zh_TW" w:bidi="zh_TW"/>
+        </w:rPr>
+        <w:t>），然後他返回歌羅西，將好消息帶回到他自己的家鄉。</w:t>
       </w:r>
       <w:r>
         <w:rPr>
@@ -710,130 +769,28 @@
         <w:rPr>
           <w:lang w:val="zh_TW" w:bidi="zh_TW"/>
         </w:rPr>
-        <w:t>歌羅西書 1:7</w:t>
-      </w:r>
-      <w:r>
-        <w:rPr>
-          <w:lang w:val="zh_TW" w:bidi="zh_TW"/>
-        </w:rPr>
-      </w:r>
-    </w:p>
-    <w:p>
-      <w:pPr/>
-      <w:r>
-        <w:rPr>
-          <w:lang w:val="zh_TW" w:bidi="zh_TW"/>
-        </w:rPr>
-      </w:r>
-      <w:r>
-        <w:rPr>
-          <w:lang w:val="zh_TW" w:bidi="zh_TW"/>
-        </w:rPr>
-        <w:t>以巴弗（另見</w:t>
-      </w:r>
-      <w:hyperlink r:id="rId18">
-        <w:r>
-          <w:rPr>
-            <w:lang w:val="zh_TW" w:bidi="zh_TW"/>
-          </w:rPr>
-          <w:rPr>
-            <w:color w:val="0000EE"/>
-            <w:u w:val="single"/>
-          </w:rPr>
-          <w:t>4:12–13</w:t>
-        </w:r>
-      </w:hyperlink>
-      <w:r>
-        <w:rPr>
-          <w:lang w:val="zh_TW" w:bidi="zh_TW"/>
-        </w:rPr>
-        <w:t>；</w:t>
+        <w:t>歌羅西書 1:9–10</w:t>
+      </w:r>
+      <w:r>
+        <w:rPr>
+          <w:lang w:val="zh_TW" w:bidi="zh_TW"/>
+        </w:rPr>
+      </w:r>
+    </w:p>
+    <w:p>
+      <w:pPr/>
+      <w:r>
+        <w:rPr>
+          <w:lang w:val="zh_TW" w:bidi="zh_TW"/>
+        </w:rPr>
+      </w:r>
+      <w:r>
+        <w:rPr>
+          <w:lang w:val="zh_TW" w:bidi="zh_TW"/>
+        </w:rPr>
+        <w:t>保羅祈求神讓他的讀者能夠更深刻地理解福音，並能在他們的生活中將其充分展現出來。屬靈的成長會帶來對基督真理更清晰和更深入的理解，以及活出蒙神喜悅的行為。藉此，信徒就會有堅忍和耐心能在邪惡面前站立得穩（</w:t>
       </w:r>
       <w:hyperlink r:id="rId19">
-        <w:r>
-          <w:rPr>
-            <w:lang w:val="zh_TW" w:bidi="zh_TW"/>
-          </w:rPr>
-          <w:rPr>
-            <w:color w:val="0000EE"/>
-            <w:u w:val="single"/>
-          </w:rPr>
-          <w:t>門1:23</w:t>
-        </w:r>
-      </w:hyperlink>
-      <w:r>
-        <w:rPr>
-          <w:lang w:val="zh_TW" w:bidi="zh_TW"/>
-        </w:rPr>
-        <w:t>）可能是在保羅在以弗所服事時歸信的（見</w:t>
-      </w:r>
-      <w:hyperlink r:id="rId20">
-        <w:r>
-          <w:rPr>
-            <w:lang w:val="zh_TW" w:bidi="zh_TW"/>
-          </w:rPr>
-          <w:rPr>
-            <w:color w:val="0000EE"/>
-            <w:u w:val="single"/>
-          </w:rPr>
-          <w:t>徒19:10</w:t>
-        </w:r>
-      </w:hyperlink>
-      <w:r>
-        <w:rPr>
-          <w:lang w:val="zh_TW" w:bidi="zh_TW"/>
-        </w:rPr>
-        <w:t>），然後他返回歌羅西，將好消息帶回到他自己的家鄉。</w:t>
-      </w:r>
-      <w:r>
-        <w:rPr>
-          <w:lang w:val="zh_TW" w:bidi="zh_TW"/>
-        </w:rPr>
-      </w:r>
-      <w:r>
-        <w:rPr>
-          <w:lang w:val="zh_TW" w:bidi="zh_TW"/>
-        </w:rPr>
-      </w:r>
-    </w:p>
-    <w:p>
-      <w:pPr/>
-      <w:r>
-        <w:rPr>
-          <w:lang w:val="zh_TW" w:bidi="zh_TW"/>
-        </w:rPr>
-      </w:r>
-    </w:p>
-    <w:p>
-      <w:pPr>
-        <w:pStyle w:val="Heading2"/>
-      </w:pPr>
-      <w:r>
-        <w:rPr>
-          <w:lang w:val="zh_TW" w:bidi="zh_TW"/>
-        </w:rPr>
-        <w:t>歌羅西書 1:9–10</w:t>
-      </w:r>
-      <w:r>
-        <w:rPr>
-          <w:lang w:val="zh_TW" w:bidi="zh_TW"/>
-        </w:rPr>
-      </w:r>
-    </w:p>
-    <w:p>
-      <w:pPr/>
-      <w:r>
-        <w:rPr>
-          <w:lang w:val="zh_TW" w:bidi="zh_TW"/>
-        </w:rPr>
-      </w:r>
-      <w:r>
-        <w:rPr>
-          <w:lang w:val="zh_TW" w:bidi="zh_TW"/>
-        </w:rPr>
-        <w:t>保羅祈求神讓他的讀者能夠更深刻地理解福音，並能在他們的生活中將其充分展現出來。屬靈的成長會帶來對基督真理更清晰和更深入的理解，以及活出蒙神喜悅的行為。藉此，信徒就會有堅忍和耐心能在邪惡面前站立得穩（</w:t>
-      </w:r>
-      <w:hyperlink r:id="rId21">
         <w:r>
           <w:rPr>
             <w:lang w:val="zh_TW" w:bidi="zh_TW"/>
@@ -903,43 +860,43 @@
         </w:rPr>
         <w:t>總是感謝父：謙卑地感謝神的救恩是抵抗錯誤教導的引誘的有力對策（另見</w:t>
       </w:r>
+      <w:hyperlink r:id="rId20">
+        <w:r>
+          <w:rPr>
+            <w:lang w:val="zh_TW" w:bidi="zh_TW"/>
+          </w:rPr>
+          <w:rPr>
+            <w:color w:val="0000EE"/>
+            <w:u w:val="single"/>
+          </w:rPr>
+          <w:t>2:7</w:t>
+        </w:r>
+      </w:hyperlink>
+      <w:r>
+        <w:rPr>
+          <w:lang w:val="zh_TW" w:bidi="zh_TW"/>
+        </w:rPr>
+        <w:t>，</w:t>
+      </w:r>
+      <w:hyperlink r:id="rId21">
+        <w:r>
+          <w:rPr>
+            <w:lang w:val="zh_TW" w:bidi="zh_TW"/>
+          </w:rPr>
+          <w:rPr>
+            <w:color w:val="0000EE"/>
+            <w:u w:val="single"/>
+          </w:rPr>
+          <w:t>3:17</w:t>
+        </w:r>
+      </w:hyperlink>
+      <w:r>
+        <w:rPr>
+          <w:lang w:val="zh_TW" w:bidi="zh_TW"/>
+        </w:rPr>
+        <w:t>，</w:t>
+      </w:r>
       <w:hyperlink r:id="rId22">
-        <w:r>
-          <w:rPr>
-            <w:lang w:val="zh_TW" w:bidi="zh_TW"/>
-          </w:rPr>
-          <w:rPr>
-            <w:color w:val="0000EE"/>
-            <w:u w:val="single"/>
-          </w:rPr>
-          <w:t>2:7</w:t>
-        </w:r>
-      </w:hyperlink>
-      <w:r>
-        <w:rPr>
-          <w:lang w:val="zh_TW" w:bidi="zh_TW"/>
-        </w:rPr>
-        <w:t>，</w:t>
-      </w:r>
-      <w:hyperlink r:id="rId23">
-        <w:r>
-          <w:rPr>
-            <w:lang w:val="zh_TW" w:bidi="zh_TW"/>
-          </w:rPr>
-          <w:rPr>
-            <w:color w:val="0000EE"/>
-            <w:u w:val="single"/>
-          </w:rPr>
-          <w:t>3:17</w:t>
-        </w:r>
-      </w:hyperlink>
-      <w:r>
-        <w:rPr>
-          <w:lang w:val="zh_TW" w:bidi="zh_TW"/>
-        </w:rPr>
-        <w:t>，</w:t>
-      </w:r>
-      <w:hyperlink r:id="rId24">
         <w:r>
           <w:rPr>
             <w:lang w:val="zh_TW" w:bidi="zh_TW"/>
@@ -975,6 +932,42 @@
         </w:rPr>
         <w:t>基業是神所應許給祂子民的（例如，見</w:t>
       </w:r>
+      <w:hyperlink r:id="rId23">
+        <w:r>
+          <w:rPr>
+            <w:lang w:val="zh_TW" w:bidi="zh_TW"/>
+          </w:rPr>
+          <w:rPr>
+            <w:color w:val="0000EE"/>
+            <w:u w:val="single"/>
+          </w:rPr>
+          <w:t>申3:28</w:t>
+        </w:r>
+      </w:hyperlink>
+      <w:r>
+        <w:rPr>
+          <w:lang w:val="zh_TW" w:bidi="zh_TW"/>
+        </w:rPr>
+        <w:t>；</w:t>
+      </w:r>
+      <w:hyperlink r:id="rId24">
+        <w:r>
+          <w:rPr>
+            <w:lang w:val="zh_TW" w:bidi="zh_TW"/>
+          </w:rPr>
+          <w:rPr>
+            <w:color w:val="0000EE"/>
+            <w:u w:val="single"/>
+          </w:rPr>
+          <w:t>詩33:12</w:t>
+        </w:r>
+      </w:hyperlink>
+      <w:r>
+        <w:rPr>
+          <w:lang w:val="zh_TW" w:bidi="zh_TW"/>
+        </w:rPr>
+        <w:t>；</w:t>
+      </w:r>
       <w:hyperlink r:id="rId25">
         <w:r>
           <w:rPr>
@@ -984,7 +977,38 @@
             <w:color w:val="0000EE"/>
             <w:u w:val="single"/>
           </w:rPr>
-          <w:t>申3:28</w:t>
+          <w:t>結44:28</w:t>
+        </w:r>
+      </w:hyperlink>
+      <w:r>
+        <w:rPr>
+          <w:lang w:val="zh_TW" w:bidi="zh_TW"/>
+        </w:rPr>
+        <w:t>）。在新約聖經中，</w:t>
+      </w:r>
+      <w:r>
+        <w:rPr>
+          <w:i/>
+          <w:lang w:val="zh_TW" w:bidi="zh_TW"/>
+        </w:rPr>
+        <w:t>基業</w:t>
+      </w:r>
+      <w:r>
+        <w:rPr>
+          <w:lang w:val="zh_TW" w:bidi="zh_TW"/>
+        </w:rPr>
+        <w:t>包含了救恩和最終的拯救（另見</w:t>
+      </w:r>
+      <w:hyperlink r:id="rId26">
+        <w:r>
+          <w:rPr>
+            <w:lang w:val="zh_TW" w:bidi="zh_TW"/>
+          </w:rPr>
+          <w:rPr>
+            <w:color w:val="0000EE"/>
+            <w:u w:val="single"/>
+          </w:rPr>
+          <w:t>弗1:11</w:t>
         </w:r>
       </w:hyperlink>
       <w:r>
@@ -993,16 +1017,16 @@
         </w:rPr>
         <w:t>；</w:t>
       </w:r>
-      <w:hyperlink r:id="rId26">
-        <w:r>
-          <w:rPr>
-            <w:lang w:val="zh_TW" w:bidi="zh_TW"/>
-          </w:rPr>
-          <w:rPr>
-            <w:color w:val="0000EE"/>
-            <w:u w:val="single"/>
-          </w:rPr>
-          <w:t>詩33:12</w:t>
+      <w:hyperlink r:id="rId27">
+        <w:r>
+          <w:rPr>
+            <w:lang w:val="zh_TW" w:bidi="zh_TW"/>
+          </w:rPr>
+          <w:rPr>
+            <w:color w:val="0000EE"/>
+            <w:u w:val="single"/>
+          </w:rPr>
+          <w:t>多3:7</w:t>
         </w:r>
       </w:hyperlink>
       <w:r>
@@ -1011,74 +1035,7 @@
         </w:rPr>
         <w:t>；</w:t>
       </w:r>
-      <w:hyperlink r:id="rId27">
-        <w:r>
-          <w:rPr>
-            <w:lang w:val="zh_TW" w:bidi="zh_TW"/>
-          </w:rPr>
-          <w:rPr>
-            <w:color w:val="0000EE"/>
-            <w:u w:val="single"/>
-          </w:rPr>
-          <w:t>結44:28</w:t>
-        </w:r>
-      </w:hyperlink>
-      <w:r>
-        <w:rPr>
-          <w:lang w:val="zh_TW" w:bidi="zh_TW"/>
-        </w:rPr>
-        <w:t>）。在新約聖經中，</w:t>
-      </w:r>
-      <w:r>
-        <w:rPr>
-          <w:i/>
-          <w:lang w:val="zh_TW" w:bidi="zh_TW"/>
-        </w:rPr>
-        <w:t>基業</w:t>
-      </w:r>
-      <w:r>
-        <w:rPr>
-          <w:lang w:val="zh_TW" w:bidi="zh_TW"/>
-        </w:rPr>
-        <w:t>包含了救恩和最終的拯救（另見</w:t>
-      </w:r>
       <w:hyperlink r:id="rId28">
-        <w:r>
-          <w:rPr>
-            <w:lang w:val="zh_TW" w:bidi="zh_TW"/>
-          </w:rPr>
-          <w:rPr>
-            <w:color w:val="0000EE"/>
-            <w:u w:val="single"/>
-          </w:rPr>
-          <w:t>弗1:11</w:t>
-        </w:r>
-      </w:hyperlink>
-      <w:r>
-        <w:rPr>
-          <w:lang w:val="zh_TW" w:bidi="zh_TW"/>
-        </w:rPr>
-        <w:t>；</w:t>
-      </w:r>
-      <w:hyperlink r:id="rId29">
-        <w:r>
-          <w:rPr>
-            <w:lang w:val="zh_TW" w:bidi="zh_TW"/>
-          </w:rPr>
-          <w:rPr>
-            <w:color w:val="0000EE"/>
-            <w:u w:val="single"/>
-          </w:rPr>
-          <w:t>多3:7</w:t>
-        </w:r>
-      </w:hyperlink>
-      <w:r>
-        <w:rPr>
-          <w:lang w:val="zh_TW" w:bidi="zh_TW"/>
-        </w:rPr>
-        <w:t>；</w:t>
-      </w:r>
-      <w:hyperlink r:id="rId30">
         <w:r>
           <w:rPr>
             <w:lang w:val="zh_TW" w:bidi="zh_TW"/>
@@ -1148,56 +1105,56 @@
         </w:rPr>
         <w:t>可見的形像：在舊約聖經的希臘文翻譯中，eikōn（「形像，代表」）是用來指人類是按照神的形像被造的（</w:t>
       </w:r>
+      <w:hyperlink r:id="rId29">
+        <w:r>
+          <w:rPr>
+            <w:lang w:val="zh_TW" w:bidi="zh_TW"/>
+          </w:rPr>
+          <w:rPr>
+            <w:color w:val="0000EE"/>
+            <w:u w:val="single"/>
+          </w:rPr>
+          <w:t>創1:26–27</w:t>
+        </w:r>
+      </w:hyperlink>
+      <w:r>
+        <w:rPr>
+          <w:lang w:val="zh_TW" w:bidi="zh_TW"/>
+        </w:rPr>
+        <w:t>），也用來指在猶太文獻中的智慧形像（見</w:t>
+      </w:r>
+      <w:r>
+        <w:rPr>
+          <w:i/>
+          <w:lang w:val="zh_TW" w:bidi="zh_TW"/>
+        </w:rPr>
+        <w:t>所羅門智訓</w:t>
+      </w:r>
+      <w:r>
+        <w:rPr>
+          <w:lang w:val="zh_TW" w:bidi="zh_TW"/>
+        </w:rPr>
+        <w:t xml:space="preserve"> 7:25–26）。新約聖經的作者談到基督是神的智慧，藉此來闡明祂的重要性（參</w:t>
+      </w:r>
+      <w:hyperlink r:id="rId30">
+        <w:r>
+          <w:rPr>
+            <w:lang w:val="zh_TW" w:bidi="zh_TW"/>
+          </w:rPr>
+          <w:rPr>
+            <w:color w:val="0000EE"/>
+            <w:u w:val="single"/>
+          </w:rPr>
+          <w:t>林前1:24</w:t>
+        </w:r>
+      </w:hyperlink>
+      <w:r>
+        <w:rPr>
+          <w:lang w:val="zh_TW" w:bidi="zh_TW"/>
+        </w:rPr>
+        <w:t>、</w:t>
+      </w:r>
       <w:hyperlink r:id="rId31">
-        <w:r>
-          <w:rPr>
-            <w:lang w:val="zh_TW" w:bidi="zh_TW"/>
-          </w:rPr>
-          <w:rPr>
-            <w:color w:val="0000EE"/>
-            <w:u w:val="single"/>
-          </w:rPr>
-          <w:t>創1:26–27</w:t>
-        </w:r>
-      </w:hyperlink>
-      <w:r>
-        <w:rPr>
-          <w:lang w:val="zh_TW" w:bidi="zh_TW"/>
-        </w:rPr>
-        <w:t>），也用來指在猶太文獻中的智慧形像（見</w:t>
-      </w:r>
-      <w:r>
-        <w:rPr>
-          <w:i/>
-          <w:lang w:val="zh_TW" w:bidi="zh_TW"/>
-        </w:rPr>
-        <w:t>所羅門智訓</w:t>
-      </w:r>
-      <w:r>
-        <w:rPr>
-          <w:lang w:val="zh_TW" w:bidi="zh_TW"/>
-        </w:rPr>
-        <w:t xml:space="preserve"> 7:25–26）。新約聖經的作者談到基督是神的智慧，藉此來闡明祂的重要性（參</w:t>
-      </w:r>
-      <w:hyperlink r:id="rId32">
-        <w:r>
-          <w:rPr>
-            <w:lang w:val="zh_TW" w:bidi="zh_TW"/>
-          </w:rPr>
-          <w:rPr>
-            <w:color w:val="0000EE"/>
-            <w:u w:val="single"/>
-          </w:rPr>
-          <w:t>林前1:24</w:t>
-        </w:r>
-      </w:hyperlink>
-      <w:r>
-        <w:rPr>
-          <w:lang w:val="zh_TW" w:bidi="zh_TW"/>
-        </w:rPr>
-        <w:t>、</w:t>
-      </w:r>
-      <w:hyperlink r:id="rId33">
         <w:r>
           <w:rPr>
             <w:lang w:val="zh_TW" w:bidi="zh_TW"/>
@@ -1259,91 +1216,91 @@
         </w:rPr>
         <w:t>（和合本譯：被造的以先）並不意味著祂是被創造出來的；這是一個從舊約聖經中所得出的稱謂，表示其地位上的至高無上和時序上的優先性（見，例如，</w:t>
       </w:r>
+      <w:hyperlink r:id="rId32">
+        <w:r>
+          <w:rPr>
+            <w:lang w:val="zh_TW" w:bidi="zh_TW"/>
+          </w:rPr>
+          <w:rPr>
+            <w:color w:val="0000EE"/>
+            <w:u w:val="single"/>
+          </w:rPr>
+          <w:t>詩89:27</w:t>
+        </w:r>
+      </w:hyperlink>
+      <w:r>
+        <w:rPr>
+          <w:lang w:val="zh_TW" w:bidi="zh_TW"/>
+        </w:rPr>
+        <w:t>）。</w:t>
+      </w:r>
+      <w:r>
+        <w:rPr>
+          <w:lang w:val="zh_TW" w:bidi="zh_TW"/>
+        </w:rPr>
+      </w:r>
+      <w:r>
+        <w:rPr>
+          <w:lang w:val="zh_TW" w:bidi="zh_TW"/>
+        </w:rPr>
+      </w:r>
+    </w:p>
+    <w:p>
+      <w:pPr/>
+      <w:r>
+        <w:rPr>
+          <w:lang w:val="zh_TW" w:bidi="zh_TW"/>
+        </w:rPr>
+      </w:r>
+    </w:p>
+    <w:p>
+      <w:pPr>
+        <w:pStyle w:val="Heading2"/>
+      </w:pPr>
+      <w:r>
+        <w:rPr>
+          <w:lang w:val="zh_TW" w:bidi="zh_TW"/>
+        </w:rPr>
+        <w:t>歌羅西書 1:15–20</w:t>
+      </w:r>
+      <w:r>
+        <w:rPr>
+          <w:lang w:val="zh_TW" w:bidi="zh_TW"/>
+        </w:rPr>
+      </w:r>
+    </w:p>
+    <w:p>
+      <w:pPr/>
+      <w:r>
+        <w:rPr>
+          <w:lang w:val="zh_TW" w:bidi="zh_TW"/>
+        </w:rPr>
+      </w:r>
+      <w:r>
+        <w:rPr>
+          <w:lang w:val="zh_TW" w:bidi="zh_TW"/>
+        </w:rPr>
+        <w:t>保羅將耶穌表達為至高無上的創造者（</w:t>
+      </w:r>
+      <w:hyperlink r:id="rId33">
+        <w:r>
+          <w:rPr>
+            <w:lang w:val="zh_TW" w:bidi="zh_TW"/>
+          </w:rPr>
+          <w:rPr>
+            <w:color w:val="0000EE"/>
+            <w:u w:val="single"/>
+          </w:rPr>
+          <w:t>1:15–17</w:t>
+        </w:r>
+      </w:hyperlink>
+      <w:r>
+        <w:rPr>
+          <w:lang w:val="zh_TW" w:bidi="zh_TW"/>
+        </w:rPr>
+        <w:t>）和救贖者（</w:t>
+      </w:r>
       <w:hyperlink r:id="rId34">
-        <w:r>
-          <w:rPr>
-            <w:lang w:val="zh_TW" w:bidi="zh_TW"/>
-          </w:rPr>
-          <w:rPr>
-            <w:color w:val="0000EE"/>
-            <w:u w:val="single"/>
-          </w:rPr>
-          <w:t>詩89:27</w:t>
-        </w:r>
-      </w:hyperlink>
-      <w:r>
-        <w:rPr>
-          <w:lang w:val="zh_TW" w:bidi="zh_TW"/>
-        </w:rPr>
-        <w:t>）。</w:t>
-      </w:r>
-      <w:r>
-        <w:rPr>
-          <w:lang w:val="zh_TW" w:bidi="zh_TW"/>
-        </w:rPr>
-      </w:r>
-      <w:r>
-        <w:rPr>
-          <w:lang w:val="zh_TW" w:bidi="zh_TW"/>
-        </w:rPr>
-      </w:r>
-    </w:p>
-    <w:p>
-      <w:pPr/>
-      <w:r>
-        <w:rPr>
-          <w:lang w:val="zh_TW" w:bidi="zh_TW"/>
-        </w:rPr>
-      </w:r>
-    </w:p>
-    <w:p>
-      <w:pPr>
-        <w:pStyle w:val="Heading2"/>
-      </w:pPr>
-      <w:r>
-        <w:rPr>
-          <w:lang w:val="zh_TW" w:bidi="zh_TW"/>
-        </w:rPr>
-        <w:t>歌羅西書 1:15–20</w:t>
-      </w:r>
-      <w:r>
-        <w:rPr>
-          <w:lang w:val="zh_TW" w:bidi="zh_TW"/>
-        </w:rPr>
-      </w:r>
-    </w:p>
-    <w:p>
-      <w:pPr/>
-      <w:r>
-        <w:rPr>
-          <w:lang w:val="zh_TW" w:bidi="zh_TW"/>
-        </w:rPr>
-      </w:r>
-      <w:r>
-        <w:rPr>
-          <w:lang w:val="zh_TW" w:bidi="zh_TW"/>
-        </w:rPr>
-        <w:t>保羅將耶穌表達為至高無上的創造者（</w:t>
-      </w:r>
-      <w:hyperlink r:id="rId35">
-        <w:r>
-          <w:rPr>
-            <w:lang w:val="zh_TW" w:bidi="zh_TW"/>
-          </w:rPr>
-          <w:rPr>
-            <w:color w:val="0000EE"/>
-            <w:u w:val="single"/>
-          </w:rPr>
-          <w:t>1:15–17</w:t>
-        </w:r>
-      </w:hyperlink>
-      <w:r>
-        <w:rPr>
-          <w:lang w:val="zh_TW" w:bidi="zh_TW"/>
-        </w:rPr>
-        <w:t>）和救贖者（</w:t>
-      </w:r>
-      <w:hyperlink r:id="rId36">
         <w:r>
           <w:rPr>
             <w:lang w:val="zh_TW" w:bidi="zh_TW"/>
@@ -1413,7 +1370,7 @@
         </w:rPr>
         <w:t>有位的、主治的、執政的與掌權的，指的是無形世界中的屬靈權勢。這句話強調了基督的至高超越了那些受到假教師極力關注的權勢（見</w:t>
       </w:r>
-      <w:hyperlink r:id="rId37">
+      <w:hyperlink r:id="rId35">
         <w:r>
           <w:rPr>
             <w:lang w:val="zh_TW" w:bidi="zh_TW"/>
@@ -1527,6 +1484,42 @@
         </w:rPr>
         <w:t>的隱喻（另見</w:t>
       </w:r>
+      <w:hyperlink r:id="rId36">
+        <w:r>
+          <w:rPr>
+            <w:lang w:val="zh_TW" w:bidi="zh_TW"/>
+          </w:rPr>
+          <w:rPr>
+            <w:color w:val="0000EE"/>
+            <w:u w:val="single"/>
+          </w:rPr>
+          <w:t>2:10</w:t>
+        </w:r>
+      </w:hyperlink>
+      <w:r>
+        <w:rPr>
+          <w:lang w:val="zh_TW" w:bidi="zh_TW"/>
+        </w:rPr>
+        <w:t>、</w:t>
+      </w:r>
+      <w:hyperlink r:id="rId37">
+        <w:r>
+          <w:rPr>
+            <w:lang w:val="zh_TW" w:bidi="zh_TW"/>
+          </w:rPr>
+          <w:rPr>
+            <w:color w:val="0000EE"/>
+            <w:u w:val="single"/>
+          </w:rPr>
+          <w:t>19</w:t>
+        </w:r>
+      </w:hyperlink>
+      <w:r>
+        <w:rPr>
+          <w:lang w:val="zh_TW" w:bidi="zh_TW"/>
+        </w:rPr>
+        <w:t>；</w:t>
+      </w:r>
       <w:hyperlink r:id="rId38">
         <w:r>
           <w:rPr>
@@ -1536,14 +1529,14 @@
             <w:color w:val="0000EE"/>
             <w:u w:val="single"/>
           </w:rPr>
-          <w:t>2:10</w:t>
-        </w:r>
-      </w:hyperlink>
-      <w:r>
-        <w:rPr>
-          <w:lang w:val="zh_TW" w:bidi="zh_TW"/>
-        </w:rPr>
-        <w:t>、</w:t>
+          <w:t>林前11:3–10</w:t>
+        </w:r>
+      </w:hyperlink>
+      <w:r>
+        <w:rPr>
+          <w:lang w:val="zh_TW" w:bidi="zh_TW"/>
+        </w:rPr>
+        <w:t>；</w:t>
       </w:r>
       <w:hyperlink r:id="rId39">
         <w:r>
@@ -1554,52 +1547,16 @@
             <w:color w:val="0000EE"/>
             <w:u w:val="single"/>
           </w:rPr>
-          <w:t>19</w:t>
-        </w:r>
-      </w:hyperlink>
-      <w:r>
-        <w:rPr>
-          <w:lang w:val="zh_TW" w:bidi="zh_TW"/>
-        </w:rPr>
-        <w:t>；</w:t>
+          <w:t>弗4:15</w:t>
+        </w:r>
+      </w:hyperlink>
+      <w:r>
+        <w:rPr>
+          <w:lang w:val="zh_TW" w:bidi="zh_TW"/>
+        </w:rPr>
+        <w:t>，</w:t>
       </w:r>
       <w:hyperlink r:id="rId40">
-        <w:r>
-          <w:rPr>
-            <w:lang w:val="zh_TW" w:bidi="zh_TW"/>
-          </w:rPr>
-          <w:rPr>
-            <w:color w:val="0000EE"/>
-            <w:u w:val="single"/>
-          </w:rPr>
-          <w:t>林前11:3–10</w:t>
-        </w:r>
-      </w:hyperlink>
-      <w:r>
-        <w:rPr>
-          <w:lang w:val="zh_TW" w:bidi="zh_TW"/>
-        </w:rPr>
-        <w:t>；</w:t>
-      </w:r>
-      <w:hyperlink r:id="rId41">
-        <w:r>
-          <w:rPr>
-            <w:lang w:val="zh_TW" w:bidi="zh_TW"/>
-          </w:rPr>
-          <w:rPr>
-            <w:color w:val="0000EE"/>
-            <w:u w:val="single"/>
-          </w:rPr>
-          <w:t>弗4:15</w:t>
-        </w:r>
-      </w:hyperlink>
-      <w:r>
-        <w:rPr>
-          <w:lang w:val="zh_TW" w:bidi="zh_TW"/>
-        </w:rPr>
-        <w:t>，</w:t>
-      </w:r>
-      <w:hyperlink r:id="rId42">
         <w:r>
           <w:rPr>
             <w:lang w:val="zh_TW" w:bidi="zh_TW"/>
@@ -1635,6 +1592,60 @@
         </w:rPr>
         <w:t>這是祂的身體：教會作為基督身體的隱喻表達了基督與教會本質上的合一（另見</w:t>
       </w:r>
+      <w:hyperlink r:id="rId41">
+        <w:r>
+          <w:rPr>
+            <w:lang w:val="zh_TW" w:bidi="zh_TW"/>
+          </w:rPr>
+          <w:rPr>
+            <w:color w:val="0000EE"/>
+            <w:u w:val="single"/>
+          </w:rPr>
+          <w:t>西1:24</w:t>
+        </w:r>
+      </w:hyperlink>
+      <w:r>
+        <w:rPr>
+          <w:lang w:val="zh_TW" w:bidi="zh_TW"/>
+        </w:rPr>
+        <w:t>，</w:t>
+      </w:r>
+      <w:hyperlink r:id="rId37">
+        <w:r>
+          <w:rPr>
+            <w:lang w:val="zh_TW" w:bidi="zh_TW"/>
+          </w:rPr>
+          <w:rPr>
+            <w:color w:val="0000EE"/>
+            <w:u w:val="single"/>
+          </w:rPr>
+          <w:t>2:19</w:t>
+        </w:r>
+      </w:hyperlink>
+      <w:r>
+        <w:rPr>
+          <w:lang w:val="zh_TW" w:bidi="zh_TW"/>
+        </w:rPr>
+        <w:t>，</w:t>
+      </w:r>
+      <w:hyperlink r:id="rId42">
+        <w:r>
+          <w:rPr>
+            <w:lang w:val="zh_TW" w:bidi="zh_TW"/>
+          </w:rPr>
+          <w:rPr>
+            <w:color w:val="0000EE"/>
+            <w:u w:val="single"/>
+          </w:rPr>
+          <w:t>3:15</w:t>
+        </w:r>
+      </w:hyperlink>
+      <w:r>
+        <w:rPr>
+          <w:lang w:val="zh_TW" w:bidi="zh_TW"/>
+        </w:rPr>
+        <w:t>；</w:t>
+      </w:r>
       <w:hyperlink r:id="rId43">
         <w:r>
           <w:rPr>
@@ -1644,7 +1655,7 @@
             <w:color w:val="0000EE"/>
             <w:u w:val="single"/>
           </w:rPr>
-          <w:t>西1:24</w:t>
+          <w:t>弗1:23</w:t>
         </w:r>
       </w:hyperlink>
       <w:r>
@@ -1653,16 +1664,16 @@
         </w:rPr>
         <w:t>，</w:t>
       </w:r>
-      <w:hyperlink r:id="rId39">
-        <w:r>
-          <w:rPr>
-            <w:lang w:val="zh_TW" w:bidi="zh_TW"/>
-          </w:rPr>
-          <w:rPr>
-            <w:color w:val="0000EE"/>
-            <w:u w:val="single"/>
-          </w:rPr>
-          <w:t>2:19</w:t>
+      <w:hyperlink r:id="rId44">
+        <w:r>
+          <w:rPr>
+            <w:lang w:val="zh_TW" w:bidi="zh_TW"/>
+          </w:rPr>
+          <w:rPr>
+            <w:color w:val="0000EE"/>
+            <w:u w:val="single"/>
+          </w:rPr>
+          <w:t>2:16</w:t>
         </w:r>
       </w:hyperlink>
       <w:r>
@@ -1671,24 +1682,6 @@
         </w:rPr>
         <w:t>，</w:t>
       </w:r>
-      <w:hyperlink r:id="rId44">
-        <w:r>
-          <w:rPr>
-            <w:lang w:val="zh_TW" w:bidi="zh_TW"/>
-          </w:rPr>
-          <w:rPr>
-            <w:color w:val="0000EE"/>
-            <w:u w:val="single"/>
-          </w:rPr>
-          <w:t>3:15</w:t>
-        </w:r>
-      </w:hyperlink>
-      <w:r>
-        <w:rPr>
-          <w:lang w:val="zh_TW" w:bidi="zh_TW"/>
-        </w:rPr>
-        <w:t>；</w:t>
-      </w:r>
       <w:hyperlink r:id="rId45">
         <w:r>
           <w:rPr>
@@ -1698,7 +1691,25 @@
             <w:color w:val="0000EE"/>
             <w:u w:val="single"/>
           </w:rPr>
-          <w:t>弗1:23</w:t>
+          <w:t>4:4</w:t>
+        </w:r>
+      </w:hyperlink>
+      <w:r>
+        <w:rPr>
+          <w:lang w:val="zh_TW" w:bidi="zh_TW"/>
+        </w:rPr>
+        <w:t>、</w:t>
+      </w:r>
+      <w:hyperlink r:id="rId46">
+        <w:r>
+          <w:rPr>
+            <w:lang w:val="zh_TW" w:bidi="zh_TW"/>
+          </w:rPr>
+          <w:rPr>
+            <w:color w:val="0000EE"/>
+            <w:u w:val="single"/>
+          </w:rPr>
+          <w:t>12</w:t>
         </w:r>
       </w:hyperlink>
       <w:r>
@@ -1707,79 +1718,25 @@
         </w:rPr>
         <w:t>，</w:t>
       </w:r>
-      <w:hyperlink r:id="rId46">
-        <w:r>
-          <w:rPr>
-            <w:lang w:val="zh_TW" w:bidi="zh_TW"/>
-          </w:rPr>
-          <w:rPr>
-            <w:color w:val="0000EE"/>
-            <w:u w:val="single"/>
-          </w:rPr>
-          <w:t>2:16</w:t>
-        </w:r>
-      </w:hyperlink>
-      <w:r>
-        <w:rPr>
-          <w:lang w:val="zh_TW" w:bidi="zh_TW"/>
-        </w:rPr>
-        <w:t>，</w:t>
+      <w:hyperlink r:id="rId40">
+        <w:r>
+          <w:rPr>
+            <w:lang w:val="zh_TW" w:bidi="zh_TW"/>
+          </w:rPr>
+          <w:rPr>
+            <w:color w:val="0000EE"/>
+            <w:u w:val="single"/>
+          </w:rPr>
+          <w:t>5:23</w:t>
+        </w:r>
+      </w:hyperlink>
+      <w:r>
+        <w:rPr>
+          <w:lang w:val="zh_TW" w:bidi="zh_TW"/>
+        </w:rPr>
+        <w:t>、</w:t>
       </w:r>
       <w:hyperlink r:id="rId47">
-        <w:r>
-          <w:rPr>
-            <w:lang w:val="zh_TW" w:bidi="zh_TW"/>
-          </w:rPr>
-          <w:rPr>
-            <w:color w:val="0000EE"/>
-            <w:u w:val="single"/>
-          </w:rPr>
-          <w:t>4:4</w:t>
-        </w:r>
-      </w:hyperlink>
-      <w:r>
-        <w:rPr>
-          <w:lang w:val="zh_TW" w:bidi="zh_TW"/>
-        </w:rPr>
-        <w:t>、</w:t>
-      </w:r>
-      <w:hyperlink r:id="rId48">
-        <w:r>
-          <w:rPr>
-            <w:lang w:val="zh_TW" w:bidi="zh_TW"/>
-          </w:rPr>
-          <w:rPr>
-            <w:color w:val="0000EE"/>
-            <w:u w:val="single"/>
-          </w:rPr>
-          <w:t>12</w:t>
-        </w:r>
-      </w:hyperlink>
-      <w:r>
-        <w:rPr>
-          <w:lang w:val="zh_TW" w:bidi="zh_TW"/>
-        </w:rPr>
-        <w:t>，</w:t>
-      </w:r>
-      <w:hyperlink r:id="rId42">
-        <w:r>
-          <w:rPr>
-            <w:lang w:val="zh_TW" w:bidi="zh_TW"/>
-          </w:rPr>
-          <w:rPr>
-            <w:color w:val="0000EE"/>
-            <w:u w:val="single"/>
-          </w:rPr>
-          <w:t>5:23</w:t>
-        </w:r>
-      </w:hyperlink>
-      <w:r>
-        <w:rPr>
-          <w:lang w:val="zh_TW" w:bidi="zh_TW"/>
-        </w:rPr>
-        <w:t>、</w:t>
-      </w:r>
-      <w:hyperlink r:id="rId49">
         <w:r>
           <w:rPr>
             <w:lang w:val="zh_TW" w:bidi="zh_TW"/>
@@ -1888,6 +1845,42 @@
         </w:rPr>
         <w:t>神在祂一切的豐盛中強調了祂已選擇在耶穌基督裡完全地啟示自己。因此，看見耶穌、認識耶穌也就是看見並認識神（見</w:t>
       </w:r>
+      <w:hyperlink r:id="rId48">
+        <w:r>
+          <w:rPr>
+            <w:lang w:val="zh_TW" w:bidi="zh_TW"/>
+          </w:rPr>
+          <w:rPr>
+            <w:color w:val="0000EE"/>
+            <w:u w:val="single"/>
+          </w:rPr>
+          <w:t>約14:6–11</w:t>
+        </w:r>
+      </w:hyperlink>
+      <w:r>
+        <w:rPr>
+          <w:lang w:val="zh_TW" w:bidi="zh_TW"/>
+        </w:rPr>
+        <w:t>）。假教師似乎主張基督徒需要尋求其它靈體（靈性的存在）來了解更多關於神的事（見</w:t>
+      </w:r>
+      <w:hyperlink r:id="rId49">
+        <w:r>
+          <w:rPr>
+            <w:lang w:val="zh_TW" w:bidi="zh_TW"/>
+          </w:rPr>
+          <w:rPr>
+            <w:color w:val="0000EE"/>
+            <w:u w:val="single"/>
+          </w:rPr>
+          <w:t>西1:16</w:t>
+        </w:r>
+      </w:hyperlink>
+      <w:r>
+        <w:rPr>
+          <w:lang w:val="zh_TW" w:bidi="zh_TW"/>
+        </w:rPr>
+        <w:t>、</w:t>
+      </w:r>
       <w:hyperlink r:id="rId50">
         <w:r>
           <w:rPr>
@@ -1897,14 +1890,14 @@
             <w:color w:val="0000EE"/>
             <w:u w:val="single"/>
           </w:rPr>
-          <w:t>約14:6–11</w:t>
-        </w:r>
-      </w:hyperlink>
-      <w:r>
-        <w:rPr>
-          <w:lang w:val="zh_TW" w:bidi="zh_TW"/>
-        </w:rPr>
-        <w:t>）。假教師似乎主張基督徒需要尋求其它靈體（靈性的存在）來了解更多關於神的事（見</w:t>
+          <w:t>20</w:t>
+        </w:r>
+      </w:hyperlink>
+      <w:r>
+        <w:rPr>
+          <w:lang w:val="zh_TW" w:bidi="zh_TW"/>
+        </w:rPr>
+        <w:t>）。然而，基督已足以讓我們認識神的一切（參</w:t>
       </w:r>
       <w:hyperlink r:id="rId51">
         <w:r>
@@ -1915,14 +1908,110 @@
             <w:color w:val="0000EE"/>
             <w:u w:val="single"/>
           </w:rPr>
-          <w:t>西1:16</w:t>
-        </w:r>
-      </w:hyperlink>
-      <w:r>
-        <w:rPr>
-          <w:lang w:val="zh_TW" w:bidi="zh_TW"/>
-        </w:rPr>
-        <w:t>、</w:t>
+          <w:t>2:8–9</w:t>
+        </w:r>
+      </w:hyperlink>
+      <w:r>
+        <w:rPr>
+          <w:lang w:val="zh_TW" w:bidi="zh_TW"/>
+        </w:rPr>
+        <w:t>）。</w:t>
+      </w:r>
+      <w:r>
+        <w:rPr>
+          <w:lang w:val="zh_TW" w:bidi="zh_TW"/>
+        </w:rPr>
+      </w:r>
+      <w:r>
+        <w:rPr>
+          <w:lang w:val="zh_TW" w:bidi="zh_TW"/>
+        </w:rPr>
+      </w:r>
+    </w:p>
+    <w:p>
+      <w:pPr/>
+      <w:r>
+        <w:rPr>
+          <w:lang w:val="zh_TW" w:bidi="zh_TW"/>
+        </w:rPr>
+      </w:r>
+    </w:p>
+    <w:p>
+      <w:pPr>
+        <w:pStyle w:val="Heading2"/>
+      </w:pPr>
+      <w:r>
+        <w:rPr>
+          <w:lang w:val="zh_TW" w:bidi="zh_TW"/>
+        </w:rPr>
+        <w:t>歌羅西書 1:20</w:t>
+      </w:r>
+      <w:r>
+        <w:rPr>
+          <w:lang w:val="zh_TW" w:bidi="zh_TW"/>
+        </w:rPr>
+      </w:r>
+    </w:p>
+    <w:p>
+      <w:pPr/>
+      <w:r>
+        <w:rPr>
+          <w:lang w:val="zh_TW" w:bidi="zh_TW"/>
+        </w:rPr>
+      </w:r>
+      <w:r>
+        <w:rPr>
+          <w:lang w:val="zh_TW" w:bidi="zh_TW"/>
+        </w:rPr>
+        <w:t>藉著基督，神使萬有與自己和好，重新建立了祂對一切創造之物的統治，包括屬靈和屬世的領域。</w:t>
+      </w:r>
+      <w:r>
+        <w:rPr>
+          <w:lang w:val="zh_TW" w:bidi="zh_TW"/>
+        </w:rPr>
+      </w:r>
+      <w:r>
+        <w:rPr>
+          <w:lang w:val="zh_TW" w:bidi="zh_TW"/>
+        </w:rPr>
+      </w:r>
+    </w:p>
+    <w:p>
+      <w:pPr/>
+      <w:r>
+        <w:rPr>
+          <w:lang w:val="zh_TW" w:bidi="zh_TW"/>
+        </w:rPr>
+      </w:r>
+    </w:p>
+    <w:p>
+      <w:pPr>
+        <w:pStyle w:val="Heading2"/>
+      </w:pPr>
+      <w:r>
+        <w:rPr>
+          <w:lang w:val="zh_TW" w:bidi="zh_TW"/>
+        </w:rPr>
+        <w:t>歌羅西書 1:21</w:t>
+      </w:r>
+      <w:r>
+        <w:rPr>
+          <w:lang w:val="zh_TW" w:bidi="zh_TW"/>
+        </w:rPr>
+      </w:r>
+    </w:p>
+    <w:p>
+      <w:pPr/>
+      <w:r>
+        <w:rPr>
+          <w:lang w:val="zh_TW" w:bidi="zh_TW"/>
+        </w:rPr>
+      </w:r>
+      <w:r>
+        <w:rPr>
+          <w:lang w:val="zh_TW" w:bidi="zh_TW"/>
+        </w:rPr>
+        <w:t>從前與神隔絕這個片語指的可能是他們作為外邦人的狀態（見</w:t>
       </w:r>
       <w:hyperlink r:id="rId52">
         <w:r>
@@ -1933,14 +2022,62 @@
             <w:color w:val="0000EE"/>
             <w:u w:val="single"/>
           </w:rPr>
-          <w:t>20</w:t>
-        </w:r>
-      </w:hyperlink>
-      <w:r>
-        <w:rPr>
-          <w:lang w:val="zh_TW" w:bidi="zh_TW"/>
-        </w:rPr>
-        <w:t>）。然而，基督已足以讓我們認識神的一切（參</w:t>
+          <w:t>弗2:12</w:t>
+        </w:r>
+      </w:hyperlink>
+      <w:r>
+        <w:rPr>
+          <w:lang w:val="zh_TW" w:bidi="zh_TW"/>
+        </w:rPr>
+        <w:t>）。</w:t>
+      </w:r>
+      <w:r>
+        <w:rPr>
+          <w:lang w:val="zh_TW" w:bidi="zh_TW"/>
+        </w:rPr>
+      </w:r>
+      <w:r>
+        <w:rPr>
+          <w:lang w:val="zh_TW" w:bidi="zh_TW"/>
+        </w:rPr>
+      </w:r>
+    </w:p>
+    <w:p>
+      <w:pPr/>
+      <w:r>
+        <w:rPr>
+          <w:lang w:val="zh_TW" w:bidi="zh_TW"/>
+        </w:rPr>
+      </w:r>
+    </w:p>
+    <w:p>
+      <w:pPr>
+        <w:pStyle w:val="Heading2"/>
+      </w:pPr>
+      <w:r>
+        <w:rPr>
+          <w:lang w:val="zh_TW" w:bidi="zh_TW"/>
+        </w:rPr>
+        <w:t>歌羅西書 1:21–23</w:t>
+      </w:r>
+      <w:r>
+        <w:rPr>
+          <w:lang w:val="zh_TW" w:bidi="zh_TW"/>
+        </w:rPr>
+      </w:r>
+    </w:p>
+    <w:p>
+      <w:pPr/>
+      <w:r>
+        <w:rPr>
+          <w:lang w:val="zh_TW" w:bidi="zh_TW"/>
+        </w:rPr>
+      </w:r>
+      <w:r>
+        <w:rPr>
+          <w:lang w:val="zh_TW" w:bidi="zh_TW"/>
+        </w:rPr>
+        <w:t>保羅將</w:t>
       </w:r>
       <w:hyperlink r:id="rId53">
         <w:r>
@@ -1951,7 +2088,146 @@
             <w:color w:val="0000EE"/>
             <w:u w:val="single"/>
           </w:rPr>
-          <w:t>2:8–9</w:t>
+          <w:t>一章15至20節</w:t>
+        </w:r>
+      </w:hyperlink>
+      <w:r>
+        <w:rPr>
+          <w:lang w:val="zh_TW" w:bidi="zh_TW"/>
+        </w:rPr>
+        <w:t>的真理應用於歌羅西的基督徒。作為已經與神和好的子民，他們享有新的屬靈身份，並需要堅定持守所領受的真理。</w:t>
+      </w:r>
+      <w:r>
+        <w:rPr>
+          <w:lang w:val="zh_TW" w:bidi="zh_TW"/>
+        </w:rPr>
+      </w:r>
+      <w:r>
+        <w:rPr>
+          <w:lang w:val="zh_TW" w:bidi="zh_TW"/>
+        </w:rPr>
+      </w:r>
+    </w:p>
+    <w:p>
+      <w:pPr/>
+      <w:r>
+        <w:rPr>
+          <w:lang w:val="zh_TW" w:bidi="zh_TW"/>
+        </w:rPr>
+      </w:r>
+    </w:p>
+    <w:p>
+      <w:pPr>
+        <w:pStyle w:val="Heading2"/>
+      </w:pPr>
+      <w:r>
+        <w:rPr>
+          <w:lang w:val="zh_TW" w:bidi="zh_TW"/>
+        </w:rPr>
+        <w:t>歌羅西書 1:22</w:t>
+      </w:r>
+      <w:r>
+        <w:rPr>
+          <w:lang w:val="zh_TW" w:bidi="zh_TW"/>
+        </w:rPr>
+      </w:r>
+    </w:p>
+    <w:p>
+      <w:pPr/>
+      <w:r>
+        <w:rPr>
+          <w:lang w:val="zh_TW" w:bidi="zh_TW"/>
+        </w:rPr>
+      </w:r>
+      <w:r>
+        <w:rPr>
+          <w:lang w:val="zh_TW" w:bidi="zh_TW"/>
+        </w:rPr>
+        <w:t>歌羅西信徒就和所有信徒一樣，在神的眼中是聖潔且無可指責的，這並不是因為他們自身的完美，而是因為他們藉著基督的死與神和好。</w:t>
+      </w:r>
+      <w:r>
+        <w:rPr>
+          <w:lang w:val="zh_TW" w:bidi="zh_TW"/>
+        </w:rPr>
+      </w:r>
+      <w:r>
+        <w:rPr>
+          <w:lang w:val="zh_TW" w:bidi="zh_TW"/>
+        </w:rPr>
+      </w:r>
+    </w:p>
+    <w:p>
+      <w:pPr/>
+      <w:r>
+        <w:rPr>
+          <w:lang w:val="zh_TW" w:bidi="zh_TW"/>
+        </w:rPr>
+      </w:r>
+    </w:p>
+    <w:p>
+      <w:pPr>
+        <w:pStyle w:val="Heading2"/>
+      </w:pPr>
+      <w:r>
+        <w:rPr>
+          <w:lang w:val="zh_TW" w:bidi="zh_TW"/>
+        </w:rPr>
+        <w:t>歌羅西書 1:23</w:t>
+      </w:r>
+      <w:r>
+        <w:rPr>
+          <w:lang w:val="zh_TW" w:bidi="zh_TW"/>
+        </w:rPr>
+      </w:r>
+    </w:p>
+    <w:p>
+      <w:pPr/>
+      <w:r>
+        <w:rPr>
+          <w:lang w:val="zh_TW" w:bidi="zh_TW"/>
+        </w:rPr>
+      </w:r>
+      <w:r>
+        <w:rPr>
+          <w:lang w:val="zh_TW" w:bidi="zh_TW"/>
+        </w:rPr>
+        <w:t>傳與普天下萬人（字面意思是</w:t>
+      </w:r>
+      <w:r>
+        <w:rPr>
+          <w:i/>
+          <w:lang w:val="zh_TW" w:bidi="zh_TW"/>
+        </w:rPr>
+        <w:t>向天下萬物傳講</w:t>
+      </w:r>
+      <w:r>
+        <w:rPr>
+          <w:lang w:val="zh_TW" w:bidi="zh_TW"/>
+        </w:rPr>
+        <w:t>）：保羅使用誇張法</w:t>
+      </w:r>
+      <w:r>
+        <w:rPr>
+          <w:lang w:val="zh_TW" w:bidi="zh_TW"/>
+        </w:rPr>
+        <w:t>（為了強調而誇大）的重點，是要</w:t>
+      </w:r>
+      <w:r>
+        <w:rPr>
+          <w:lang w:val="zh_TW" w:bidi="zh_TW"/>
+        </w:rPr>
+        <w:t>表明傳揚福音的中心已經在羅馬世界的重要城市中被建立起來（另見</w:t>
+      </w:r>
+      <w:hyperlink r:id="rId54">
+        <w:r>
+          <w:rPr>
+            <w:lang w:val="zh_TW" w:bidi="zh_TW"/>
+          </w:rPr>
+          <w:rPr>
+            <w:color w:val="0000EE"/>
+            <w:u w:val="single"/>
+          </w:rPr>
+          <w:t>1:6</w:t>
         </w:r>
       </w:hyperlink>
       <w:r>
@@ -1987,26 +2263,80 @@
         <w:rPr>
           <w:lang w:val="zh_TW" w:bidi="zh_TW"/>
         </w:rPr>
-        <w:t>歌羅西書 1:20</w:t>
-      </w:r>
-      <w:r>
-        <w:rPr>
-          <w:lang w:val="zh_TW" w:bidi="zh_TW"/>
-        </w:rPr>
-      </w:r>
-    </w:p>
-    <w:p>
-      <w:pPr/>
-      <w:r>
-        <w:rPr>
-          <w:lang w:val="zh_TW" w:bidi="zh_TW"/>
-        </w:rPr>
-      </w:r>
-      <w:r>
-        <w:rPr>
-          <w:lang w:val="zh_TW" w:bidi="zh_TW"/>
-        </w:rPr>
-        <w:t>藉著基督，神使萬有與自己和好，重新建立了祂對一切創造之物的統治，包括屬靈和屬世的領域。</w:t>
+        <w:t>歌羅西書 1:24</w:t>
+      </w:r>
+      <w:r>
+        <w:rPr>
+          <w:lang w:val="zh_TW" w:bidi="zh_TW"/>
+        </w:rPr>
+      </w:r>
+    </w:p>
+    <w:p>
+      <w:pPr/>
+      <w:r>
+        <w:rPr>
+          <w:lang w:val="zh_TW" w:bidi="zh_TW"/>
+        </w:rPr>
+      </w:r>
+      <w:r>
+        <w:rPr>
+          <w:lang w:val="zh_TW" w:bidi="zh_TW"/>
+        </w:rPr>
+        <w:t>我參與在基督的苦難中（和合本譯為：在我肉身上補滿基督患難的缺欠）：雖然基督救贖的苦難是獨特的且已全然成就，但基督仍然透過祂的子民在一個對救贖信息充滿敵意的世界中繼續受苦。基督和祂的教會將會繼續受苦，直到神在這個世上的旨意成全（另見</w:t>
+      </w:r>
+      <w:hyperlink r:id="rId55">
+        <w:r>
+          <w:rPr>
+            <w:lang w:val="zh_TW" w:bidi="zh_TW"/>
+          </w:rPr>
+          <w:rPr>
+            <w:color w:val="0000EE"/>
+            <w:u w:val="single"/>
+          </w:rPr>
+          <w:t>可13:19–23</w:t>
+        </w:r>
+      </w:hyperlink>
+      <w:r>
+        <w:rPr>
+          <w:lang w:val="zh_TW" w:bidi="zh_TW"/>
+        </w:rPr>
+        <w:t>；</w:t>
+      </w:r>
+      <w:hyperlink r:id="rId56">
+        <w:r>
+          <w:rPr>
+            <w:lang w:val="zh_TW" w:bidi="zh_TW"/>
+          </w:rPr>
+          <w:rPr>
+            <w:color w:val="0000EE"/>
+            <w:u w:val="single"/>
+          </w:rPr>
+          <w:t>羅8:17–18</w:t>
+        </w:r>
+      </w:hyperlink>
+      <w:r>
+        <w:rPr>
+          <w:lang w:val="zh_TW" w:bidi="zh_TW"/>
+        </w:rPr>
+        <w:t>；</w:t>
+      </w:r>
+      <w:hyperlink r:id="rId57">
+        <w:r>
+          <w:rPr>
+            <w:lang w:val="zh_TW" w:bidi="zh_TW"/>
+          </w:rPr>
+          <w:rPr>
+            <w:color w:val="0000EE"/>
+            <w:u w:val="single"/>
+          </w:rPr>
+          <w:t>帖前3:3</w:t>
+        </w:r>
+      </w:hyperlink>
+      <w:r>
+        <w:rPr>
+          <w:lang w:val="zh_TW" w:bidi="zh_TW"/>
+        </w:rPr>
+        <w:t>）。</w:t>
       </w:r>
       <w:r>
         <w:rPr>
@@ -2035,401 +2365,28 @@
         <w:rPr>
           <w:lang w:val="zh_TW" w:bidi="zh_TW"/>
         </w:rPr>
-        <w:t>歌羅西書 1:21</w:t>
-      </w:r>
-      <w:r>
-        <w:rPr>
-          <w:lang w:val="zh_TW" w:bidi="zh_TW"/>
-        </w:rPr>
-      </w:r>
-    </w:p>
-    <w:p>
-      <w:pPr/>
-      <w:r>
-        <w:rPr>
-          <w:lang w:val="zh_TW" w:bidi="zh_TW"/>
-        </w:rPr>
-      </w:r>
-      <w:r>
-        <w:rPr>
-          <w:lang w:val="zh_TW" w:bidi="zh_TW"/>
-        </w:rPr>
-        <w:t>從前與神隔絕這個片語指的可能是他們作為外邦人的狀態（見</w:t>
-      </w:r>
-      <w:hyperlink r:id="rId54">
-        <w:r>
-          <w:rPr>
-            <w:lang w:val="zh_TW" w:bidi="zh_TW"/>
-          </w:rPr>
-          <w:rPr>
-            <w:color w:val="0000EE"/>
-            <w:u w:val="single"/>
-          </w:rPr>
-          <w:t>弗2:12</w:t>
-        </w:r>
-      </w:hyperlink>
-      <w:r>
-        <w:rPr>
-          <w:lang w:val="zh_TW" w:bidi="zh_TW"/>
-        </w:rPr>
-        <w:t>）。</w:t>
-      </w:r>
-      <w:r>
-        <w:rPr>
-          <w:lang w:val="zh_TW" w:bidi="zh_TW"/>
-        </w:rPr>
-      </w:r>
-      <w:r>
-        <w:rPr>
-          <w:lang w:val="zh_TW" w:bidi="zh_TW"/>
-        </w:rPr>
-      </w:r>
-    </w:p>
-    <w:p>
-      <w:pPr/>
-      <w:r>
-        <w:rPr>
-          <w:lang w:val="zh_TW" w:bidi="zh_TW"/>
-        </w:rPr>
-      </w:r>
-    </w:p>
-    <w:p>
-      <w:pPr>
-        <w:pStyle w:val="Heading2"/>
-      </w:pPr>
-      <w:r>
-        <w:rPr>
-          <w:lang w:val="zh_TW" w:bidi="zh_TW"/>
-        </w:rPr>
-        <w:t>歌羅西書 1:21–23</w:t>
-      </w:r>
-      <w:r>
-        <w:rPr>
-          <w:lang w:val="zh_TW" w:bidi="zh_TW"/>
-        </w:rPr>
-      </w:r>
-    </w:p>
-    <w:p>
-      <w:pPr/>
-      <w:r>
-        <w:rPr>
-          <w:lang w:val="zh_TW" w:bidi="zh_TW"/>
-        </w:rPr>
-      </w:r>
-      <w:r>
-        <w:rPr>
-          <w:lang w:val="zh_TW" w:bidi="zh_TW"/>
-        </w:rPr>
-        <w:t>保羅將</w:t>
-      </w:r>
-      <w:hyperlink r:id="rId55">
-        <w:r>
-          <w:rPr>
-            <w:lang w:val="zh_TW" w:bidi="zh_TW"/>
-          </w:rPr>
-          <w:rPr>
-            <w:color w:val="0000EE"/>
-            <w:u w:val="single"/>
-          </w:rPr>
-          <w:t>一章15至20節</w:t>
-        </w:r>
-      </w:hyperlink>
-      <w:r>
-        <w:rPr>
-          <w:lang w:val="zh_TW" w:bidi="zh_TW"/>
-        </w:rPr>
-        <w:t>的真理應用於歌羅西的基督徒。作為已經與神和好的子民，他們享有新的屬靈身份，並需要堅定持守所領受的真理。</w:t>
-      </w:r>
-      <w:r>
-        <w:rPr>
-          <w:lang w:val="zh_TW" w:bidi="zh_TW"/>
-        </w:rPr>
-      </w:r>
-      <w:r>
-        <w:rPr>
-          <w:lang w:val="zh_TW" w:bidi="zh_TW"/>
-        </w:rPr>
-      </w:r>
-    </w:p>
-    <w:p>
-      <w:pPr/>
-      <w:r>
-        <w:rPr>
-          <w:lang w:val="zh_TW" w:bidi="zh_TW"/>
-        </w:rPr>
-      </w:r>
-    </w:p>
-    <w:p>
-      <w:pPr>
-        <w:pStyle w:val="Heading2"/>
-      </w:pPr>
-      <w:r>
-        <w:rPr>
-          <w:lang w:val="zh_TW" w:bidi="zh_TW"/>
-        </w:rPr>
-        <w:t>歌羅西書 1:22</w:t>
-      </w:r>
-      <w:r>
-        <w:rPr>
-          <w:lang w:val="zh_TW" w:bidi="zh_TW"/>
-        </w:rPr>
-      </w:r>
-    </w:p>
-    <w:p>
-      <w:pPr/>
-      <w:r>
-        <w:rPr>
-          <w:lang w:val="zh_TW" w:bidi="zh_TW"/>
-        </w:rPr>
-      </w:r>
-      <w:r>
-        <w:rPr>
-          <w:lang w:val="zh_TW" w:bidi="zh_TW"/>
-        </w:rPr>
-        <w:t>歌羅西信徒就和所有信徒一樣，在神的眼中是聖潔且無可指責的，這並不是因為他們自身的完美，而是因為他們藉著基督的死與神和好。</w:t>
-      </w:r>
-      <w:r>
-        <w:rPr>
-          <w:lang w:val="zh_TW" w:bidi="zh_TW"/>
-        </w:rPr>
-      </w:r>
-      <w:r>
-        <w:rPr>
-          <w:lang w:val="zh_TW" w:bidi="zh_TW"/>
-        </w:rPr>
-      </w:r>
-    </w:p>
-    <w:p>
-      <w:pPr/>
-      <w:r>
-        <w:rPr>
-          <w:lang w:val="zh_TW" w:bidi="zh_TW"/>
-        </w:rPr>
-      </w:r>
-    </w:p>
-    <w:p>
-      <w:pPr>
-        <w:pStyle w:val="Heading2"/>
-      </w:pPr>
-      <w:r>
-        <w:rPr>
-          <w:lang w:val="zh_TW" w:bidi="zh_TW"/>
-        </w:rPr>
-        <w:t>歌羅西書 1:23</w:t>
-      </w:r>
-      <w:r>
-        <w:rPr>
-          <w:lang w:val="zh_TW" w:bidi="zh_TW"/>
-        </w:rPr>
-      </w:r>
-    </w:p>
-    <w:p>
-      <w:pPr/>
-      <w:r>
-        <w:rPr>
-          <w:lang w:val="zh_TW" w:bidi="zh_TW"/>
-        </w:rPr>
-      </w:r>
-      <w:r>
-        <w:rPr>
-          <w:lang w:val="zh_TW" w:bidi="zh_TW"/>
-        </w:rPr>
-        <w:t>傳與普天下萬人（字面意思是</w:t>
-      </w:r>
-      <w:r>
-        <w:rPr>
-          <w:i/>
-          <w:lang w:val="zh_TW" w:bidi="zh_TW"/>
-        </w:rPr>
-        <w:t>向天下萬物傳講</w:t>
-      </w:r>
-      <w:r>
-        <w:rPr>
-          <w:lang w:val="zh_TW" w:bidi="zh_TW"/>
-        </w:rPr>
-        <w:t>）：保羅使用誇張法</w:t>
-      </w:r>
-      <w:r>
-        <w:rPr>
-          <w:lang w:val="zh_TW" w:bidi="zh_TW"/>
-        </w:rPr>
-        <w:t>（為了強調而誇大）的重點，是要</w:t>
-      </w:r>
-      <w:r>
-        <w:rPr>
-          <w:lang w:val="zh_TW" w:bidi="zh_TW"/>
-        </w:rPr>
-        <w:t>表明傳揚福音的中心已經在羅馬世界的重要城市中被建立起來（另見</w:t>
-      </w:r>
-      <w:hyperlink r:id="rId56">
-        <w:r>
-          <w:rPr>
-            <w:lang w:val="zh_TW" w:bidi="zh_TW"/>
-          </w:rPr>
-          <w:rPr>
-            <w:color w:val="0000EE"/>
-            <w:u w:val="single"/>
-          </w:rPr>
-          <w:t>1:6</w:t>
-        </w:r>
-      </w:hyperlink>
-      <w:r>
-        <w:rPr>
-          <w:lang w:val="zh_TW" w:bidi="zh_TW"/>
-        </w:rPr>
-        <w:t>）。</w:t>
-      </w:r>
-      <w:r>
-        <w:rPr>
-          <w:lang w:val="zh_TW" w:bidi="zh_TW"/>
-        </w:rPr>
-      </w:r>
-      <w:r>
-        <w:rPr>
-          <w:lang w:val="zh_TW" w:bidi="zh_TW"/>
-        </w:rPr>
-      </w:r>
-    </w:p>
-    <w:p>
-      <w:pPr/>
-      <w:r>
-        <w:rPr>
-          <w:lang w:val="zh_TW" w:bidi="zh_TW"/>
-        </w:rPr>
-      </w:r>
-    </w:p>
-    <w:p>
-      <w:pPr>
-        <w:pStyle w:val="Heading2"/>
-      </w:pPr>
-      <w:r>
-        <w:rPr>
-          <w:lang w:val="zh_TW" w:bidi="zh_TW"/>
-        </w:rPr>
-        <w:t>歌羅西書 1:24</w:t>
-      </w:r>
-      <w:r>
-        <w:rPr>
-          <w:lang w:val="zh_TW" w:bidi="zh_TW"/>
-        </w:rPr>
-      </w:r>
-    </w:p>
-    <w:p>
-      <w:pPr/>
-      <w:r>
-        <w:rPr>
-          <w:lang w:val="zh_TW" w:bidi="zh_TW"/>
-        </w:rPr>
-      </w:r>
-      <w:r>
-        <w:rPr>
-          <w:lang w:val="zh_TW" w:bidi="zh_TW"/>
-        </w:rPr>
-        <w:t>我參與在基督的苦難中（和合本譯為：在我肉身上補滿基督患難的缺欠）：雖然基督救贖的苦難是獨特的且已全然成就，但基督仍然透過祂的子民在一個對救贖信息充滿敵意的世界中繼續受苦。基督和祂的教會將會繼續受苦，直到神在這個世上的旨意成全（另見</w:t>
-      </w:r>
-      <w:hyperlink r:id="rId57">
-        <w:r>
-          <w:rPr>
-            <w:lang w:val="zh_TW" w:bidi="zh_TW"/>
-          </w:rPr>
-          <w:rPr>
-            <w:color w:val="0000EE"/>
-            <w:u w:val="single"/>
-          </w:rPr>
-          <w:t>可13:19–23</w:t>
-        </w:r>
-      </w:hyperlink>
-      <w:r>
-        <w:rPr>
-          <w:lang w:val="zh_TW" w:bidi="zh_TW"/>
-        </w:rPr>
-        <w:t>；</w:t>
+        <w:t>歌羅西書 1:24–25</w:t>
+      </w:r>
+      <w:r>
+        <w:rPr>
+          <w:lang w:val="zh_TW" w:bidi="zh_TW"/>
+        </w:rPr>
+      </w:r>
+    </w:p>
+    <w:p>
+      <w:pPr/>
+      <w:r>
+        <w:rPr>
+          <w:lang w:val="zh_TW" w:bidi="zh_TW"/>
+        </w:rPr>
+      </w:r>
+      <w:r>
+        <w:rPr>
+          <w:lang w:val="zh_TW" w:bidi="zh_TW"/>
+        </w:rPr>
+        <w:t>保羅看待自己在好消息廣傳中的職分(</w:t>
       </w:r>
       <w:hyperlink r:id="rId58">
-        <w:r>
-          <w:rPr>
-            <w:lang w:val="zh_TW" w:bidi="zh_TW"/>
-          </w:rPr>
-          <w:rPr>
-            <w:color w:val="0000EE"/>
-            <w:u w:val="single"/>
-          </w:rPr>
-          <w:t>羅8:17–18</w:t>
-        </w:r>
-      </w:hyperlink>
-      <w:r>
-        <w:rPr>
-          <w:lang w:val="zh_TW" w:bidi="zh_TW"/>
-        </w:rPr>
-        <w:t>；</w:t>
-      </w:r>
-      <w:hyperlink r:id="rId59">
-        <w:r>
-          <w:rPr>
-            <w:lang w:val="zh_TW" w:bidi="zh_TW"/>
-          </w:rPr>
-          <w:rPr>
-            <w:color w:val="0000EE"/>
-            <w:u w:val="single"/>
-          </w:rPr>
-          <w:t>帖前3:3</w:t>
-        </w:r>
-      </w:hyperlink>
-      <w:r>
-        <w:rPr>
-          <w:lang w:val="zh_TW" w:bidi="zh_TW"/>
-        </w:rPr>
-        <w:t>）。</w:t>
-      </w:r>
-      <w:r>
-        <w:rPr>
-          <w:lang w:val="zh_TW" w:bidi="zh_TW"/>
-        </w:rPr>
-      </w:r>
-      <w:r>
-        <w:rPr>
-          <w:lang w:val="zh_TW" w:bidi="zh_TW"/>
-        </w:rPr>
-      </w:r>
-    </w:p>
-    <w:p>
-      <w:pPr/>
-      <w:r>
-        <w:rPr>
-          <w:lang w:val="zh_TW" w:bidi="zh_TW"/>
-        </w:rPr>
-      </w:r>
-    </w:p>
-    <w:p>
-      <w:pPr>
-        <w:pStyle w:val="Heading2"/>
-      </w:pPr>
-      <w:r>
-        <w:rPr>
-          <w:lang w:val="zh_TW" w:bidi="zh_TW"/>
-        </w:rPr>
-        <w:t>歌羅西書 1:24–25</w:t>
-      </w:r>
-      <w:r>
-        <w:rPr>
-          <w:lang w:val="zh_TW" w:bidi="zh_TW"/>
-        </w:rPr>
-      </w:r>
-    </w:p>
-    <w:p>
-      <w:pPr/>
-      <w:r>
-        <w:rPr>
-          <w:lang w:val="zh_TW" w:bidi="zh_TW"/>
-        </w:rPr>
-      </w:r>
-      <w:r>
-        <w:rPr>
-          <w:lang w:val="zh_TW" w:bidi="zh_TW"/>
-        </w:rPr>
-        <w:t>保羅看待自己在好消息廣傳中的職分(</w:t>
-      </w:r>
-      <w:hyperlink r:id="rId60">
         <w:r>
           <w:rPr>
             <w:lang w:val="zh_TW" w:bidi="zh_TW"/>
@@ -2609,7 +2566,7 @@
         </w:rPr>
         <w:t>神的奧祕：見</w:t>
       </w:r>
-      <w:hyperlink r:id="rId61">
+      <w:hyperlink r:id="rId59">
         <w:r>
           <w:rPr>
             <w:lang w:val="zh_TW" w:bidi="zh_TW"/>
@@ -2675,7 +2632,7 @@
         </w:rPr>
         <w:t>保羅基於</w:t>
       </w:r>
-      <w:hyperlink r:id="rId55">
+      <w:hyperlink r:id="rId53">
         <w:r>
           <w:rPr>
             <w:lang w:val="zh_TW" w:bidi="zh_TW"/>
@@ -2824,6 +2781,42 @@
         </w:rPr>
         <w:t>；這片語也在</w:t>
       </w:r>
+      <w:hyperlink r:id="rId60">
+        <w:r>
+          <w:rPr>
+            <w:lang w:val="zh_TW" w:bidi="zh_TW"/>
+          </w:rPr>
+          <w:rPr>
+            <w:color w:val="0000EE"/>
+            <w:u w:val="single"/>
+          </w:rPr>
+          <w:t>二章20節</w:t>
+        </w:r>
+      </w:hyperlink>
+      <w:r>
+        <w:rPr>
+          <w:lang w:val="zh_TW" w:bidi="zh_TW"/>
+        </w:rPr>
+        <w:t>中出現：這個片語指的可能是屬世的初級教導（見</w:t>
+      </w:r>
+      <w:hyperlink r:id="rId61">
+        <w:r>
+          <w:rPr>
+            <w:lang w:val="zh_TW" w:bidi="zh_TW"/>
+          </w:rPr>
+          <w:rPr>
+            <w:color w:val="0000EE"/>
+            <w:u w:val="single"/>
+          </w:rPr>
+          <w:t>來5:12</w:t>
+        </w:r>
+      </w:hyperlink>
+      <w:r>
+        <w:rPr>
+          <w:lang w:val="zh_TW" w:bidi="zh_TW"/>
+        </w:rPr>
+        <w:t>），或者是指那些被認為對事件發展有決定性影響的靈體（靈性的存在）（另見</w:t>
+      </w:r>
       <w:hyperlink r:id="rId62">
         <w:r>
           <w:rPr>
@@ -2833,70 +2826,34 @@
             <w:color w:val="0000EE"/>
             <w:u w:val="single"/>
           </w:rPr>
-          <w:t>二章20節</w:t>
-        </w:r>
-      </w:hyperlink>
-      <w:r>
-        <w:rPr>
-          <w:lang w:val="zh_TW" w:bidi="zh_TW"/>
-        </w:rPr>
-        <w:t>中出現：這個片語指的可能是屬世的初級教導（見</w:t>
+          <w:t>西2:15</w:t>
+        </w:r>
+      </w:hyperlink>
+      <w:r>
+        <w:rPr>
+          <w:lang w:val="zh_TW" w:bidi="zh_TW"/>
+        </w:rPr>
+        <w:t>、</w:t>
+      </w:r>
+      <w:hyperlink r:id="rId60">
+        <w:r>
+          <w:rPr>
+            <w:lang w:val="zh_TW" w:bidi="zh_TW"/>
+          </w:rPr>
+          <w:rPr>
+            <w:color w:val="0000EE"/>
+            <w:u w:val="single"/>
+          </w:rPr>
+          <w:t>20</w:t>
+        </w:r>
+      </w:hyperlink>
+      <w:r>
+        <w:rPr>
+          <w:lang w:val="zh_TW" w:bidi="zh_TW"/>
+        </w:rPr>
+        <w:t>；</w:t>
       </w:r>
       <w:hyperlink r:id="rId63">
-        <w:r>
-          <w:rPr>
-            <w:lang w:val="zh_TW" w:bidi="zh_TW"/>
-          </w:rPr>
-          <w:rPr>
-            <w:color w:val="0000EE"/>
-            <w:u w:val="single"/>
-          </w:rPr>
-          <w:t>來5:12</w:t>
-        </w:r>
-      </w:hyperlink>
-      <w:r>
-        <w:rPr>
-          <w:lang w:val="zh_TW" w:bidi="zh_TW"/>
-        </w:rPr>
-        <w:t>），或者是指那些被認為對事件發展有決定性影響的靈體（靈性的存在）（另見</w:t>
-      </w:r>
-      <w:hyperlink r:id="rId64">
-        <w:r>
-          <w:rPr>
-            <w:lang w:val="zh_TW" w:bidi="zh_TW"/>
-          </w:rPr>
-          <w:rPr>
-            <w:color w:val="0000EE"/>
-            <w:u w:val="single"/>
-          </w:rPr>
-          <w:t>西2:15</w:t>
-        </w:r>
-      </w:hyperlink>
-      <w:r>
-        <w:rPr>
-          <w:lang w:val="zh_TW" w:bidi="zh_TW"/>
-        </w:rPr>
-        <w:t>、</w:t>
-      </w:r>
-      <w:hyperlink r:id="rId62">
-        <w:r>
-          <w:rPr>
-            <w:lang w:val="zh_TW" w:bidi="zh_TW"/>
-          </w:rPr>
-          <w:rPr>
-            <w:color w:val="0000EE"/>
-            <w:u w:val="single"/>
-          </w:rPr>
-          <w:t>20</w:t>
-        </w:r>
-      </w:hyperlink>
-      <w:r>
-        <w:rPr>
-          <w:lang w:val="zh_TW" w:bidi="zh_TW"/>
-        </w:rPr>
-        <w:t>；</w:t>
-      </w:r>
-      <w:hyperlink r:id="rId65">
         <w:r>
           <w:rPr>
             <w:lang w:val="zh_TW" w:bidi="zh_TW"/>
@@ -3071,178 +3028,178 @@
         </w:rPr>
         <w:t>你們既受洗與他一同埋葬：如同另一個相似的平行段落中（</w:t>
       </w:r>
+      <w:hyperlink r:id="rId64">
+        <w:r>
+          <w:rPr>
+            <w:lang w:val="zh_TW" w:bidi="zh_TW"/>
+          </w:rPr>
+          <w:rPr>
+            <w:color w:val="0000EE"/>
+            <w:u w:val="single"/>
+          </w:rPr>
+          <w:t>羅6:3–6</w:t>
+        </w:r>
+      </w:hyperlink>
+      <w:r>
+        <w:rPr>
+          <w:lang w:val="zh_TW" w:bidi="zh_TW"/>
+        </w:rPr>
+        <w:t>），保羅假設信徒與基督之間有著強烈的認同感。在神的眼中，我們確實是</w:t>
+      </w:r>
+      <w:r>
+        <w:rPr>
+          <w:i/>
+          <w:lang w:val="zh_TW" w:bidi="zh_TW"/>
+        </w:rPr>
+        <w:t>與基督</w:t>
+      </w:r>
+      <w:r>
+        <w:rPr>
+          <w:lang w:val="zh_TW" w:bidi="zh_TW"/>
+        </w:rPr>
+        <w:t>一同埋葬和復活的，因此我們能經歷到基督為我們所做之事的益處。而因為洗禮在早期教會中與歸信有著密切的關係，所以保羅能將這種與基督的認同與洗禮聯繫起來。</w:t>
+      </w:r>
+      <w:r>
+        <w:rPr>
+          <w:lang w:val="zh_TW" w:bidi="zh_TW"/>
+        </w:rPr>
+      </w:r>
+      <w:r>
+        <w:rPr>
+          <w:lang w:val="zh_TW" w:bidi="zh_TW"/>
+        </w:rPr>
+      </w:r>
+    </w:p>
+    <w:p>
+      <w:pPr/>
+      <w:r>
+        <w:rPr>
+          <w:lang w:val="zh_TW" w:bidi="zh_TW"/>
+        </w:rPr>
+      </w:r>
+    </w:p>
+    <w:p>
+      <w:pPr>
+        <w:pStyle w:val="Heading2"/>
+      </w:pPr>
+      <w:r>
+        <w:rPr>
+          <w:lang w:val="zh_TW" w:bidi="zh_TW"/>
+        </w:rPr>
+        <w:t>歌羅西書 2:14</w:t>
+      </w:r>
+      <w:r>
+        <w:rPr>
+          <w:lang w:val="zh_TW" w:bidi="zh_TW"/>
+        </w:rPr>
+      </w:r>
+    </w:p>
+    <w:p>
+      <w:pPr/>
+      <w:r>
+        <w:rPr>
+          <w:lang w:val="zh_TW" w:bidi="zh_TW"/>
+        </w:rPr>
+      </w:r>
+      <w:r>
+        <w:rPr>
+          <w:lang w:val="zh_TW" w:bidi="zh_TW"/>
+        </w:rPr>
+        <w:t>在律例上所寫、攻擊我們、有礙於我們的字據：此希臘文片語暗示了我們都簽署了一張欠據。但因為我們無法償還所欠的債務，這欠據就能夠</w:t>
+      </w:r>
+      <w:r>
+        <w:rPr>
+          <w:i/>
+          <w:lang w:val="zh_TW" w:bidi="zh_TW"/>
+        </w:rPr>
+        <w:t>攻擊我們</w:t>
+      </w:r>
+      <w:r>
+        <w:rPr>
+          <w:lang w:val="zh_TW" w:bidi="zh_TW"/>
+        </w:rPr>
+        <w:t>。 神的律例要求了人無法做到的順服，但神已經藉由基督的工赦免了我們的債務 (</w:t>
+      </w:r>
+      <w:hyperlink r:id="rId65">
+        <w:r>
+          <w:rPr>
+            <w:lang w:val="zh_TW" w:bidi="zh_TW"/>
+          </w:rPr>
+          <w:rPr>
+            <w:color w:val="0000EE"/>
+            <w:u w:val="single"/>
+          </w:rPr>
+          <w:t>2:13</w:t>
+        </w:r>
+      </w:hyperlink>
+      <w:r>
+        <w:rPr>
+          <w:lang w:val="zh_TW" w:bidi="zh_TW"/>
+        </w:rPr>
+        <w:t>)。</w:t>
+      </w:r>
+      <w:r>
+        <w:rPr>
+          <w:lang w:val="zh_TW" w:bidi="zh_TW"/>
+        </w:rPr>
+      </w:r>
+      <w:r>
+        <w:rPr>
+          <w:lang w:val="zh_TW" w:bidi="zh_TW"/>
+        </w:rPr>
+      </w:r>
+    </w:p>
+    <w:p>
+      <w:pPr/>
+      <w:r>
+        <w:rPr>
+          <w:lang w:val="zh_TW" w:bidi="zh_TW"/>
+        </w:rPr>
+      </w:r>
+    </w:p>
+    <w:p>
+      <w:pPr>
+        <w:pStyle w:val="Heading2"/>
+      </w:pPr>
+      <w:r>
+        <w:rPr>
+          <w:lang w:val="zh_TW" w:bidi="zh_TW"/>
+        </w:rPr>
+        <w:t>歌羅西書 2:15</w:t>
+      </w:r>
+      <w:r>
+        <w:rPr>
+          <w:lang w:val="zh_TW" w:bidi="zh_TW"/>
+        </w:rPr>
+      </w:r>
+    </w:p>
+    <w:p>
+      <w:pPr/>
+      <w:r>
+        <w:rPr>
+          <w:lang w:val="zh_TW" w:bidi="zh_TW"/>
+        </w:rPr>
+      </w:r>
+      <w:r>
+        <w:rPr>
+          <w:lang w:val="zh_TW" w:bidi="zh_TW"/>
+        </w:rPr>
+        <w:t>他以勝利公開羞辱了他們（和合本譯為：明顯給眾人看，就仗着十字架誇勝）（字面上的意思是</w:t>
+      </w:r>
+      <w:r>
+        <w:rPr>
+          <w:i/>
+          <w:lang w:val="zh_TW" w:bidi="zh_TW"/>
+        </w:rPr>
+        <w:t>他在凱旋遊行中帶領〔他們〕</w:t>
+      </w:r>
+      <w:r>
+        <w:rPr>
+          <w:lang w:val="zh_TW" w:bidi="zh_TW"/>
+        </w:rPr>
+        <w:t>）：羅馬軍隊會以凱旋遊行來慶祝偉大的勝利。勝利的羅馬將軍會帶著他從戰役中受羞辱的戰俘進入被征服的城市。這個意像生動地描繪了神藉著基督的十字架勝過所有敵對的屬靈權勢的榮耀勝利（另見</w:t>
+      </w:r>
       <w:hyperlink r:id="rId66">
-        <w:r>
-          <w:rPr>
-            <w:lang w:val="zh_TW" w:bidi="zh_TW"/>
-          </w:rPr>
-          <w:rPr>
-            <w:color w:val="0000EE"/>
-            <w:u w:val="single"/>
-          </w:rPr>
-          <w:t>羅6:3–6</w:t>
-        </w:r>
-      </w:hyperlink>
-      <w:r>
-        <w:rPr>
-          <w:lang w:val="zh_TW" w:bidi="zh_TW"/>
-        </w:rPr>
-        <w:t>），保羅假設信徒與基督之間有著強烈的認同感。在神的眼中，我們確實是</w:t>
-      </w:r>
-      <w:r>
-        <w:rPr>
-          <w:i/>
-          <w:lang w:val="zh_TW" w:bidi="zh_TW"/>
-        </w:rPr>
-        <w:t>與基督</w:t>
-      </w:r>
-      <w:r>
-        <w:rPr>
-          <w:lang w:val="zh_TW" w:bidi="zh_TW"/>
-        </w:rPr>
-        <w:t>一同埋葬和復活的，因此我們能經歷到基督為我們所做之事的益處。而因為洗禮在早期教會中與歸信有著密切的關係，所以保羅能將這種與基督的認同與洗禮聯繫起來。</w:t>
-      </w:r>
-      <w:r>
-        <w:rPr>
-          <w:lang w:val="zh_TW" w:bidi="zh_TW"/>
-        </w:rPr>
-      </w:r>
-      <w:r>
-        <w:rPr>
-          <w:lang w:val="zh_TW" w:bidi="zh_TW"/>
-        </w:rPr>
-      </w:r>
-    </w:p>
-    <w:p>
-      <w:pPr/>
-      <w:r>
-        <w:rPr>
-          <w:lang w:val="zh_TW" w:bidi="zh_TW"/>
-        </w:rPr>
-      </w:r>
-    </w:p>
-    <w:p>
-      <w:pPr>
-        <w:pStyle w:val="Heading2"/>
-      </w:pPr>
-      <w:r>
-        <w:rPr>
-          <w:lang w:val="zh_TW" w:bidi="zh_TW"/>
-        </w:rPr>
-        <w:t>歌羅西書 2:14</w:t>
-      </w:r>
-      <w:r>
-        <w:rPr>
-          <w:lang w:val="zh_TW" w:bidi="zh_TW"/>
-        </w:rPr>
-      </w:r>
-    </w:p>
-    <w:p>
-      <w:pPr/>
-      <w:r>
-        <w:rPr>
-          <w:lang w:val="zh_TW" w:bidi="zh_TW"/>
-        </w:rPr>
-      </w:r>
-      <w:r>
-        <w:rPr>
-          <w:lang w:val="zh_TW" w:bidi="zh_TW"/>
-        </w:rPr>
-        <w:t>在律例上所寫、攻擊我們、有礙於我們的字據：此希臘文片語暗示了我們都簽署了一張欠據。但因為我們無法償還所欠的債務，這欠據就能夠</w:t>
-      </w:r>
-      <w:r>
-        <w:rPr>
-          <w:i/>
-          <w:lang w:val="zh_TW" w:bidi="zh_TW"/>
-        </w:rPr>
-        <w:t>攻擊我們</w:t>
-      </w:r>
-      <w:r>
-        <w:rPr>
-          <w:lang w:val="zh_TW" w:bidi="zh_TW"/>
-        </w:rPr>
-        <w:t>。 神的律例要求了人無法做到的順服，但神已經藉由基督的工赦免了我們的債務 (</w:t>
-      </w:r>
-      <w:hyperlink r:id="rId67">
-        <w:r>
-          <w:rPr>
-            <w:lang w:val="zh_TW" w:bidi="zh_TW"/>
-          </w:rPr>
-          <w:rPr>
-            <w:color w:val="0000EE"/>
-            <w:u w:val="single"/>
-          </w:rPr>
-          <w:t>2:13</w:t>
-        </w:r>
-      </w:hyperlink>
-      <w:r>
-        <w:rPr>
-          <w:lang w:val="zh_TW" w:bidi="zh_TW"/>
-        </w:rPr>
-        <w:t>)。</w:t>
-      </w:r>
-      <w:r>
-        <w:rPr>
-          <w:lang w:val="zh_TW" w:bidi="zh_TW"/>
-        </w:rPr>
-      </w:r>
-      <w:r>
-        <w:rPr>
-          <w:lang w:val="zh_TW" w:bidi="zh_TW"/>
-        </w:rPr>
-      </w:r>
-    </w:p>
-    <w:p>
-      <w:pPr/>
-      <w:r>
-        <w:rPr>
-          <w:lang w:val="zh_TW" w:bidi="zh_TW"/>
-        </w:rPr>
-      </w:r>
-    </w:p>
-    <w:p>
-      <w:pPr>
-        <w:pStyle w:val="Heading2"/>
-      </w:pPr>
-      <w:r>
-        <w:rPr>
-          <w:lang w:val="zh_TW" w:bidi="zh_TW"/>
-        </w:rPr>
-        <w:t>歌羅西書 2:15</w:t>
-      </w:r>
-      <w:r>
-        <w:rPr>
-          <w:lang w:val="zh_TW" w:bidi="zh_TW"/>
-        </w:rPr>
-      </w:r>
-    </w:p>
-    <w:p>
-      <w:pPr/>
-      <w:r>
-        <w:rPr>
-          <w:lang w:val="zh_TW" w:bidi="zh_TW"/>
-        </w:rPr>
-      </w:r>
-      <w:r>
-        <w:rPr>
-          <w:lang w:val="zh_TW" w:bidi="zh_TW"/>
-        </w:rPr>
-        <w:t>他以勝利公開羞辱了他們（和合本譯為：明顯給眾人看，就仗着十字架誇勝）（字面上的意思是</w:t>
-      </w:r>
-      <w:r>
-        <w:rPr>
-          <w:i/>
-          <w:lang w:val="zh_TW" w:bidi="zh_TW"/>
-        </w:rPr>
-        <w:t>他在凱旋遊行中帶領〔他們〕</w:t>
-      </w:r>
-      <w:r>
-        <w:rPr>
-          <w:lang w:val="zh_TW" w:bidi="zh_TW"/>
-        </w:rPr>
-        <w:t>）：羅馬軍隊會以凱旋遊行來慶祝偉大的勝利。勝利的羅馬將軍會帶著他從戰役中受羞辱的戰俘進入被征服的城市。這個意像生動地描繪了神藉著基督的十字架勝過所有敵對的屬靈權勢的榮耀勝利（另見</w:t>
-      </w:r>
-      <w:hyperlink r:id="rId68">
         <w:r>
           <w:rPr>
             <w:lang w:val="zh_TW" w:bidi="zh_TW"/>
@@ -3312,7 +3269,7 @@
         </w:rPr>
         <w:t>不拘在飲食上：在古代世界，許多宗教教導禁止吃喝特定的食物和飲品。舊約中並未禁止飲酒，但許多身處異教文化的虔誠猶太人選擇不喝酒（參</w:t>
       </w:r>
-      <w:hyperlink r:id="rId69">
+      <w:hyperlink r:id="rId67">
         <w:r>
           <w:rPr>
             <w:lang w:val="zh_TW" w:bidi="zh_TW"/>
@@ -3348,43 +3305,43 @@
         </w:rPr>
         <w:t>許多古代宗教團體——包括猶太人——都以各種儀式慶祝月朔（見</w:t>
       </w:r>
+      <w:hyperlink r:id="rId68">
+        <w:r>
+          <w:rPr>
+            <w:lang w:val="zh_TW" w:bidi="zh_TW"/>
+          </w:rPr>
+          <w:rPr>
+            <w:color w:val="0000EE"/>
+            <w:u w:val="single"/>
+          </w:rPr>
+          <w:t>民10:10</w:t>
+        </w:r>
+      </w:hyperlink>
+      <w:r>
+        <w:rPr>
+          <w:lang w:val="zh_TW" w:bidi="zh_TW"/>
+        </w:rPr>
+        <w:t>；</w:t>
+      </w:r>
+      <w:hyperlink r:id="rId69">
+        <w:r>
+          <w:rPr>
+            <w:lang w:val="zh_TW" w:bidi="zh_TW"/>
+          </w:rPr>
+          <w:rPr>
+            <w:color w:val="0000EE"/>
+            <w:u w:val="single"/>
+          </w:rPr>
+          <w:t>詩81:3</w:t>
+        </w:r>
+      </w:hyperlink>
+      <w:r>
+        <w:rPr>
+          <w:lang w:val="zh_TW" w:bidi="zh_TW"/>
+        </w:rPr>
+        <w:t>；</w:t>
+      </w:r>
       <w:hyperlink r:id="rId70">
-        <w:r>
-          <w:rPr>
-            <w:lang w:val="zh_TW" w:bidi="zh_TW"/>
-          </w:rPr>
-          <w:rPr>
-            <w:color w:val="0000EE"/>
-            <w:u w:val="single"/>
-          </w:rPr>
-          <w:t>民10:10</w:t>
-        </w:r>
-      </w:hyperlink>
-      <w:r>
-        <w:rPr>
-          <w:lang w:val="zh_TW" w:bidi="zh_TW"/>
-        </w:rPr>
-        <w:t>；</w:t>
-      </w:r>
-      <w:hyperlink r:id="rId71">
-        <w:r>
-          <w:rPr>
-            <w:lang w:val="zh_TW" w:bidi="zh_TW"/>
-          </w:rPr>
-          <w:rPr>
-            <w:color w:val="0000EE"/>
-            <w:u w:val="single"/>
-          </w:rPr>
-          <w:t>詩81:3</w:t>
-        </w:r>
-      </w:hyperlink>
-      <w:r>
-        <w:rPr>
-          <w:lang w:val="zh_TW" w:bidi="zh_TW"/>
-        </w:rPr>
-        <w:t>；</w:t>
-      </w:r>
-      <w:hyperlink r:id="rId72">
         <w:r>
           <w:rPr>
             <w:lang w:val="zh_TW" w:bidi="zh_TW"/>
@@ -3420,139 +3377,139 @@
         </w:rPr>
         <w:t>在摩西律法中所確立了猶太安息日，且猶太人將守安息日視為他們信仰的重要部分。基督徒如果願意，他們可以繼續守安息日，但保羅主張基督徒在這方面有其自由（見</w:t>
       </w:r>
+      <w:hyperlink r:id="rId71">
+        <w:r>
+          <w:rPr>
+            <w:lang w:val="zh_TW" w:bidi="zh_TW"/>
+          </w:rPr>
+          <w:rPr>
+            <w:color w:val="0000EE"/>
+            <w:u w:val="single"/>
+          </w:rPr>
+          <w:t>羅14:5</w:t>
+        </w:r>
+      </w:hyperlink>
+      <w:r>
+        <w:rPr>
+          <w:lang w:val="zh_TW" w:bidi="zh_TW"/>
+        </w:rPr>
+        <w:t>），並強調若有人堅持把守安息日作為基督徒敬虔生活的必要表現是不正確的。</w:t>
+      </w:r>
+      <w:r>
+        <w:rPr>
+          <w:lang w:val="zh_TW" w:bidi="zh_TW"/>
+        </w:rPr>
+      </w:r>
+      <w:r>
+        <w:rPr>
+          <w:lang w:val="zh_TW" w:bidi="zh_TW"/>
+        </w:rPr>
+      </w:r>
+    </w:p>
+    <w:p>
+      <w:pPr/>
+      <w:r>
+        <w:rPr>
+          <w:lang w:val="zh_TW" w:bidi="zh_TW"/>
+        </w:rPr>
+      </w:r>
+    </w:p>
+    <w:p>
+      <w:pPr>
+        <w:pStyle w:val="Heading2"/>
+      </w:pPr>
+      <w:r>
+        <w:rPr>
+          <w:lang w:val="zh_TW" w:bidi="zh_TW"/>
+        </w:rPr>
+        <w:t>歌羅西書 2:16–23</w:t>
+      </w:r>
+      <w:r>
+        <w:rPr>
+          <w:lang w:val="zh_TW" w:bidi="zh_TW"/>
+        </w:rPr>
+      </w:r>
+    </w:p>
+    <w:p>
+      <w:pPr/>
+      <w:r>
+        <w:rPr>
+          <w:lang w:val="zh_TW" w:bidi="zh_TW"/>
+        </w:rPr>
+      </w:r>
+      <w:r>
+        <w:rPr>
+          <w:lang w:val="zh_TW" w:bidi="zh_TW"/>
+        </w:rPr>
+        <w:t>保羅駁斥了那些假教師及其要求，並解釋了為何他們的主張是源自人的教導（見</w:t>
+      </w:r>
+      <w:hyperlink r:id="rId72">
+        <w:r>
+          <w:rPr>
+            <w:lang w:val="zh_TW" w:bidi="zh_TW"/>
+          </w:rPr>
+          <w:rPr>
+            <w:color w:val="0000EE"/>
+            <w:u w:val="single"/>
+          </w:rPr>
+          <w:t>2:8</w:t>
+        </w:r>
+      </w:hyperlink>
+      <w:r>
+        <w:rPr>
+          <w:lang w:val="zh_TW" w:bidi="zh_TW"/>
+        </w:rPr>
+        <w:t>）。他們所提倡的各種行為規條在基督裡並沒有根據。</w:t>
+      </w:r>
+      <w:r>
+        <w:rPr>
+          <w:lang w:val="zh_TW" w:bidi="zh_TW"/>
+        </w:rPr>
+      </w:r>
+      <w:r>
+        <w:rPr>
+          <w:lang w:val="zh_TW" w:bidi="zh_TW"/>
+        </w:rPr>
+      </w:r>
+    </w:p>
+    <w:p>
+      <w:pPr/>
+      <w:r>
+        <w:rPr>
+          <w:lang w:val="zh_TW" w:bidi="zh_TW"/>
+        </w:rPr>
+      </w:r>
+    </w:p>
+    <w:p>
+      <w:pPr>
+        <w:pStyle w:val="Heading2"/>
+      </w:pPr>
+      <w:r>
+        <w:rPr>
+          <w:lang w:val="zh_TW" w:bidi="zh_TW"/>
+        </w:rPr>
+        <w:t>歌羅西書 2:17</w:t>
+      </w:r>
+      <w:r>
+        <w:rPr>
+          <w:lang w:val="zh_TW" w:bidi="zh_TW"/>
+        </w:rPr>
+      </w:r>
+    </w:p>
+    <w:p>
+      <w:pPr/>
+      <w:r>
+        <w:rPr>
+          <w:lang w:val="zh_TW" w:bidi="zh_TW"/>
+        </w:rPr>
+      </w:r>
+      <w:r>
+        <w:rPr>
+          <w:lang w:val="zh_TW" w:bidi="zh_TW"/>
+        </w:rPr>
+        <w:t>在舊約聖經的儀式中早已預示了基督的實體，而保羅稱這些儀式為影兒（另見</w:t>
+      </w:r>
       <w:hyperlink r:id="rId73">
-        <w:r>
-          <w:rPr>
-            <w:lang w:val="zh_TW" w:bidi="zh_TW"/>
-          </w:rPr>
-          <w:rPr>
-            <w:color w:val="0000EE"/>
-            <w:u w:val="single"/>
-          </w:rPr>
-          <w:t>羅14:5</w:t>
-        </w:r>
-      </w:hyperlink>
-      <w:r>
-        <w:rPr>
-          <w:lang w:val="zh_TW" w:bidi="zh_TW"/>
-        </w:rPr>
-        <w:t>），並強調若有人堅持把守安息日作為基督徒敬虔生活的必要表現是不正確的。</w:t>
-      </w:r>
-      <w:r>
-        <w:rPr>
-          <w:lang w:val="zh_TW" w:bidi="zh_TW"/>
-        </w:rPr>
-      </w:r>
-      <w:r>
-        <w:rPr>
-          <w:lang w:val="zh_TW" w:bidi="zh_TW"/>
-        </w:rPr>
-      </w:r>
-    </w:p>
-    <w:p>
-      <w:pPr/>
-      <w:r>
-        <w:rPr>
-          <w:lang w:val="zh_TW" w:bidi="zh_TW"/>
-        </w:rPr>
-      </w:r>
-    </w:p>
-    <w:p>
-      <w:pPr>
-        <w:pStyle w:val="Heading2"/>
-      </w:pPr>
-      <w:r>
-        <w:rPr>
-          <w:lang w:val="zh_TW" w:bidi="zh_TW"/>
-        </w:rPr>
-        <w:t>歌羅西書 2:16–23</w:t>
-      </w:r>
-      <w:r>
-        <w:rPr>
-          <w:lang w:val="zh_TW" w:bidi="zh_TW"/>
-        </w:rPr>
-      </w:r>
-    </w:p>
-    <w:p>
-      <w:pPr/>
-      <w:r>
-        <w:rPr>
-          <w:lang w:val="zh_TW" w:bidi="zh_TW"/>
-        </w:rPr>
-      </w:r>
-      <w:r>
-        <w:rPr>
-          <w:lang w:val="zh_TW" w:bidi="zh_TW"/>
-        </w:rPr>
-        <w:t>保羅駁斥了那些假教師及其要求，並解釋了為何他們的主張是源自人的教導（見</w:t>
-      </w:r>
-      <w:hyperlink r:id="rId74">
-        <w:r>
-          <w:rPr>
-            <w:lang w:val="zh_TW" w:bidi="zh_TW"/>
-          </w:rPr>
-          <w:rPr>
-            <w:color w:val="0000EE"/>
-            <w:u w:val="single"/>
-          </w:rPr>
-          <w:t>2:8</w:t>
-        </w:r>
-      </w:hyperlink>
-      <w:r>
-        <w:rPr>
-          <w:lang w:val="zh_TW" w:bidi="zh_TW"/>
-        </w:rPr>
-        <w:t>）。他們所提倡的各種行為規條在基督裡並沒有根據。</w:t>
-      </w:r>
-      <w:r>
-        <w:rPr>
-          <w:lang w:val="zh_TW" w:bidi="zh_TW"/>
-        </w:rPr>
-      </w:r>
-      <w:r>
-        <w:rPr>
-          <w:lang w:val="zh_TW" w:bidi="zh_TW"/>
-        </w:rPr>
-      </w:r>
-    </w:p>
-    <w:p>
-      <w:pPr/>
-      <w:r>
-        <w:rPr>
-          <w:lang w:val="zh_TW" w:bidi="zh_TW"/>
-        </w:rPr>
-      </w:r>
-    </w:p>
-    <w:p>
-      <w:pPr>
-        <w:pStyle w:val="Heading2"/>
-      </w:pPr>
-      <w:r>
-        <w:rPr>
-          <w:lang w:val="zh_TW" w:bidi="zh_TW"/>
-        </w:rPr>
-        <w:t>歌羅西書 2:17</w:t>
-      </w:r>
-      <w:r>
-        <w:rPr>
-          <w:lang w:val="zh_TW" w:bidi="zh_TW"/>
-        </w:rPr>
-      </w:r>
-    </w:p>
-    <w:p>
-      <w:pPr/>
-      <w:r>
-        <w:rPr>
-          <w:lang w:val="zh_TW" w:bidi="zh_TW"/>
-        </w:rPr>
-      </w:r>
-      <w:r>
-        <w:rPr>
-          <w:lang w:val="zh_TW" w:bidi="zh_TW"/>
-        </w:rPr>
-        <w:t>在舊約聖經的儀式中早已預示了基督的實體，而保羅稱這些儀式為影兒（另見</w:t>
-      </w:r>
-      <w:hyperlink r:id="rId75">
         <w:r>
           <w:rPr>
             <w:lang w:val="zh_TW" w:bidi="zh_TW"/>
@@ -3700,7 +3657,7 @@
         </w:rPr>
         <w:t>你們若是與基督同死：基督在十字架上的死表明了祂戰勝了屬靈的權勢（</w:t>
       </w:r>
-      <w:hyperlink r:id="rId64">
+      <w:hyperlink r:id="rId62">
         <w:r>
           <w:rPr>
             <w:lang w:val="zh_TW" w:bidi="zh_TW"/>
@@ -3718,139 +3675,139 @@
         </w:rPr>
         <w:t>），所以我們這些參與在祂死亡的人同樣也從這個世界的邪惡屬靈權勢中得到了釋放（見</w:t>
       </w:r>
+      <w:hyperlink r:id="rId72">
+        <w:r>
+          <w:rPr>
+            <w:lang w:val="zh_TW" w:bidi="zh_TW"/>
+          </w:rPr>
+          <w:rPr>
+            <w:color w:val="0000EE"/>
+            <w:u w:val="single"/>
+          </w:rPr>
+          <w:t>2:8</w:t>
+        </w:r>
+      </w:hyperlink>
+      <w:r>
+        <w:rPr>
+          <w:lang w:val="zh_TW" w:bidi="zh_TW"/>
+        </w:rPr>
+        <w:t>）。</w:t>
+      </w:r>
+      <w:r>
+        <w:rPr>
+          <w:lang w:val="zh_TW" w:bidi="zh_TW"/>
+        </w:rPr>
+      </w:r>
+      <w:r>
+        <w:rPr>
+          <w:lang w:val="zh_TW" w:bidi="zh_TW"/>
+        </w:rPr>
+      </w:r>
+    </w:p>
+    <w:p>
+      <w:pPr/>
+      <w:r>
+        <w:rPr>
+          <w:lang w:val="zh_TW" w:bidi="zh_TW"/>
+        </w:rPr>
+      </w:r>
+    </w:p>
+    <w:p>
+      <w:pPr>
+        <w:pStyle w:val="Heading2"/>
+      </w:pPr>
+      <w:r>
+        <w:rPr>
+          <w:lang w:val="zh_TW" w:bidi="zh_TW"/>
+        </w:rPr>
+        <w:t>歌羅西書 2:23</w:t>
+      </w:r>
+      <w:r>
+        <w:rPr>
+          <w:lang w:val="zh_TW" w:bidi="zh_TW"/>
+        </w:rPr>
+      </w:r>
+    </w:p>
+    <w:p>
+      <w:pPr/>
+      <w:r>
+        <w:rPr>
+          <w:lang w:val="zh_TW" w:bidi="zh_TW"/>
+        </w:rPr>
+      </w:r>
+      <w:r>
+        <w:rPr>
+          <w:lang w:val="zh_TW" w:bidi="zh_TW"/>
+        </w:rPr>
+        <w:t>這些……毫無功效：這些規條不僅是根植於世界而非基督（</w:t>
+      </w:r>
+      <w:hyperlink r:id="rId37">
+        <w:r>
+          <w:rPr>
+            <w:lang w:val="zh_TW" w:bidi="zh_TW"/>
+          </w:rPr>
+          <w:rPr>
+            <w:color w:val="0000EE"/>
+            <w:u w:val="single"/>
+          </w:rPr>
+          <w:t>2:19</w:t>
+        </w:r>
+      </w:hyperlink>
+      <w:r>
+        <w:rPr>
+          <w:lang w:val="zh_TW" w:bidi="zh_TW"/>
+        </w:rPr>
+        <w:t>），並且在克制人的邪惡私慾上也是無效的。</w:t>
+      </w:r>
+      <w:r>
+        <w:rPr>
+          <w:lang w:val="zh_TW" w:bidi="zh_TW"/>
+        </w:rPr>
+      </w:r>
+      <w:r>
+        <w:rPr>
+          <w:lang w:val="zh_TW" w:bidi="zh_TW"/>
+        </w:rPr>
+      </w:r>
+    </w:p>
+    <w:p>
+      <w:pPr/>
+      <w:r>
+        <w:rPr>
+          <w:lang w:val="zh_TW" w:bidi="zh_TW"/>
+        </w:rPr>
+      </w:r>
+    </w:p>
+    <w:p>
+      <w:pPr>
+        <w:pStyle w:val="Heading2"/>
+      </w:pPr>
+      <w:r>
+        <w:rPr>
+          <w:lang w:val="zh_TW" w:bidi="zh_TW"/>
+        </w:rPr>
+        <w:t>歌羅西書 3:1</w:t>
+      </w:r>
+      <w:r>
+        <w:rPr>
+          <w:lang w:val="zh_TW" w:bidi="zh_TW"/>
+        </w:rPr>
+      </w:r>
+    </w:p>
+    <w:p>
+      <w:pPr/>
+      <w:r>
+        <w:rPr>
+          <w:lang w:val="zh_TW" w:bidi="zh_TW"/>
+        </w:rPr>
+      </w:r>
+      <w:r>
+        <w:rPr>
+          <w:lang w:val="zh_TW" w:bidi="zh_TW"/>
+        </w:rPr>
+        <w:t>就當求在上面的事：基督徒雖生活在地上，但因為他們與基督一同復活，他們真正的生命就應當以基督所掌權的屬靈國度為目標。相較之下，假教師的規條和教導則專注於屬世的事（</w:t>
+      </w:r>
       <w:hyperlink r:id="rId74">
-        <w:r>
-          <w:rPr>
-            <w:lang w:val="zh_TW" w:bidi="zh_TW"/>
-          </w:rPr>
-          <w:rPr>
-            <w:color w:val="0000EE"/>
-            <w:u w:val="single"/>
-          </w:rPr>
-          <w:t>2:8</w:t>
-        </w:r>
-      </w:hyperlink>
-      <w:r>
-        <w:rPr>
-          <w:lang w:val="zh_TW" w:bidi="zh_TW"/>
-        </w:rPr>
-        <w:t>）。</w:t>
-      </w:r>
-      <w:r>
-        <w:rPr>
-          <w:lang w:val="zh_TW" w:bidi="zh_TW"/>
-        </w:rPr>
-      </w:r>
-      <w:r>
-        <w:rPr>
-          <w:lang w:val="zh_TW" w:bidi="zh_TW"/>
-        </w:rPr>
-      </w:r>
-    </w:p>
-    <w:p>
-      <w:pPr/>
-      <w:r>
-        <w:rPr>
-          <w:lang w:val="zh_TW" w:bidi="zh_TW"/>
-        </w:rPr>
-      </w:r>
-    </w:p>
-    <w:p>
-      <w:pPr>
-        <w:pStyle w:val="Heading2"/>
-      </w:pPr>
-      <w:r>
-        <w:rPr>
-          <w:lang w:val="zh_TW" w:bidi="zh_TW"/>
-        </w:rPr>
-        <w:t>歌羅西書 2:23</w:t>
-      </w:r>
-      <w:r>
-        <w:rPr>
-          <w:lang w:val="zh_TW" w:bidi="zh_TW"/>
-        </w:rPr>
-      </w:r>
-    </w:p>
-    <w:p>
-      <w:pPr/>
-      <w:r>
-        <w:rPr>
-          <w:lang w:val="zh_TW" w:bidi="zh_TW"/>
-        </w:rPr>
-      </w:r>
-      <w:r>
-        <w:rPr>
-          <w:lang w:val="zh_TW" w:bidi="zh_TW"/>
-        </w:rPr>
-        <w:t>這些……毫無功效：這些規條不僅是根植於世界而非基督（</w:t>
-      </w:r>
-      <w:hyperlink r:id="rId39">
-        <w:r>
-          <w:rPr>
-            <w:lang w:val="zh_TW" w:bidi="zh_TW"/>
-          </w:rPr>
-          <w:rPr>
-            <w:color w:val="0000EE"/>
-            <w:u w:val="single"/>
-          </w:rPr>
-          <w:t>2:19</w:t>
-        </w:r>
-      </w:hyperlink>
-      <w:r>
-        <w:rPr>
-          <w:lang w:val="zh_TW" w:bidi="zh_TW"/>
-        </w:rPr>
-        <w:t>），並且在克制人的邪惡私慾上也是無效的。</w:t>
-      </w:r>
-      <w:r>
-        <w:rPr>
-          <w:lang w:val="zh_TW" w:bidi="zh_TW"/>
-        </w:rPr>
-      </w:r>
-      <w:r>
-        <w:rPr>
-          <w:lang w:val="zh_TW" w:bidi="zh_TW"/>
-        </w:rPr>
-      </w:r>
-    </w:p>
-    <w:p>
-      <w:pPr/>
-      <w:r>
-        <w:rPr>
-          <w:lang w:val="zh_TW" w:bidi="zh_TW"/>
-        </w:rPr>
-      </w:r>
-    </w:p>
-    <w:p>
-      <w:pPr>
-        <w:pStyle w:val="Heading2"/>
-      </w:pPr>
-      <w:r>
-        <w:rPr>
-          <w:lang w:val="zh_TW" w:bidi="zh_TW"/>
-        </w:rPr>
-        <w:t>歌羅西書 3:1</w:t>
-      </w:r>
-      <w:r>
-        <w:rPr>
-          <w:lang w:val="zh_TW" w:bidi="zh_TW"/>
-        </w:rPr>
-      </w:r>
-    </w:p>
-    <w:p>
-      <w:pPr/>
-      <w:r>
-        <w:rPr>
-          <w:lang w:val="zh_TW" w:bidi="zh_TW"/>
-        </w:rPr>
-      </w:r>
-      <w:r>
-        <w:rPr>
-          <w:lang w:val="zh_TW" w:bidi="zh_TW"/>
-        </w:rPr>
-        <w:t>就當求在上面的事：基督徒雖生活在地上，但因為他們與基督一同復活，他們真正的生命就應當以基督所掌權的屬靈國度為目標。相較之下，假教師的規條和教導則專注於屬世的事（</w:t>
-      </w:r>
-      <w:hyperlink r:id="rId76">
         <w:r>
           <w:rPr>
             <w:lang w:val="zh_TW" w:bidi="zh_TW"/>
@@ -3968,7 +3925,7 @@
         </w:rPr>
         <w:t>因為你們已經死了：見</w:t>
       </w:r>
-      <w:hyperlink r:id="rId62">
+      <w:hyperlink r:id="rId60">
         <w:r>
           <w:rPr>
             <w:lang w:val="zh_TW" w:bidi="zh_TW"/>
@@ -4004,7 +3961,7 @@
         </w:rPr>
         <w:t>現在隱藏的事物有一天將被揭示（參</w:t>
       </w:r>
-      <w:hyperlink r:id="rId61">
+      <w:hyperlink r:id="rId59">
         <w:r>
           <w:rPr>
             <w:lang w:val="zh_TW" w:bidi="zh_TW"/>
@@ -4074,7 +4031,7 @@
         </w:rPr>
         <w:t>所以，要治死：我們對這生命的死（</w:t>
       </w:r>
-      <w:hyperlink r:id="rId77">
+      <w:hyperlink r:id="rId75">
         <w:r>
           <w:rPr>
             <w:lang w:val="zh_TW" w:bidi="zh_TW"/>
@@ -4171,6 +4128,103 @@
         </w:rPr>
         <w:t xml:space="preserve"> 在希臘文本中，這些字詞跟</w:t>
       </w:r>
+      <w:hyperlink r:id="rId76">
+        <w:r>
+          <w:rPr>
+            <w:lang w:val="zh_TW" w:bidi="zh_TW"/>
+          </w:rPr>
+          <w:rPr>
+            <w:color w:val="0000EE"/>
+            <w:u w:val="single"/>
+          </w:rPr>
+          <w:t>以弗所書五章6節</w:t>
+        </w:r>
+      </w:hyperlink>
+      <w:r>
+        <w:rPr>
+          <w:lang w:val="zh_TW" w:bidi="zh_TW"/>
+        </w:rPr>
+        <w:t>完全相同，因此有可能是早期的抄寫員有意或無意地在此添加了這些字詞。</w:t>
+      </w:r>
+      <w:r>
+        <w:rPr>
+          <w:lang w:val="zh_TW" w:bidi="zh_TW"/>
+        </w:rPr>
+      </w:r>
+      <w:r>
+        <w:rPr>
+          <w:lang w:val="zh_TW" w:bidi="zh_TW"/>
+        </w:rPr>
+      </w:r>
+    </w:p>
+    <w:p>
+      <w:pPr/>
+      <w:r>
+        <w:rPr>
+          <w:lang w:val="zh_TW" w:bidi="zh_TW"/>
+        </w:rPr>
+      </w:r>
+    </w:p>
+    <w:p>
+      <w:pPr>
+        <w:pStyle w:val="Heading2"/>
+      </w:pPr>
+      <w:r>
+        <w:rPr>
+          <w:lang w:val="zh_TW" w:bidi="zh_TW"/>
+        </w:rPr>
+        <w:t>歌羅西書 3:8</w:t>
+      </w:r>
+      <w:r>
+        <w:rPr>
+          <w:lang w:val="zh_TW" w:bidi="zh_TW"/>
+        </w:rPr>
+      </w:r>
+    </w:p>
+    <w:p>
+      <w:pPr/>
+      <w:r>
+        <w:rPr>
+          <w:lang w:val="zh_TW" w:bidi="zh_TW"/>
+        </w:rPr>
+      </w:r>
+      <w:r>
+        <w:rPr>
+          <w:lang w:val="zh_TW" w:bidi="zh_TW"/>
+        </w:rPr>
+        <w:t>棄絕（字面上的意思是</w:t>
+      </w:r>
+      <w:r>
+        <w:rPr>
+          <w:i/>
+          <w:lang w:val="zh_TW" w:bidi="zh_TW"/>
+        </w:rPr>
+        <w:t>脫掉</w:t>
+      </w:r>
+      <w:r>
+        <w:rPr>
+          <w:lang w:val="zh_TW" w:bidi="zh_TW"/>
+        </w:rPr>
+        <w:t>）：脫掉衣服是一個隱喻，代表棄絕生活中那些妨礙我們與主同行的行為（見</w:t>
+      </w:r>
+      <w:hyperlink r:id="rId77">
+        <w:r>
+          <w:rPr>
+            <w:lang w:val="zh_TW" w:bidi="zh_TW"/>
+          </w:rPr>
+          <w:rPr>
+            <w:color w:val="0000EE"/>
+            <w:u w:val="single"/>
+          </w:rPr>
+          <w:t>羅13:12</w:t>
+        </w:r>
+      </w:hyperlink>
+      <w:r>
+        <w:rPr>
+          <w:lang w:val="zh_TW" w:bidi="zh_TW"/>
+        </w:rPr>
+        <w:t>；</w:t>
+      </w:r>
       <w:hyperlink r:id="rId78">
         <w:r>
           <w:rPr>
@@ -4180,14 +4234,86 @@
             <w:color w:val="0000EE"/>
             <w:u w:val="single"/>
           </w:rPr>
-          <w:t>以弗所書五章6節</w:t>
-        </w:r>
-      </w:hyperlink>
-      <w:r>
-        <w:rPr>
-          <w:lang w:val="zh_TW" w:bidi="zh_TW"/>
-        </w:rPr>
-        <w:t>完全相同，因此有可能是早期的抄寫員有意或無意地在此添加了這些字詞。</w:t>
+          <w:t>弗4:22</w:t>
+        </w:r>
+      </w:hyperlink>
+      <w:r>
+        <w:rPr>
+          <w:lang w:val="zh_TW" w:bidi="zh_TW"/>
+        </w:rPr>
+        <w:t>、</w:t>
+      </w:r>
+      <w:hyperlink r:id="rId79">
+        <w:r>
+          <w:rPr>
+            <w:lang w:val="zh_TW" w:bidi="zh_TW"/>
+          </w:rPr>
+          <w:rPr>
+            <w:color w:val="0000EE"/>
+            <w:u w:val="single"/>
+          </w:rPr>
+          <w:t>25</w:t>
+        </w:r>
+      </w:hyperlink>
+      <w:r>
+        <w:rPr>
+          <w:lang w:val="zh_TW" w:bidi="zh_TW"/>
+        </w:rPr>
+        <w:t>；</w:t>
+      </w:r>
+      <w:hyperlink r:id="rId80">
+        <w:r>
+          <w:rPr>
+            <w:lang w:val="zh_TW" w:bidi="zh_TW"/>
+          </w:rPr>
+          <w:rPr>
+            <w:color w:val="0000EE"/>
+            <w:u w:val="single"/>
+          </w:rPr>
+          <w:t>來12:1</w:t>
+        </w:r>
+      </w:hyperlink>
+      <w:r>
+        <w:rPr>
+          <w:lang w:val="zh_TW" w:bidi="zh_TW"/>
+        </w:rPr>
+        <w:t>；</w:t>
+      </w:r>
+      <w:hyperlink r:id="rId81">
+        <w:r>
+          <w:rPr>
+            <w:lang w:val="zh_TW" w:bidi="zh_TW"/>
+          </w:rPr>
+          <w:rPr>
+            <w:color w:val="0000EE"/>
+            <w:u w:val="single"/>
+          </w:rPr>
+          <w:t>雅1:21</w:t>
+        </w:r>
+      </w:hyperlink>
+      <w:r>
+        <w:rPr>
+          <w:lang w:val="zh_TW" w:bidi="zh_TW"/>
+        </w:rPr>
+        <w:t>；</w:t>
+      </w:r>
+      <w:hyperlink r:id="rId82">
+        <w:r>
+          <w:rPr>
+            <w:lang w:val="zh_TW" w:bidi="zh_TW"/>
+          </w:rPr>
+          <w:rPr>
+            <w:color w:val="0000EE"/>
+            <w:u w:val="single"/>
+          </w:rPr>
+          <w:t>彼前2:1</w:t>
+        </w:r>
+      </w:hyperlink>
+      <w:r>
+        <w:rPr>
+          <w:lang w:val="zh_TW" w:bidi="zh_TW"/>
+        </w:rPr>
+        <w:t>）。</w:t>
       </w:r>
       <w:r>
         <w:rPr>
@@ -4216,50 +4342,62 @@
         <w:rPr>
           <w:lang w:val="zh_TW" w:bidi="zh_TW"/>
         </w:rPr>
-        <w:t>歌羅西書 3:8</w:t>
-      </w:r>
-      <w:r>
-        <w:rPr>
-          <w:lang w:val="zh_TW" w:bidi="zh_TW"/>
-        </w:rPr>
-      </w:r>
-    </w:p>
-    <w:p>
-      <w:pPr/>
-      <w:r>
-        <w:rPr>
-          <w:lang w:val="zh_TW" w:bidi="zh_TW"/>
-        </w:rPr>
-      </w:r>
-      <w:r>
-        <w:rPr>
-          <w:lang w:val="zh_TW" w:bidi="zh_TW"/>
-        </w:rPr>
-        <w:t>棄絕（字面上的意思是</w:t>
+        <w:t>歌羅西書 3:9–10</w:t>
+      </w:r>
+      <w:r>
+        <w:rPr>
+          <w:lang w:val="zh_TW" w:bidi="zh_TW"/>
+        </w:rPr>
+      </w:r>
+    </w:p>
+    <w:p>
+      <w:pPr/>
+      <w:r>
+        <w:rPr>
+          <w:lang w:val="zh_TW" w:bidi="zh_TW"/>
+        </w:rPr>
       </w:r>
       <w:r>
         <w:rPr>
           <w:i/>
           <w:lang w:val="zh_TW" w:bidi="zh_TW"/>
         </w:rPr>
-        <w:t>脫掉</w:t>
-      </w:r>
-      <w:r>
-        <w:rPr>
-          <w:lang w:val="zh_TW" w:bidi="zh_TW"/>
-        </w:rPr>
-        <w:t>）：脫掉衣服是一個隱喻，代表棄絕生活中那些妨礙我們與主同行的行為（見</w:t>
-      </w:r>
-      <w:hyperlink r:id="rId79">
-        <w:r>
-          <w:rPr>
-            <w:lang w:val="zh_TW" w:bidi="zh_TW"/>
-          </w:rPr>
-          <w:rPr>
-            <w:color w:val="0000EE"/>
-            <w:u w:val="single"/>
-          </w:rPr>
-          <w:t>羅13:12</w:t>
+        <w:t>舊人……新人</w:t>
+      </w:r>
+      <w:r>
+        <w:rPr>
+          <w:lang w:val="zh_TW" w:bidi="zh_TW"/>
+        </w:rPr>
+        <w:t>：保羅是在對比舊的和新的身份（另見</w:t>
+      </w:r>
+      <w:hyperlink r:id="rId83">
+        <w:r>
+          <w:rPr>
+            <w:lang w:val="zh_TW" w:bidi="zh_TW"/>
+          </w:rPr>
+          <w:rPr>
+            <w:color w:val="0000EE"/>
+            <w:u w:val="single"/>
+          </w:rPr>
+          <w:t>羅5:12–21</w:t>
+        </w:r>
+      </w:hyperlink>
+      <w:r>
+        <w:rPr>
+          <w:lang w:val="zh_TW" w:bidi="zh_TW"/>
+        </w:rPr>
+        <w:t>，</w:t>
+      </w:r>
+      <w:hyperlink r:id="rId84">
+        <w:r>
+          <w:rPr>
+            <w:lang w:val="zh_TW" w:bidi="zh_TW"/>
+          </w:rPr>
+          <w:rPr>
+            <w:color w:val="0000EE"/>
+            <w:u w:val="single"/>
+          </w:rPr>
+          <w:t>6:6</w:t>
         </w:r>
       </w:hyperlink>
       <w:r>
@@ -4268,34 +4406,248 @@
         </w:rPr>
         <w:t>；</w:t>
       </w:r>
-      <w:hyperlink r:id="rId80">
-        <w:r>
-          <w:rPr>
-            <w:lang w:val="zh_TW" w:bidi="zh_TW"/>
-          </w:rPr>
-          <w:rPr>
-            <w:color w:val="0000EE"/>
-            <w:u w:val="single"/>
-          </w:rPr>
-          <w:t>弗4:22</w:t>
-        </w:r>
-      </w:hyperlink>
-      <w:r>
-        <w:rPr>
-          <w:lang w:val="zh_TW" w:bidi="zh_TW"/>
-        </w:rPr>
-        <w:t>、</w:t>
-      </w:r>
-      <w:hyperlink r:id="rId81">
-        <w:r>
-          <w:rPr>
-            <w:lang w:val="zh_TW" w:bidi="zh_TW"/>
-          </w:rPr>
-          <w:rPr>
-            <w:color w:val="0000EE"/>
-            <w:u w:val="single"/>
-          </w:rPr>
-          <w:t>25</w:t>
+      <w:hyperlink r:id="rId85">
+        <w:r>
+          <w:rPr>
+            <w:lang w:val="zh_TW" w:bidi="zh_TW"/>
+          </w:rPr>
+          <w:rPr>
+            <w:color w:val="0000EE"/>
+            <w:u w:val="single"/>
+          </w:rPr>
+          <w:t>弗4:22–24</w:t>
+        </w:r>
+      </w:hyperlink>
+      <w:r>
+        <w:rPr>
+          <w:lang w:val="zh_TW" w:bidi="zh_TW"/>
+        </w:rPr>
+        <w:t>）。信徒停止他們過去的生活方式，並開始在基督裡活出新生命，讓祂成為主來引領他們的生活。</w:t>
+      </w:r>
+      <w:r>
+        <w:rPr>
+          <w:lang w:val="zh_TW" w:bidi="zh_TW"/>
+        </w:rPr>
+      </w:r>
+      <w:r>
+        <w:rPr>
+          <w:lang w:val="zh_TW" w:bidi="zh_TW"/>
+        </w:rPr>
+      </w:r>
+    </w:p>
+    <w:p>
+      <w:pPr/>
+      <w:r>
+        <w:rPr>
+          <w:lang w:val="zh_TW" w:bidi="zh_TW"/>
+        </w:rPr>
+      </w:r>
+    </w:p>
+    <w:p>
+      <w:pPr>
+        <w:pStyle w:val="Heading2"/>
+      </w:pPr>
+      <w:r>
+        <w:rPr>
+          <w:lang w:val="zh_TW" w:bidi="zh_TW"/>
+        </w:rPr>
+        <w:t>歌羅西書 3:11</w:t>
+      </w:r>
+      <w:r>
+        <w:rPr>
+          <w:lang w:val="zh_TW" w:bidi="zh_TW"/>
+        </w:rPr>
+      </w:r>
+    </w:p>
+    <w:p>
+      <w:pPr/>
+      <w:r>
+        <w:rPr>
+          <w:lang w:val="zh_TW" w:bidi="zh_TW"/>
+        </w:rPr>
+      </w:r>
+      <w:r>
+        <w:rPr>
+          <w:lang w:val="zh_TW" w:bidi="zh_TW"/>
+        </w:rPr>
+        <w:t>野蠻的，未開化的（和合本譯為：化外人、西古提人）：字面意思是</w:t>
+      </w:r>
+      <w:r>
+        <w:rPr>
+          <w:i/>
+          <w:lang w:val="zh_TW" w:bidi="zh_TW"/>
+        </w:rPr>
+        <w:t>野蠻人，西古提人。</w:t>
+      </w:r>
+      <w:r>
+        <w:rPr>
+          <w:lang w:val="zh_TW" w:bidi="zh_TW"/>
+        </w:rPr>
+        <w:t>希臘人嘲笑其它文化的人無法流利地說希臘語，聲稱他們只能發出「吧吧（bar bar）」的聲音（因此有了</w:t>
+      </w:r>
+      <w:r>
+        <w:rPr>
+          <w:i/>
+          <w:lang w:val="zh_TW" w:bidi="zh_TW"/>
+        </w:rPr>
+        <w:t>野蠻人〔barbarian〕</w:t>
+      </w:r>
+      <w:r>
+        <w:rPr>
+          <w:lang w:val="zh_TW" w:bidi="zh_TW"/>
+        </w:rPr>
+        <w:t>這個詞）。西古提人是定居在黑海北岸的部落，被廣泛視為兇猛和粗俗的（見約瑟夫，</w:t>
+      </w:r>
+      <w:r>
+        <w:rPr>
+          <w:i/>
+          <w:lang w:val="zh_TW" w:bidi="zh_TW"/>
+        </w:rPr>
+        <w:t>反駁阿皮安〔</w:t>
+      </w:r>
+      <w:r>
+        <w:rPr>
+          <w:lang w:val="zh_TW" w:bidi="zh_TW"/>
+        </w:rPr>
+        <w:t xml:space="preserve"> Josephus, </w:t>
+      </w:r>
+      <w:r>
+        <w:rPr>
+          <w:i/>
+          <w:lang w:val="zh_TW" w:bidi="zh_TW"/>
+        </w:rPr>
+        <w:t>Against Apion〕</w:t>
+      </w:r>
+      <w:r>
+        <w:rPr>
+          <w:lang w:val="zh_TW" w:bidi="zh_TW"/>
+        </w:rPr>
+        <w:t>2.38）。所有這些區別，在我們藉著基督與神建立的關係中都不重要。</w:t>
+      </w:r>
+      <w:r>
+        <w:rPr>
+          <w:lang w:val="zh_TW" w:bidi="zh_TW"/>
+        </w:rPr>
+      </w:r>
+      <w:r>
+        <w:rPr>
+          <w:lang w:val="zh_TW" w:bidi="zh_TW"/>
+        </w:rPr>
+      </w:r>
+    </w:p>
+    <w:p>
+      <w:pPr/>
+      <w:r>
+        <w:rPr>
+          <w:lang w:val="zh_TW" w:bidi="zh_TW"/>
+        </w:rPr>
+      </w:r>
+    </w:p>
+    <w:p>
+      <w:pPr>
+        <w:pStyle w:val="Heading2"/>
+      </w:pPr>
+      <w:r>
+        <w:rPr>
+          <w:lang w:val="zh_TW" w:bidi="zh_TW"/>
+        </w:rPr>
+        <w:t>歌羅西書 3:12–17</w:t>
+      </w:r>
+      <w:r>
+        <w:rPr>
+          <w:lang w:val="zh_TW" w:bidi="zh_TW"/>
+        </w:rPr>
+      </w:r>
+    </w:p>
+    <w:p>
+      <w:pPr/>
+      <w:r>
+        <w:rPr>
+          <w:lang w:val="zh_TW" w:bidi="zh_TW"/>
+        </w:rPr>
+      </w:r>
+      <w:r>
+        <w:rPr>
+          <w:lang w:val="zh_TW" w:bidi="zh_TW"/>
+        </w:rPr>
+        <w:t>保羅描述了那些與基督一同復活之人的新生命的本質 （</w:t>
+      </w:r>
+      <w:hyperlink r:id="rId86">
+        <w:r>
+          <w:rPr>
+            <w:lang w:val="zh_TW" w:bidi="zh_TW"/>
+          </w:rPr>
+          <w:rPr>
+            <w:color w:val="0000EE"/>
+            <w:u w:val="single"/>
+          </w:rPr>
+          <w:t>3:1</w:t>
+        </w:r>
+      </w:hyperlink>
+      <w:r>
+        <w:rPr>
+          <w:lang w:val="zh_TW" w:bidi="zh_TW"/>
+        </w:rPr>
+        <w:t>）。他們的美德和行為都有助於基督徒群體的和睦與力量。</w:t>
+      </w:r>
+      <w:r>
+        <w:rPr>
+          <w:lang w:val="zh_TW" w:bidi="zh_TW"/>
+        </w:rPr>
+      </w:r>
+      <w:r>
+        <w:rPr>
+          <w:lang w:val="zh_TW" w:bidi="zh_TW"/>
+        </w:rPr>
+      </w:r>
+    </w:p>
+    <w:p>
+      <w:pPr/>
+      <w:r>
+        <w:rPr>
+          <w:lang w:val="zh_TW" w:bidi="zh_TW"/>
+        </w:rPr>
+      </w:r>
+    </w:p>
+    <w:p>
+      <w:pPr>
+        <w:pStyle w:val="Heading2"/>
+      </w:pPr>
+      <w:r>
+        <w:rPr>
+          <w:lang w:val="zh_TW" w:bidi="zh_TW"/>
+        </w:rPr>
+        <w:t>歌羅西書 3:15</w:t>
+      </w:r>
+      <w:r>
+        <w:rPr>
+          <w:lang w:val="zh_TW" w:bidi="zh_TW"/>
+        </w:rPr>
+      </w:r>
+    </w:p>
+    <w:p>
+      <w:pPr/>
+      <w:r>
+        <w:rPr>
+          <w:lang w:val="zh_TW" w:bidi="zh_TW"/>
+        </w:rPr>
+      </w:r>
+      <w:r>
+        <w:rPr>
+          <w:lang w:val="zh_TW" w:bidi="zh_TW"/>
+        </w:rPr>
+        <w:t>正如基督是一位，所以只能有一個基督的身體（見</w:t>
+      </w:r>
+      <w:hyperlink r:id="rId87">
+        <w:r>
+          <w:rPr>
+            <w:lang w:val="zh_TW" w:bidi="zh_TW"/>
+          </w:rPr>
+          <w:rPr>
+            <w:color w:val="0000EE"/>
+            <w:u w:val="single"/>
+          </w:rPr>
+          <w:t>1:18</w:t>
         </w:r>
       </w:hyperlink>
       <w:r>
@@ -4304,16 +4656,82 @@
         </w:rPr>
         <w:t>；</w:t>
       </w:r>
-      <w:hyperlink r:id="rId82">
-        <w:r>
-          <w:rPr>
-            <w:lang w:val="zh_TW" w:bidi="zh_TW"/>
-          </w:rPr>
-          <w:rPr>
-            <w:color w:val="0000EE"/>
-            <w:u w:val="single"/>
-          </w:rPr>
-          <w:t>來12:1</w:t>
+      <w:hyperlink r:id="rId88">
+        <w:r>
+          <w:rPr>
+            <w:lang w:val="zh_TW" w:bidi="zh_TW"/>
+          </w:rPr>
+          <w:rPr>
+            <w:color w:val="0000EE"/>
+            <w:u w:val="single"/>
+          </w:rPr>
+          <w:t>弗4:4–6</w:t>
+        </w:r>
+      </w:hyperlink>
+      <w:r>
+        <w:rPr>
+          <w:lang w:val="zh_TW" w:bidi="zh_TW"/>
+        </w:rPr>
+        <w:t>）。對主耶穌的忠誠必須超越彼此的差異，並帶來和平（和諧的關係）。</w:t>
+      </w:r>
+      <w:r>
+        <w:rPr>
+          <w:lang w:val="zh_TW" w:bidi="zh_TW"/>
+        </w:rPr>
+      </w:r>
+      <w:r>
+        <w:rPr>
+          <w:lang w:val="zh_TW" w:bidi="zh_TW"/>
+        </w:rPr>
+      </w:r>
+    </w:p>
+    <w:p>
+      <w:pPr/>
+      <w:r>
+        <w:rPr>
+          <w:lang w:val="zh_TW" w:bidi="zh_TW"/>
+        </w:rPr>
+      </w:r>
+    </w:p>
+    <w:p>
+      <w:pPr>
+        <w:pStyle w:val="Heading2"/>
+      </w:pPr>
+      <w:r>
+        <w:rPr>
+          <w:lang w:val="zh_TW" w:bidi="zh_TW"/>
+        </w:rPr>
+        <w:t>歌羅西書 3:16</w:t>
+      </w:r>
+      <w:r>
+        <w:rPr>
+          <w:lang w:val="zh_TW" w:bidi="zh_TW"/>
+        </w:rPr>
+      </w:r>
+    </w:p>
+    <w:p>
+      <w:pPr/>
+      <w:r>
+        <w:rPr>
+          <w:lang w:val="zh_TW" w:bidi="zh_TW"/>
+        </w:rPr>
+      </w:r>
+      <w:r>
+        <w:rPr>
+          <w:lang w:val="zh_TW" w:bidi="zh_TW"/>
+        </w:rPr>
+        <w:t>詩章、頌詞與靈歌是用來讚美和敬拜的歌曲（見</w:t>
+      </w:r>
+      <w:hyperlink r:id="rId89">
+        <w:r>
+          <w:rPr>
+            <w:lang w:val="zh_TW" w:bidi="zh_TW"/>
+          </w:rPr>
+          <w:rPr>
+            <w:color w:val="0000EE"/>
+            <w:u w:val="single"/>
+          </w:rPr>
+          <w:t>林前14:26</w:t>
         </w:r>
       </w:hyperlink>
       <w:r>
@@ -4322,16 +4740,348 @@
         </w:rPr>
         <w:t>；</w:t>
       </w:r>
-      <w:hyperlink r:id="rId83">
-        <w:r>
-          <w:rPr>
-            <w:lang w:val="zh_TW" w:bidi="zh_TW"/>
-          </w:rPr>
-          <w:rPr>
-            <w:color w:val="0000EE"/>
-            <w:u w:val="single"/>
-          </w:rPr>
-          <w:t>雅1:21</w:t>
+      <w:hyperlink r:id="rId90">
+        <w:r>
+          <w:rPr>
+            <w:lang w:val="zh_TW" w:bidi="zh_TW"/>
+          </w:rPr>
+          <w:rPr>
+            <w:color w:val="0000EE"/>
+            <w:u w:val="single"/>
+          </w:rPr>
+          <w:t>弗5:19</w:t>
+        </w:r>
+      </w:hyperlink>
+      <w:r>
+        <w:rPr>
+          <w:lang w:val="zh_TW" w:bidi="zh_TW"/>
+        </w:rPr>
+        <w:t>）。這些歌曲的原型是詩篇。</w:t>
+      </w:r>
+      <w:r>
+        <w:rPr>
+          <w:lang w:val="zh_TW" w:bidi="zh_TW"/>
+        </w:rPr>
+      </w:r>
+      <w:r>
+        <w:rPr>
+          <w:lang w:val="zh_TW" w:bidi="zh_TW"/>
+        </w:rPr>
+      </w:r>
+    </w:p>
+    <w:p>
+      <w:pPr/>
+      <w:r>
+        <w:rPr>
+          <w:lang w:val="zh_TW" w:bidi="zh_TW"/>
+        </w:rPr>
+      </w:r>
+    </w:p>
+    <w:p>
+      <w:pPr>
+        <w:pStyle w:val="Heading2"/>
+      </w:pPr>
+      <w:r>
+        <w:rPr>
+          <w:lang w:val="zh_TW" w:bidi="zh_TW"/>
+        </w:rPr>
+        <w:t>歌羅西書 3:17</w:t>
+      </w:r>
+      <w:r>
+        <w:rPr>
+          <w:lang w:val="zh_TW" w:bidi="zh_TW"/>
+        </w:rPr>
+      </w:r>
+    </w:p>
+    <w:p>
+      <w:pPr/>
+      <w:r>
+        <w:rPr>
+          <w:lang w:val="zh_TW" w:bidi="zh_TW"/>
+        </w:rPr>
+      </w:r>
+      <w:r>
+        <w:rPr>
+          <w:lang w:val="zh_TW" w:bidi="zh_TW"/>
+        </w:rPr>
+        <w:t>作為主耶穌的代表（和合本譯為：奉主耶穌的名）：在聖經中，一個人的名字就代表著那個人。因此，</w:t>
+      </w:r>
+      <w:r>
+        <w:rPr>
+          <w:i/>
+          <w:lang w:val="zh_TW" w:bidi="zh_TW"/>
+        </w:rPr>
+        <w:t>奉主耶穌的名</w:t>
+      </w:r>
+      <w:r>
+        <w:rPr>
+          <w:lang w:val="zh_TW" w:bidi="zh_TW"/>
+        </w:rPr>
+        <w:t>做某事，就是以符合祂的身份並順服在祂的權柄下來行事。</w:t>
+      </w:r>
+      <w:r>
+        <w:rPr>
+          <w:lang w:val="zh_TW" w:bidi="zh_TW"/>
+        </w:rPr>
+      </w:r>
+      <w:r>
+        <w:rPr>
+          <w:lang w:val="zh_TW" w:bidi="zh_TW"/>
+        </w:rPr>
+      </w:r>
+    </w:p>
+    <w:p>
+      <w:pPr/>
+      <w:r>
+        <w:rPr>
+          <w:lang w:val="zh_TW" w:bidi="zh_TW"/>
+        </w:rPr>
+      </w:r>
+    </w:p>
+    <w:p>
+      <w:pPr>
+        <w:pStyle w:val="Heading2"/>
+      </w:pPr>
+      <w:r>
+        <w:rPr>
+          <w:lang w:val="zh_TW" w:bidi="zh_TW"/>
+        </w:rPr>
+        <w:t>歌羅西書 3:18</w:t>
+      </w:r>
+      <w:r>
+        <w:rPr>
+          <w:lang w:val="zh_TW" w:bidi="zh_TW"/>
+        </w:rPr>
+      </w:r>
+    </w:p>
+    <w:p>
+      <w:pPr/>
+      <w:r>
+        <w:rPr>
+          <w:lang w:val="zh_TW" w:bidi="zh_TW"/>
+        </w:rPr>
+      </w:r>
+      <w:r>
+        <w:rPr>
+          <w:lang w:val="zh_TW" w:bidi="zh_TW"/>
+        </w:rPr>
+        <w:t>順服是承認自己在社會秩序中位於他人之下。這樣的順服永遠意味著神是居首位的，且祂的旨意是首要的（參</w:t>
+      </w:r>
+      <w:hyperlink r:id="rId91">
+        <w:r>
+          <w:rPr>
+            <w:lang w:val="zh_TW" w:bidi="zh_TW"/>
+          </w:rPr>
+          <w:rPr>
+            <w:color w:val="0000EE"/>
+            <w:u w:val="single"/>
+          </w:rPr>
+          <w:t>徒4:19–20</w:t>
+        </w:r>
+      </w:hyperlink>
+      <w:r>
+        <w:rPr>
+          <w:lang w:val="zh_TW" w:bidi="zh_TW"/>
+        </w:rPr>
+        <w:t>，</w:t>
+      </w:r>
+      <w:hyperlink r:id="rId92">
+        <w:r>
+          <w:rPr>
+            <w:lang w:val="zh_TW" w:bidi="zh_TW"/>
+          </w:rPr>
+          <w:rPr>
+            <w:color w:val="0000EE"/>
+            <w:u w:val="single"/>
+          </w:rPr>
+          <w:t>5:29</w:t>
+        </w:r>
+      </w:hyperlink>
+      <w:r>
+        <w:rPr>
+          <w:lang w:val="zh_TW" w:bidi="zh_TW"/>
+        </w:rPr>
+        <w:t>）。</w:t>
+      </w:r>
+      <w:r>
+        <w:rPr>
+          <w:lang w:val="zh_TW" w:bidi="zh_TW"/>
+        </w:rPr>
+      </w:r>
+      <w:r>
+        <w:rPr>
+          <w:lang w:val="zh_TW" w:bidi="zh_TW"/>
+        </w:rPr>
+      </w:r>
+    </w:p>
+    <w:p>
+      <w:pPr/>
+      <w:r>
+        <w:rPr>
+          <w:lang w:val="zh_TW" w:bidi="zh_TW"/>
+        </w:rPr>
+      </w:r>
+    </w:p>
+    <w:p>
+      <w:pPr>
+        <w:pStyle w:val="Heading2"/>
+      </w:pPr>
+      <w:r>
+        <w:rPr>
+          <w:lang w:val="zh_TW" w:bidi="zh_TW"/>
+        </w:rPr>
+        <w:t>歌羅西書 3:18–4:1</w:t>
+      </w:r>
+      <w:r>
+        <w:rPr>
+          <w:lang w:val="zh_TW" w:bidi="zh_TW"/>
+        </w:rPr>
+      </w:r>
+    </w:p>
+    <w:p>
+      <w:pPr/>
+      <w:r>
+        <w:rPr>
+          <w:lang w:val="zh_TW" w:bidi="zh_TW"/>
+        </w:rPr>
+      </w:r>
+      <w:r>
+        <w:rPr>
+          <w:lang w:val="zh_TW" w:bidi="zh_TW"/>
+        </w:rPr>
+        <w:t>這一系列的勸勉被稱為</w:t>
+      </w:r>
+      <w:r>
+        <w:rPr>
+          <w:i/>
+          <w:lang w:val="zh_TW" w:bidi="zh_TW"/>
+        </w:rPr>
+        <w:t>家庭規範（household code）。</w:t>
+      </w:r>
+      <w:r>
+        <w:rPr>
+          <w:lang w:val="zh_TW" w:bidi="zh_TW"/>
+        </w:rPr>
+        <w:t xml:space="preserve"> 保羅給予了妻子(</w:t>
+      </w:r>
+      <w:hyperlink r:id="rId93">
+        <w:r>
+          <w:rPr>
+            <w:lang w:val="zh_TW" w:bidi="zh_TW"/>
+          </w:rPr>
+          <w:rPr>
+            <w:color w:val="0000EE"/>
+            <w:u w:val="single"/>
+          </w:rPr>
+          <w:t>3:18</w:t>
+        </w:r>
+      </w:hyperlink>
+      <w:r>
+        <w:rPr>
+          <w:lang w:val="zh_TW" w:bidi="zh_TW"/>
+        </w:rPr>
+        <w:t>)、丈夫(</w:t>
+      </w:r>
+      <w:hyperlink r:id="rId94">
+        <w:r>
+          <w:rPr>
+            <w:lang w:val="zh_TW" w:bidi="zh_TW"/>
+          </w:rPr>
+          <w:rPr>
+            <w:color w:val="0000EE"/>
+            <w:u w:val="single"/>
+          </w:rPr>
+          <w:t>3:19</w:t>
+        </w:r>
+      </w:hyperlink>
+      <w:r>
+        <w:rPr>
+          <w:lang w:val="zh_TW" w:bidi="zh_TW"/>
+        </w:rPr>
+        <w:t>)、孩子(</w:t>
+      </w:r>
+      <w:hyperlink r:id="rId95">
+        <w:r>
+          <w:rPr>
+            <w:lang w:val="zh_TW" w:bidi="zh_TW"/>
+          </w:rPr>
+          <w:rPr>
+            <w:color w:val="0000EE"/>
+            <w:u w:val="single"/>
+          </w:rPr>
+          <w:t>3:20</w:t>
+        </w:r>
+      </w:hyperlink>
+      <w:r>
+        <w:rPr>
+          <w:lang w:val="zh_TW" w:bidi="zh_TW"/>
+        </w:rPr>
+        <w:t>)、父親(</w:t>
+      </w:r>
+      <w:hyperlink r:id="rId96">
+        <w:r>
+          <w:rPr>
+            <w:lang w:val="zh_TW" w:bidi="zh_TW"/>
+          </w:rPr>
+          <w:rPr>
+            <w:color w:val="0000EE"/>
+            <w:u w:val="single"/>
+          </w:rPr>
+          <w:t>3:21</w:t>
+        </w:r>
+      </w:hyperlink>
+      <w:r>
+        <w:rPr>
+          <w:lang w:val="zh_TW" w:bidi="zh_TW"/>
+        </w:rPr>
+        <w:t>)、奴隸(</w:t>
+      </w:r>
+      <w:hyperlink r:id="rId97">
+        <w:r>
+          <w:rPr>
+            <w:lang w:val="zh_TW" w:bidi="zh_TW"/>
+          </w:rPr>
+          <w:rPr>
+            <w:color w:val="0000EE"/>
+            <w:u w:val="single"/>
+          </w:rPr>
+          <w:t>3:22–25</w:t>
+        </w:r>
+      </w:hyperlink>
+      <w:r>
+        <w:rPr>
+          <w:lang w:val="zh_TW" w:bidi="zh_TW"/>
+        </w:rPr>
+        <w:t>)和主人(</w:t>
+      </w:r>
+      <w:hyperlink r:id="rId98">
+        <w:r>
+          <w:rPr>
+            <w:lang w:val="zh_TW" w:bidi="zh_TW"/>
+          </w:rPr>
+          <w:rPr>
+            <w:color w:val="0000EE"/>
+            <w:u w:val="single"/>
+          </w:rPr>
+          <w:t>4:1</w:t>
+        </w:r>
+      </w:hyperlink>
+      <w:r>
+        <w:rPr>
+          <w:lang w:val="zh_TW" w:bidi="zh_TW"/>
+        </w:rPr>
+        <w:t>)一些指示。這類規範出現在希臘羅馬作者和新約聖經的其它地方（見</w:t>
+      </w:r>
+      <w:hyperlink r:id="rId99">
+        <w:r>
+          <w:rPr>
+            <w:lang w:val="zh_TW" w:bidi="zh_TW"/>
+          </w:rPr>
+          <w:rPr>
+            <w:color w:val="0000EE"/>
+            <w:u w:val="single"/>
+          </w:rPr>
+          <w:t>弗5:22–6:9</w:t>
         </w:r>
       </w:hyperlink>
       <w:r>
@@ -4340,16 +5090,16 @@
         </w:rPr>
         <w:t>；</w:t>
       </w:r>
-      <w:hyperlink r:id="rId84">
-        <w:r>
-          <w:rPr>
-            <w:lang w:val="zh_TW" w:bidi="zh_TW"/>
-          </w:rPr>
-          <w:rPr>
-            <w:color w:val="0000EE"/>
-            <w:u w:val="single"/>
-          </w:rPr>
-          <w:t>彼前2:1</w:t>
+      <w:hyperlink r:id="rId100">
+        <w:r>
+          <w:rPr>
+            <w:lang w:val="zh_TW" w:bidi="zh_TW"/>
+          </w:rPr>
+          <w:rPr>
+            <w:color w:val="0000EE"/>
+            <w:u w:val="single"/>
+          </w:rPr>
+          <w:t>彼前2:18–3:7</w:t>
         </w:r>
       </w:hyperlink>
       <w:r>
@@ -4385,62 +5135,37 @@
         <w:rPr>
           <w:lang w:val="zh_TW" w:bidi="zh_TW"/>
         </w:rPr>
-        <w:t>歌羅西書 3:9–10</w:t>
-      </w:r>
-      <w:r>
-        <w:rPr>
-          <w:lang w:val="zh_TW" w:bidi="zh_TW"/>
-        </w:rPr>
-      </w:r>
-    </w:p>
-    <w:p>
-      <w:pPr/>
-      <w:r>
-        <w:rPr>
-          <w:lang w:val="zh_TW" w:bidi="zh_TW"/>
-        </w:rPr>
-      </w:r>
-      <w:r>
-        <w:rPr>
-          <w:i/>
-          <w:lang w:val="zh_TW" w:bidi="zh_TW"/>
-        </w:rPr>
-        <w:t>舊人……新人</w:t>
-      </w:r>
-      <w:r>
-        <w:rPr>
-          <w:lang w:val="zh_TW" w:bidi="zh_TW"/>
-        </w:rPr>
-        <w:t>：保羅是在對比舊的和新的身份（另見</w:t>
-      </w:r>
-      <w:hyperlink r:id="rId85">
-        <w:r>
-          <w:rPr>
-            <w:lang w:val="zh_TW" w:bidi="zh_TW"/>
-          </w:rPr>
-          <w:rPr>
-            <w:color w:val="0000EE"/>
-            <w:u w:val="single"/>
-          </w:rPr>
-          <w:t>羅5:12–21</w:t>
-        </w:r>
-      </w:hyperlink>
-      <w:r>
-        <w:rPr>
-          <w:lang w:val="zh_TW" w:bidi="zh_TW"/>
-        </w:rPr>
-        <w:t>，</w:t>
-      </w:r>
-      <w:hyperlink r:id="rId86">
-        <w:r>
-          <w:rPr>
-            <w:lang w:val="zh_TW" w:bidi="zh_TW"/>
-          </w:rPr>
-          <w:rPr>
-            <w:color w:val="0000EE"/>
-            <w:u w:val="single"/>
-          </w:rPr>
-          <w:t>6:6</w:t>
+        <w:t>歌羅西書 3:19</w:t>
+      </w:r>
+      <w:r>
+        <w:rPr>
+          <w:lang w:val="zh_TW" w:bidi="zh_TW"/>
+        </w:rPr>
+      </w:r>
+    </w:p>
+    <w:p>
+      <w:pPr/>
+      <w:r>
+        <w:rPr>
+          <w:lang w:val="zh_TW" w:bidi="zh_TW"/>
+        </w:rPr>
+      </w:r>
+      <w:r>
+        <w:rPr>
+          <w:lang w:val="zh_TW" w:bidi="zh_TW"/>
+        </w:rPr>
+        <w:t>對妻子的勸勉是要順服丈夫，緊接著就是對丈夫要愛妻子的吩咐（另見</w:t>
+      </w:r>
+      <w:hyperlink r:id="rId101">
+        <w:r>
+          <w:rPr>
+            <w:lang w:val="zh_TW" w:bidi="zh_TW"/>
+          </w:rPr>
+          <w:rPr>
+            <w:color w:val="0000EE"/>
+            <w:u w:val="single"/>
+          </w:rPr>
+          <w:t>弗5:25–30</w:t>
         </w:r>
       </w:hyperlink>
       <w:r>
@@ -4449,23 +5174,23 @@
         </w:rPr>
         <w:t>；</w:t>
       </w:r>
-      <w:hyperlink r:id="rId87">
-        <w:r>
-          <w:rPr>
-            <w:lang w:val="zh_TW" w:bidi="zh_TW"/>
-          </w:rPr>
-          <w:rPr>
-            <w:color w:val="0000EE"/>
-            <w:u w:val="single"/>
-          </w:rPr>
-          <w:t>弗4:22–24</w:t>
-        </w:r>
-      </w:hyperlink>
-      <w:r>
-        <w:rPr>
-          <w:lang w:val="zh_TW" w:bidi="zh_TW"/>
-        </w:rPr>
-        <w:t>）。信徒停止他們過去的生活方式，並開始在基督裡活出新生命，讓祂成為主來引領他們的生活。</w:t>
+      <w:hyperlink r:id="rId102">
+        <w:r>
+          <w:rPr>
+            <w:lang w:val="zh_TW" w:bidi="zh_TW"/>
+          </w:rPr>
+          <w:rPr>
+            <w:color w:val="0000EE"/>
+            <w:u w:val="single"/>
+          </w:rPr>
+          <w:t>彼前3:7</w:t>
+        </w:r>
+      </w:hyperlink>
+      <w:r>
+        <w:rPr>
+          <w:lang w:val="zh_TW" w:bidi="zh_TW"/>
+        </w:rPr>
+        <w:t>）。</w:t>
       </w:r>
       <w:r>
         <w:rPr>
@@ -4494,808 +5219,40 @@
         <w:rPr>
           <w:lang w:val="zh_TW" w:bidi="zh_TW"/>
         </w:rPr>
-        <w:t>歌羅西書 3:11</w:t>
-      </w:r>
-      <w:r>
-        <w:rPr>
-          <w:lang w:val="zh_TW" w:bidi="zh_TW"/>
-        </w:rPr>
-      </w:r>
-    </w:p>
-    <w:p>
-      <w:pPr/>
-      <w:r>
-        <w:rPr>
-          <w:lang w:val="zh_TW" w:bidi="zh_TW"/>
-        </w:rPr>
-      </w:r>
-      <w:r>
-        <w:rPr>
-          <w:lang w:val="zh_TW" w:bidi="zh_TW"/>
-        </w:rPr>
-        <w:t>野蠻的，未開化的（和合本譯為：化外人、西古提人）：字面意思是</w:t>
-      </w:r>
-      <w:r>
-        <w:rPr>
-          <w:i/>
-          <w:lang w:val="zh_TW" w:bidi="zh_TW"/>
-        </w:rPr>
-        <w:t>野蠻人，西古提人。</w:t>
-      </w:r>
-      <w:r>
-        <w:rPr>
-          <w:lang w:val="zh_TW" w:bidi="zh_TW"/>
-        </w:rPr>
-        <w:t>希臘人嘲笑其它文化的人無法流利地說希臘語，聲稱他們只能發出「吧吧（bar bar）」的聲音（因此有了</w:t>
-      </w:r>
-      <w:r>
-        <w:rPr>
-          <w:i/>
-          <w:lang w:val="zh_TW" w:bidi="zh_TW"/>
-        </w:rPr>
-        <w:t>野蠻人〔barbarian〕</w:t>
-      </w:r>
-      <w:r>
-        <w:rPr>
-          <w:lang w:val="zh_TW" w:bidi="zh_TW"/>
-        </w:rPr>
-        <w:t>這個詞）。西古提人是定居在黑海北岸的部落，被廣泛視為兇猛和粗俗的（見約瑟夫，</w:t>
-      </w:r>
-      <w:r>
-        <w:rPr>
-          <w:i/>
-          <w:lang w:val="zh_TW" w:bidi="zh_TW"/>
-        </w:rPr>
-        <w:t>反駁阿皮安〔</w:t>
-      </w:r>
-      <w:r>
-        <w:rPr>
-          <w:lang w:val="zh_TW" w:bidi="zh_TW"/>
-        </w:rPr>
-        <w:t xml:space="preserve"> Josephus, </w:t>
-      </w:r>
-      <w:r>
-        <w:rPr>
-          <w:i/>
-          <w:lang w:val="zh_TW" w:bidi="zh_TW"/>
-        </w:rPr>
-        <w:t>Against Apion〕</w:t>
-      </w:r>
-      <w:r>
-        <w:rPr>
-          <w:lang w:val="zh_TW" w:bidi="zh_TW"/>
-        </w:rPr>
-        <w:t>2.38）。所有這些區別，在我們藉著基督與神建立的關係中都不重要。</w:t>
-      </w:r>
-      <w:r>
-        <w:rPr>
-          <w:lang w:val="zh_TW" w:bidi="zh_TW"/>
-        </w:rPr>
-      </w:r>
-      <w:r>
-        <w:rPr>
-          <w:lang w:val="zh_TW" w:bidi="zh_TW"/>
-        </w:rPr>
-      </w:r>
-    </w:p>
-    <w:p>
-      <w:pPr/>
-      <w:r>
-        <w:rPr>
-          <w:lang w:val="zh_TW" w:bidi="zh_TW"/>
-        </w:rPr>
-      </w:r>
-    </w:p>
-    <w:p>
-      <w:pPr>
-        <w:pStyle w:val="Heading2"/>
-      </w:pPr>
-      <w:r>
-        <w:rPr>
-          <w:lang w:val="zh_TW" w:bidi="zh_TW"/>
-        </w:rPr>
-        <w:t>歌羅西書 3:12–17</w:t>
-      </w:r>
-      <w:r>
-        <w:rPr>
-          <w:lang w:val="zh_TW" w:bidi="zh_TW"/>
-        </w:rPr>
-      </w:r>
-    </w:p>
-    <w:p>
-      <w:pPr/>
-      <w:r>
-        <w:rPr>
-          <w:lang w:val="zh_TW" w:bidi="zh_TW"/>
-        </w:rPr>
-      </w:r>
-      <w:r>
-        <w:rPr>
-          <w:lang w:val="zh_TW" w:bidi="zh_TW"/>
-        </w:rPr>
-        <w:t>保羅描述了那些與基督一同復活之人的新生命的本質 （</w:t>
-      </w:r>
-      <w:hyperlink r:id="rId88">
-        <w:r>
-          <w:rPr>
-            <w:lang w:val="zh_TW" w:bidi="zh_TW"/>
-          </w:rPr>
-          <w:rPr>
-            <w:color w:val="0000EE"/>
-            <w:u w:val="single"/>
-          </w:rPr>
-          <w:t>3:1</w:t>
-        </w:r>
-      </w:hyperlink>
-      <w:r>
-        <w:rPr>
-          <w:lang w:val="zh_TW" w:bidi="zh_TW"/>
-        </w:rPr>
-        <w:t>）。他們的美德和行為都有助於基督徒群體的和睦與力量。</w:t>
-      </w:r>
-      <w:r>
-        <w:rPr>
-          <w:lang w:val="zh_TW" w:bidi="zh_TW"/>
-        </w:rPr>
-      </w:r>
-      <w:r>
-        <w:rPr>
-          <w:lang w:val="zh_TW" w:bidi="zh_TW"/>
-        </w:rPr>
-      </w:r>
-    </w:p>
-    <w:p>
-      <w:pPr/>
-      <w:r>
-        <w:rPr>
-          <w:lang w:val="zh_TW" w:bidi="zh_TW"/>
-        </w:rPr>
-      </w:r>
-    </w:p>
-    <w:p>
-      <w:pPr>
-        <w:pStyle w:val="Heading2"/>
-      </w:pPr>
-      <w:r>
-        <w:rPr>
-          <w:lang w:val="zh_TW" w:bidi="zh_TW"/>
-        </w:rPr>
-        <w:t>歌羅西書 3:15</w:t>
-      </w:r>
-      <w:r>
-        <w:rPr>
-          <w:lang w:val="zh_TW" w:bidi="zh_TW"/>
-        </w:rPr>
-      </w:r>
-    </w:p>
-    <w:p>
-      <w:pPr/>
-      <w:r>
-        <w:rPr>
-          <w:lang w:val="zh_TW" w:bidi="zh_TW"/>
-        </w:rPr>
-      </w:r>
-      <w:r>
-        <w:rPr>
-          <w:lang w:val="zh_TW" w:bidi="zh_TW"/>
-        </w:rPr>
-        <w:t>正如基督是一位，所以只能有一個基督的身體（見</w:t>
-      </w:r>
-      <w:hyperlink r:id="rId89">
-        <w:r>
-          <w:rPr>
-            <w:lang w:val="zh_TW" w:bidi="zh_TW"/>
-          </w:rPr>
-          <w:rPr>
-            <w:color w:val="0000EE"/>
-            <w:u w:val="single"/>
-          </w:rPr>
-          <w:t>1:18</w:t>
-        </w:r>
-      </w:hyperlink>
-      <w:r>
-        <w:rPr>
-          <w:lang w:val="zh_TW" w:bidi="zh_TW"/>
-        </w:rPr>
-        <w:t>；</w:t>
-      </w:r>
-      <w:hyperlink r:id="rId90">
-        <w:r>
-          <w:rPr>
-            <w:lang w:val="zh_TW" w:bidi="zh_TW"/>
-          </w:rPr>
-          <w:rPr>
-            <w:color w:val="0000EE"/>
-            <w:u w:val="single"/>
-          </w:rPr>
-          <w:t>弗4:4–6</w:t>
-        </w:r>
-      </w:hyperlink>
-      <w:r>
-        <w:rPr>
-          <w:lang w:val="zh_TW" w:bidi="zh_TW"/>
-        </w:rPr>
-        <w:t>）。對主耶穌的忠誠必須超越彼此的差異，並帶來和平（和諧的關係）。</w:t>
-      </w:r>
-      <w:r>
-        <w:rPr>
-          <w:lang w:val="zh_TW" w:bidi="zh_TW"/>
-        </w:rPr>
-      </w:r>
-      <w:r>
-        <w:rPr>
-          <w:lang w:val="zh_TW" w:bidi="zh_TW"/>
-        </w:rPr>
-      </w:r>
-    </w:p>
-    <w:p>
-      <w:pPr/>
-      <w:r>
-        <w:rPr>
-          <w:lang w:val="zh_TW" w:bidi="zh_TW"/>
-        </w:rPr>
-      </w:r>
-    </w:p>
-    <w:p>
-      <w:pPr>
-        <w:pStyle w:val="Heading2"/>
-      </w:pPr>
-      <w:r>
-        <w:rPr>
-          <w:lang w:val="zh_TW" w:bidi="zh_TW"/>
-        </w:rPr>
-        <w:t>歌羅西書 3:16</w:t>
-      </w:r>
-      <w:r>
-        <w:rPr>
-          <w:lang w:val="zh_TW" w:bidi="zh_TW"/>
-        </w:rPr>
-      </w:r>
-    </w:p>
-    <w:p>
-      <w:pPr/>
-      <w:r>
-        <w:rPr>
-          <w:lang w:val="zh_TW" w:bidi="zh_TW"/>
-        </w:rPr>
-      </w:r>
-      <w:r>
-        <w:rPr>
-          <w:lang w:val="zh_TW" w:bidi="zh_TW"/>
-        </w:rPr>
-        <w:t>詩章、頌詞與靈歌是用來讚美和敬拜的歌曲（見</w:t>
-      </w:r>
-      <w:hyperlink r:id="rId91">
-        <w:r>
-          <w:rPr>
-            <w:lang w:val="zh_TW" w:bidi="zh_TW"/>
-          </w:rPr>
-          <w:rPr>
-            <w:color w:val="0000EE"/>
-            <w:u w:val="single"/>
-          </w:rPr>
-          <w:t>林前14:26</w:t>
-        </w:r>
-      </w:hyperlink>
-      <w:r>
-        <w:rPr>
-          <w:lang w:val="zh_TW" w:bidi="zh_TW"/>
-        </w:rPr>
-        <w:t>；</w:t>
-      </w:r>
-      <w:hyperlink r:id="rId92">
-        <w:r>
-          <w:rPr>
-            <w:lang w:val="zh_TW" w:bidi="zh_TW"/>
-          </w:rPr>
-          <w:rPr>
-            <w:color w:val="0000EE"/>
-            <w:u w:val="single"/>
-          </w:rPr>
-          <w:t>弗5:19</w:t>
-        </w:r>
-      </w:hyperlink>
-      <w:r>
-        <w:rPr>
-          <w:lang w:val="zh_TW" w:bidi="zh_TW"/>
-        </w:rPr>
-        <w:t>）。這些歌曲的原型是詩篇。</w:t>
-      </w:r>
-      <w:r>
-        <w:rPr>
-          <w:lang w:val="zh_TW" w:bidi="zh_TW"/>
-        </w:rPr>
-      </w:r>
-      <w:r>
-        <w:rPr>
-          <w:lang w:val="zh_TW" w:bidi="zh_TW"/>
-        </w:rPr>
-      </w:r>
-    </w:p>
-    <w:p>
-      <w:pPr/>
-      <w:r>
-        <w:rPr>
-          <w:lang w:val="zh_TW" w:bidi="zh_TW"/>
-        </w:rPr>
-      </w:r>
-    </w:p>
-    <w:p>
-      <w:pPr>
-        <w:pStyle w:val="Heading2"/>
-      </w:pPr>
-      <w:r>
-        <w:rPr>
-          <w:lang w:val="zh_TW" w:bidi="zh_TW"/>
-        </w:rPr>
-        <w:t>歌羅西書 3:17</w:t>
-      </w:r>
-      <w:r>
-        <w:rPr>
-          <w:lang w:val="zh_TW" w:bidi="zh_TW"/>
-        </w:rPr>
-      </w:r>
-    </w:p>
-    <w:p>
-      <w:pPr/>
-      <w:r>
-        <w:rPr>
-          <w:lang w:val="zh_TW" w:bidi="zh_TW"/>
-        </w:rPr>
-      </w:r>
-      <w:r>
-        <w:rPr>
-          <w:lang w:val="zh_TW" w:bidi="zh_TW"/>
-        </w:rPr>
-        <w:t>作為主耶穌的代表（和合本譯為：奉主耶穌的名）：在聖經中，一個人的名字就代表著那個人。因此，</w:t>
-      </w:r>
-      <w:r>
-        <w:rPr>
-          <w:i/>
-          <w:lang w:val="zh_TW" w:bidi="zh_TW"/>
-        </w:rPr>
-        <w:t>奉主耶穌的名</w:t>
-      </w:r>
-      <w:r>
-        <w:rPr>
-          <w:lang w:val="zh_TW" w:bidi="zh_TW"/>
-        </w:rPr>
-        <w:t>做某事，就是以符合祂的身份並順服在祂的權柄下來行事。</w:t>
-      </w:r>
-      <w:r>
-        <w:rPr>
-          <w:lang w:val="zh_TW" w:bidi="zh_TW"/>
-        </w:rPr>
-      </w:r>
-      <w:r>
-        <w:rPr>
-          <w:lang w:val="zh_TW" w:bidi="zh_TW"/>
-        </w:rPr>
-      </w:r>
-    </w:p>
-    <w:p>
-      <w:pPr/>
-      <w:r>
-        <w:rPr>
-          <w:lang w:val="zh_TW" w:bidi="zh_TW"/>
-        </w:rPr>
-      </w:r>
-    </w:p>
-    <w:p>
-      <w:pPr>
-        <w:pStyle w:val="Heading2"/>
-      </w:pPr>
-      <w:r>
-        <w:rPr>
-          <w:lang w:val="zh_TW" w:bidi="zh_TW"/>
-        </w:rPr>
-        <w:t>歌羅西書 3:18</w:t>
-      </w:r>
-      <w:r>
-        <w:rPr>
-          <w:lang w:val="zh_TW" w:bidi="zh_TW"/>
-        </w:rPr>
-      </w:r>
-    </w:p>
-    <w:p>
-      <w:pPr/>
-      <w:r>
-        <w:rPr>
-          <w:lang w:val="zh_TW" w:bidi="zh_TW"/>
-        </w:rPr>
-      </w:r>
-      <w:r>
-        <w:rPr>
-          <w:lang w:val="zh_TW" w:bidi="zh_TW"/>
-        </w:rPr>
-        <w:t>順服是承認自己在社會秩序中位於他人之下。這樣的順服永遠意味著神是居首位的，且祂的旨意是首要的（參</w:t>
-      </w:r>
-      <w:hyperlink r:id="rId93">
-        <w:r>
-          <w:rPr>
-            <w:lang w:val="zh_TW" w:bidi="zh_TW"/>
-          </w:rPr>
-          <w:rPr>
-            <w:color w:val="0000EE"/>
-            <w:u w:val="single"/>
-          </w:rPr>
-          <w:t>徒4:19–20</w:t>
-        </w:r>
-      </w:hyperlink>
-      <w:r>
-        <w:rPr>
-          <w:lang w:val="zh_TW" w:bidi="zh_TW"/>
-        </w:rPr>
-        <w:t>，</w:t>
-      </w:r>
-      <w:hyperlink r:id="rId94">
-        <w:r>
-          <w:rPr>
-            <w:lang w:val="zh_TW" w:bidi="zh_TW"/>
-          </w:rPr>
-          <w:rPr>
-            <w:color w:val="0000EE"/>
-            <w:u w:val="single"/>
-          </w:rPr>
-          <w:t>5:29</w:t>
-        </w:r>
-      </w:hyperlink>
-      <w:r>
-        <w:rPr>
-          <w:lang w:val="zh_TW" w:bidi="zh_TW"/>
-        </w:rPr>
-        <w:t>）。</w:t>
-      </w:r>
-      <w:r>
-        <w:rPr>
-          <w:lang w:val="zh_TW" w:bidi="zh_TW"/>
-        </w:rPr>
-      </w:r>
-      <w:r>
-        <w:rPr>
-          <w:lang w:val="zh_TW" w:bidi="zh_TW"/>
-        </w:rPr>
-      </w:r>
-    </w:p>
-    <w:p>
-      <w:pPr/>
-      <w:r>
-        <w:rPr>
-          <w:lang w:val="zh_TW" w:bidi="zh_TW"/>
-        </w:rPr>
-      </w:r>
-    </w:p>
-    <w:p>
-      <w:pPr>
-        <w:pStyle w:val="Heading2"/>
-      </w:pPr>
-      <w:r>
-        <w:rPr>
-          <w:lang w:val="zh_TW" w:bidi="zh_TW"/>
-        </w:rPr>
-        <w:t>歌羅西書 3:18–4:1</w:t>
-      </w:r>
-      <w:r>
-        <w:rPr>
-          <w:lang w:val="zh_TW" w:bidi="zh_TW"/>
-        </w:rPr>
-      </w:r>
-    </w:p>
-    <w:p>
-      <w:pPr/>
-      <w:r>
-        <w:rPr>
-          <w:lang w:val="zh_TW" w:bidi="zh_TW"/>
-        </w:rPr>
-      </w:r>
-      <w:r>
-        <w:rPr>
-          <w:lang w:val="zh_TW" w:bidi="zh_TW"/>
-        </w:rPr>
-        <w:t>這一系列的勸勉被稱為</w:t>
-      </w:r>
-      <w:r>
-        <w:rPr>
-          <w:i/>
-          <w:lang w:val="zh_TW" w:bidi="zh_TW"/>
-        </w:rPr>
-        <w:t>家庭規範（household code）。</w:t>
-      </w:r>
-      <w:r>
-        <w:rPr>
-          <w:lang w:val="zh_TW" w:bidi="zh_TW"/>
-        </w:rPr>
-        <w:t xml:space="preserve"> 保羅給予了妻子(</w:t>
-      </w:r>
-      <w:hyperlink r:id="rId95">
-        <w:r>
-          <w:rPr>
-            <w:lang w:val="zh_TW" w:bidi="zh_TW"/>
-          </w:rPr>
-          <w:rPr>
-            <w:color w:val="0000EE"/>
-            <w:u w:val="single"/>
-          </w:rPr>
-          <w:t>3:18</w:t>
-        </w:r>
-      </w:hyperlink>
-      <w:r>
-        <w:rPr>
-          <w:lang w:val="zh_TW" w:bidi="zh_TW"/>
-        </w:rPr>
-        <w:t>)、丈夫(</w:t>
-      </w:r>
-      <w:hyperlink r:id="rId96">
-        <w:r>
-          <w:rPr>
-            <w:lang w:val="zh_TW" w:bidi="zh_TW"/>
-          </w:rPr>
-          <w:rPr>
-            <w:color w:val="0000EE"/>
-            <w:u w:val="single"/>
-          </w:rPr>
-          <w:t>3:19</w:t>
-        </w:r>
-      </w:hyperlink>
-      <w:r>
-        <w:rPr>
-          <w:lang w:val="zh_TW" w:bidi="zh_TW"/>
-        </w:rPr>
-        <w:t>)、孩子(</w:t>
-      </w:r>
-      <w:hyperlink r:id="rId97">
-        <w:r>
-          <w:rPr>
-            <w:lang w:val="zh_TW" w:bidi="zh_TW"/>
-          </w:rPr>
-          <w:rPr>
-            <w:color w:val="0000EE"/>
-            <w:u w:val="single"/>
-          </w:rPr>
-          <w:t>3:20</w:t>
-        </w:r>
-      </w:hyperlink>
-      <w:r>
-        <w:rPr>
-          <w:lang w:val="zh_TW" w:bidi="zh_TW"/>
-        </w:rPr>
-        <w:t>)、父親(</w:t>
-      </w:r>
-      <w:hyperlink r:id="rId98">
-        <w:r>
-          <w:rPr>
-            <w:lang w:val="zh_TW" w:bidi="zh_TW"/>
-          </w:rPr>
-          <w:rPr>
-            <w:color w:val="0000EE"/>
-            <w:u w:val="single"/>
-          </w:rPr>
-          <w:t>3:21</w:t>
-        </w:r>
-      </w:hyperlink>
-      <w:r>
-        <w:rPr>
-          <w:lang w:val="zh_TW" w:bidi="zh_TW"/>
-        </w:rPr>
-        <w:t>)、奴隸(</w:t>
-      </w:r>
-      <w:hyperlink r:id="rId99">
-        <w:r>
-          <w:rPr>
-            <w:lang w:val="zh_TW" w:bidi="zh_TW"/>
-          </w:rPr>
-          <w:rPr>
-            <w:color w:val="0000EE"/>
-            <w:u w:val="single"/>
-          </w:rPr>
-          <w:t>3:22–25</w:t>
-        </w:r>
-      </w:hyperlink>
-      <w:r>
-        <w:rPr>
-          <w:lang w:val="zh_TW" w:bidi="zh_TW"/>
-        </w:rPr>
-        <w:t>)和主人(</w:t>
-      </w:r>
-      <w:hyperlink r:id="rId100">
-        <w:r>
-          <w:rPr>
-            <w:lang w:val="zh_TW" w:bidi="zh_TW"/>
-          </w:rPr>
-          <w:rPr>
-            <w:color w:val="0000EE"/>
-            <w:u w:val="single"/>
-          </w:rPr>
-          <w:t>4:1</w:t>
-        </w:r>
-      </w:hyperlink>
-      <w:r>
-        <w:rPr>
-          <w:lang w:val="zh_TW" w:bidi="zh_TW"/>
-        </w:rPr>
-        <w:t>)一些指示。這類規範出現在希臘羅馬作者和新約聖經的其它地方（見</w:t>
-      </w:r>
-      <w:hyperlink r:id="rId101">
-        <w:r>
-          <w:rPr>
-            <w:lang w:val="zh_TW" w:bidi="zh_TW"/>
-          </w:rPr>
-          <w:rPr>
-            <w:color w:val="0000EE"/>
-            <w:u w:val="single"/>
-          </w:rPr>
-          <w:t>弗5:22–6:9</w:t>
-        </w:r>
-      </w:hyperlink>
-      <w:r>
-        <w:rPr>
-          <w:lang w:val="zh_TW" w:bidi="zh_TW"/>
-        </w:rPr>
-        <w:t>；</w:t>
-      </w:r>
-      <w:hyperlink r:id="rId102">
-        <w:r>
-          <w:rPr>
-            <w:lang w:val="zh_TW" w:bidi="zh_TW"/>
-          </w:rPr>
-          <w:rPr>
-            <w:color w:val="0000EE"/>
-            <w:u w:val="single"/>
-          </w:rPr>
-          <w:t>彼前2:18–3:7</w:t>
-        </w:r>
-      </w:hyperlink>
-      <w:r>
-        <w:rPr>
-          <w:lang w:val="zh_TW" w:bidi="zh_TW"/>
-        </w:rPr>
-        <w:t>）。</w:t>
-      </w:r>
-      <w:r>
-        <w:rPr>
-          <w:lang w:val="zh_TW" w:bidi="zh_TW"/>
-        </w:rPr>
-      </w:r>
-      <w:r>
-        <w:rPr>
-          <w:lang w:val="zh_TW" w:bidi="zh_TW"/>
-        </w:rPr>
-      </w:r>
-    </w:p>
-    <w:p>
-      <w:pPr/>
-      <w:r>
-        <w:rPr>
-          <w:lang w:val="zh_TW" w:bidi="zh_TW"/>
-        </w:rPr>
-      </w:r>
-    </w:p>
-    <w:p>
-      <w:pPr>
-        <w:pStyle w:val="Heading2"/>
-      </w:pPr>
-      <w:r>
-        <w:rPr>
-          <w:lang w:val="zh_TW" w:bidi="zh_TW"/>
-        </w:rPr>
-        <w:t>歌羅西書 3:19</w:t>
-      </w:r>
-      <w:r>
-        <w:rPr>
-          <w:lang w:val="zh_TW" w:bidi="zh_TW"/>
-        </w:rPr>
-      </w:r>
-    </w:p>
-    <w:p>
-      <w:pPr/>
-      <w:r>
-        <w:rPr>
-          <w:lang w:val="zh_TW" w:bidi="zh_TW"/>
-        </w:rPr>
-      </w:r>
-      <w:r>
-        <w:rPr>
-          <w:lang w:val="zh_TW" w:bidi="zh_TW"/>
-        </w:rPr>
-        <w:t>對妻子的勸勉是要順服丈夫，緊接著就是對丈夫要愛妻子的吩咐（另見</w:t>
+        <w:t>歌羅西書 3:22–24</w:t>
+      </w:r>
+      <w:r>
+        <w:rPr>
+          <w:lang w:val="zh_TW" w:bidi="zh_TW"/>
+        </w:rPr>
+      </w:r>
+    </w:p>
+    <w:p>
+      <w:pPr/>
+      <w:r>
+        <w:rPr>
+          <w:lang w:val="zh_TW" w:bidi="zh_TW"/>
+        </w:rPr>
+      </w:r>
+      <w:r>
+        <w:rPr>
+          <w:lang w:val="zh_TW" w:bidi="zh_TW"/>
+        </w:rPr>
+        <w:t>僕人（或譯：奴隸）必須服從他們地上的主人。奴隸制是古代世界生活和經濟的核心，而新約聖經從未直接</w:t>
+      </w:r>
+      <w:r>
+        <w:rPr>
+          <w:lang w:val="zh_TW" w:bidi="zh_TW"/>
+        </w:rPr>
+        <w:t>抨</w:t>
+      </w:r>
+      <w:r>
+        <w:rPr>
+          <w:lang w:val="zh_TW" w:bidi="zh_TW"/>
+        </w:rPr>
+        <w:t>擊這種做法。然而，基督教信仰建立了改變社會結構本質的關係（見</w:t>
       </w:r>
       <w:hyperlink r:id="rId103">
-        <w:r>
-          <w:rPr>
-            <w:lang w:val="zh_TW" w:bidi="zh_TW"/>
-          </w:rPr>
-          <w:rPr>
-            <w:color w:val="0000EE"/>
-            <w:u w:val="single"/>
-          </w:rPr>
-          <w:t>弗5:25–30</w:t>
-        </w:r>
-      </w:hyperlink>
-      <w:r>
-        <w:rPr>
-          <w:lang w:val="zh_TW" w:bidi="zh_TW"/>
-        </w:rPr>
-        <w:t>；</w:t>
-      </w:r>
-      <w:hyperlink r:id="rId104">
-        <w:r>
-          <w:rPr>
-            <w:lang w:val="zh_TW" w:bidi="zh_TW"/>
-          </w:rPr>
-          <w:rPr>
-            <w:color w:val="0000EE"/>
-            <w:u w:val="single"/>
-          </w:rPr>
-          <w:t>彼前3:7</w:t>
-        </w:r>
-      </w:hyperlink>
-      <w:r>
-        <w:rPr>
-          <w:lang w:val="zh_TW" w:bidi="zh_TW"/>
-        </w:rPr>
-        <w:t>）。</w:t>
-      </w:r>
-      <w:r>
-        <w:rPr>
-          <w:lang w:val="zh_TW" w:bidi="zh_TW"/>
-        </w:rPr>
-      </w:r>
-      <w:r>
-        <w:rPr>
-          <w:lang w:val="zh_TW" w:bidi="zh_TW"/>
-        </w:rPr>
-      </w:r>
-    </w:p>
-    <w:p>
-      <w:pPr/>
-      <w:r>
-        <w:rPr>
-          <w:lang w:val="zh_TW" w:bidi="zh_TW"/>
-        </w:rPr>
-      </w:r>
-    </w:p>
-    <w:p>
-      <w:pPr>
-        <w:pStyle w:val="Heading2"/>
-      </w:pPr>
-      <w:r>
-        <w:rPr>
-          <w:lang w:val="zh_TW" w:bidi="zh_TW"/>
-        </w:rPr>
-        <w:t>歌羅西書 3:22–24</w:t>
-      </w:r>
-      <w:r>
-        <w:rPr>
-          <w:lang w:val="zh_TW" w:bidi="zh_TW"/>
-        </w:rPr>
-      </w:r>
-    </w:p>
-    <w:p>
-      <w:pPr/>
-      <w:r>
-        <w:rPr>
-          <w:lang w:val="zh_TW" w:bidi="zh_TW"/>
-        </w:rPr>
-      </w:r>
-      <w:r>
-        <w:rPr>
-          <w:lang w:val="zh_TW" w:bidi="zh_TW"/>
-        </w:rPr>
-        <w:t>僕人（或譯：奴隸）必須服從他們地上的主人。奴隸制是古代世界生活和經濟的核心，而新約聖經從未直接</w:t>
-      </w:r>
-      <w:r>
-        <w:rPr>
-          <w:lang w:val="zh_TW" w:bidi="zh_TW"/>
-        </w:rPr>
-        <w:t>抨</w:t>
-      </w:r>
-      <w:r>
-        <w:rPr>
-          <w:lang w:val="zh_TW" w:bidi="zh_TW"/>
-        </w:rPr>
-        <w:t>擊這種做法。然而，基督教信仰建立了改變社會結構本質的關係（見</w:t>
-      </w:r>
-      <w:hyperlink r:id="rId105">
         <w:r>
           <w:rPr>
             <w:lang w:val="zh_TW" w:bidi="zh_TW"/>
@@ -5427,6 +5384,42 @@
         </w:rPr>
         <w:t>在此警醒：這個片語背後的希臘文動詞在新約聖經中，被用來描述基督徒需要在基督再來的光中保持警醒（</w:t>
       </w:r>
+      <w:hyperlink r:id="rId104">
+        <w:r>
+          <w:rPr>
+            <w:lang w:val="zh_TW" w:bidi="zh_TW"/>
+          </w:rPr>
+          <w:rPr>
+            <w:color w:val="0000EE"/>
+            <w:u w:val="single"/>
+          </w:rPr>
+          <w:t>太24:42</w:t>
+        </w:r>
+      </w:hyperlink>
+      <w:r>
+        <w:rPr>
+          <w:lang w:val="zh_TW" w:bidi="zh_TW"/>
+        </w:rPr>
+        <w:t>，</w:t>
+      </w:r>
+      <w:hyperlink r:id="rId105">
+        <w:r>
+          <w:rPr>
+            <w:lang w:val="zh_TW" w:bidi="zh_TW"/>
+          </w:rPr>
+          <w:rPr>
+            <w:color w:val="0000EE"/>
+            <w:u w:val="single"/>
+          </w:rPr>
+          <w:t>25:13</w:t>
+        </w:r>
+      </w:hyperlink>
+      <w:r>
+        <w:rPr>
+          <w:lang w:val="zh_TW" w:bidi="zh_TW"/>
+        </w:rPr>
+        <w:t>；</w:t>
+      </w:r>
       <w:hyperlink r:id="rId106">
         <w:r>
           <w:rPr>
@@ -5436,7 +5429,61 @@
             <w:color w:val="0000EE"/>
             <w:u w:val="single"/>
           </w:rPr>
-          <w:t>太24:42</w:t>
+          <w:t>可13:35</w:t>
+        </w:r>
+      </w:hyperlink>
+      <w:r>
+        <w:rPr>
+          <w:lang w:val="zh_TW" w:bidi="zh_TW"/>
+        </w:rPr>
+        <w:t>、</w:t>
+      </w:r>
+      <w:hyperlink r:id="rId107">
+        <w:r>
+          <w:rPr>
+            <w:lang w:val="zh_TW" w:bidi="zh_TW"/>
+          </w:rPr>
+          <w:rPr>
+            <w:color w:val="0000EE"/>
+            <w:u w:val="single"/>
+          </w:rPr>
+          <w:t>37</w:t>
+        </w:r>
+      </w:hyperlink>
+      <w:r>
+        <w:rPr>
+          <w:lang w:val="zh_TW" w:bidi="zh_TW"/>
+        </w:rPr>
+        <w:t>；</w:t>
+      </w:r>
+      <w:hyperlink r:id="rId108">
+        <w:r>
+          <w:rPr>
+            <w:lang w:val="zh_TW" w:bidi="zh_TW"/>
+          </w:rPr>
+          <w:rPr>
+            <w:color w:val="0000EE"/>
+            <w:u w:val="single"/>
+          </w:rPr>
+          <w:t>帖前5:6</w:t>
+        </w:r>
+      </w:hyperlink>
+      <w:r>
+        <w:rPr>
+          <w:lang w:val="zh_TW" w:bidi="zh_TW"/>
+        </w:rPr>
+        <w:t>；</w:t>
+      </w:r>
+      <w:hyperlink r:id="rId109">
+        <w:r>
+          <w:rPr>
+            <w:lang w:val="zh_TW" w:bidi="zh_TW"/>
+          </w:rPr>
+          <w:rPr>
+            <w:color w:val="0000EE"/>
+            <w:u w:val="single"/>
+          </w:rPr>
+          <w:t>啟3:3</w:t>
         </w:r>
       </w:hyperlink>
       <w:r>
@@ -5445,97 +5492,7 @@
         </w:rPr>
         <w:t>，</w:t>
       </w:r>
-      <w:hyperlink r:id="rId107">
-        <w:r>
-          <w:rPr>
-            <w:lang w:val="zh_TW" w:bidi="zh_TW"/>
-          </w:rPr>
-          <w:rPr>
-            <w:color w:val="0000EE"/>
-            <w:u w:val="single"/>
-          </w:rPr>
-          <w:t>25:13</w:t>
-        </w:r>
-      </w:hyperlink>
-      <w:r>
-        <w:rPr>
-          <w:lang w:val="zh_TW" w:bidi="zh_TW"/>
-        </w:rPr>
-        <w:t>；</w:t>
-      </w:r>
-      <w:hyperlink r:id="rId108">
-        <w:r>
-          <w:rPr>
-            <w:lang w:val="zh_TW" w:bidi="zh_TW"/>
-          </w:rPr>
-          <w:rPr>
-            <w:color w:val="0000EE"/>
-            <w:u w:val="single"/>
-          </w:rPr>
-          <w:t>可13:35</w:t>
-        </w:r>
-      </w:hyperlink>
-      <w:r>
-        <w:rPr>
-          <w:lang w:val="zh_TW" w:bidi="zh_TW"/>
-        </w:rPr>
-        <w:t>、</w:t>
-      </w:r>
-      <w:hyperlink r:id="rId109">
-        <w:r>
-          <w:rPr>
-            <w:lang w:val="zh_TW" w:bidi="zh_TW"/>
-          </w:rPr>
-          <w:rPr>
-            <w:color w:val="0000EE"/>
-            <w:u w:val="single"/>
-          </w:rPr>
-          <w:t>37</w:t>
-        </w:r>
-      </w:hyperlink>
-      <w:r>
-        <w:rPr>
-          <w:lang w:val="zh_TW" w:bidi="zh_TW"/>
-        </w:rPr>
-        <w:t>；</w:t>
-      </w:r>
       <w:hyperlink r:id="rId110">
-        <w:r>
-          <w:rPr>
-            <w:lang w:val="zh_TW" w:bidi="zh_TW"/>
-          </w:rPr>
-          <w:rPr>
-            <w:color w:val="0000EE"/>
-            <w:u w:val="single"/>
-          </w:rPr>
-          <w:t>帖前5:6</w:t>
-        </w:r>
-      </w:hyperlink>
-      <w:r>
-        <w:rPr>
-          <w:lang w:val="zh_TW" w:bidi="zh_TW"/>
-        </w:rPr>
-        <w:t>；</w:t>
-      </w:r>
-      <w:hyperlink r:id="rId111">
-        <w:r>
-          <w:rPr>
-            <w:lang w:val="zh_TW" w:bidi="zh_TW"/>
-          </w:rPr>
-          <w:rPr>
-            <w:color w:val="0000EE"/>
-            <w:u w:val="single"/>
-          </w:rPr>
-          <w:t>啟3:3</w:t>
-        </w:r>
-      </w:hyperlink>
-      <w:r>
-        <w:rPr>
-          <w:lang w:val="zh_TW" w:bidi="zh_TW"/>
-        </w:rPr>
-        <w:t>，</w:t>
-      </w:r>
-      <w:hyperlink r:id="rId112">
         <w:r>
           <w:rPr>
             <w:lang w:val="zh_TW" w:bidi="zh_TW"/>
@@ -5653,43 +5610,43 @@
         </w:rPr>
         <w:t>求神給我們許多機會（和合本譯為：求神給我們開傳道的門）：開門是宣揚好消息的機會的隱喻（另見</w:t>
       </w:r>
+      <w:hyperlink r:id="rId111">
+        <w:r>
+          <w:rPr>
+            <w:lang w:val="zh_TW" w:bidi="zh_TW"/>
+          </w:rPr>
+          <w:rPr>
+            <w:color w:val="0000EE"/>
+            <w:u w:val="single"/>
+          </w:rPr>
+          <w:t>徒14:27</w:t>
+        </w:r>
+      </w:hyperlink>
+      <w:r>
+        <w:rPr>
+          <w:lang w:val="zh_TW" w:bidi="zh_TW"/>
+        </w:rPr>
+        <w:t>；</w:t>
+      </w:r>
+      <w:hyperlink r:id="rId112">
+        <w:r>
+          <w:rPr>
+            <w:lang w:val="zh_TW" w:bidi="zh_TW"/>
+          </w:rPr>
+          <w:rPr>
+            <w:color w:val="0000EE"/>
+            <w:u w:val="single"/>
+          </w:rPr>
+          <w:t>林前16:9</w:t>
+        </w:r>
+      </w:hyperlink>
+      <w:r>
+        <w:rPr>
+          <w:lang w:val="zh_TW" w:bidi="zh_TW"/>
+        </w:rPr>
+        <w:t>；</w:t>
+      </w:r>
       <w:hyperlink r:id="rId113">
-        <w:r>
-          <w:rPr>
-            <w:lang w:val="zh_TW" w:bidi="zh_TW"/>
-          </w:rPr>
-          <w:rPr>
-            <w:color w:val="0000EE"/>
-            <w:u w:val="single"/>
-          </w:rPr>
-          <w:t>徒14:27</w:t>
-        </w:r>
-      </w:hyperlink>
-      <w:r>
-        <w:rPr>
-          <w:lang w:val="zh_TW" w:bidi="zh_TW"/>
-        </w:rPr>
-        <w:t>；</w:t>
-      </w:r>
-      <w:hyperlink r:id="rId114">
-        <w:r>
-          <w:rPr>
-            <w:lang w:val="zh_TW" w:bidi="zh_TW"/>
-          </w:rPr>
-          <w:rPr>
-            <w:color w:val="0000EE"/>
-            <w:u w:val="single"/>
-          </w:rPr>
-          <w:t>林前16:9</w:t>
-        </w:r>
-      </w:hyperlink>
-      <w:r>
-        <w:rPr>
-          <w:lang w:val="zh_TW" w:bidi="zh_TW"/>
-        </w:rPr>
-        <w:t>；</w:t>
-      </w:r>
-      <w:hyperlink r:id="rId115">
         <w:r>
           <w:rPr>
             <w:lang w:val="zh_TW" w:bidi="zh_TW"/>
@@ -5725,7 +5682,7 @@
         </w:rPr>
         <w:t>基督的奧祕：見</w:t>
       </w:r>
-      <w:hyperlink r:id="rId116">
+      <w:hyperlink r:id="rId114">
         <w:r>
           <w:rPr>
             <w:lang w:val="zh_TW" w:bidi="zh_TW"/>
@@ -5743,7 +5700,7 @@
         </w:rPr>
         <w:t>，</w:t>
       </w:r>
-      <w:hyperlink r:id="rId117">
+      <w:hyperlink r:id="rId115">
         <w:r>
           <w:rPr>
             <w:lang w:val="zh_TW" w:bidi="zh_TW"/>
@@ -5900,6 +5857,103 @@
         </w:rPr>
         <w:t>用鹽調和：鹽既是調味品也是防腐劑（見</w:t>
       </w:r>
+      <w:hyperlink r:id="rId116">
+        <w:r>
+          <w:rPr>
+            <w:lang w:val="zh_TW" w:bidi="zh_TW"/>
+          </w:rPr>
+          <w:rPr>
+            <w:color w:val="0000EE"/>
+            <w:u w:val="single"/>
+          </w:rPr>
+          <w:t>太5:13</w:t>
+        </w:r>
+      </w:hyperlink>
+      <w:r>
+        <w:rPr>
+          <w:lang w:val="zh_TW" w:bidi="zh_TW"/>
+        </w:rPr>
+        <w:t>）。保羅可能是在鼓勵基督徒用合適且吸引人的話語與非信徒交談。拉比們偶爾將智慧稱為</w:t>
+      </w:r>
+      <w:r>
+        <w:rPr>
+          <w:i/>
+          <w:lang w:val="zh_TW" w:bidi="zh_TW"/>
+        </w:rPr>
+        <w:t>鹽</w:t>
+      </w:r>
+      <w:r>
+        <w:rPr>
+          <w:lang w:val="zh_TW" w:bidi="zh_TW"/>
+        </w:rPr>
+        <w:t>，所以保羅也可能是在勸勉基督徒要有智慧地說話。</w:t>
+      </w:r>
+      <w:r>
+        <w:rPr>
+          <w:lang w:val="zh_TW" w:bidi="zh_TW"/>
+        </w:rPr>
+      </w:r>
+      <w:r>
+        <w:rPr>
+          <w:lang w:val="zh_TW" w:bidi="zh_TW"/>
+        </w:rPr>
+      </w:r>
+    </w:p>
+    <w:p>
+      <w:pPr/>
+      <w:r>
+        <w:rPr>
+          <w:lang w:val="zh_TW" w:bidi="zh_TW"/>
+        </w:rPr>
+      </w:r>
+    </w:p>
+    <w:p>
+      <w:pPr>
+        <w:pStyle w:val="Heading2"/>
+      </w:pPr>
+      <w:r>
+        <w:rPr>
+          <w:lang w:val="zh_TW" w:bidi="zh_TW"/>
+        </w:rPr>
+        <w:t>歌羅西書 4:7</w:t>
+      </w:r>
+      <w:r>
+        <w:rPr>
+          <w:lang w:val="zh_TW" w:bidi="zh_TW"/>
+        </w:rPr>
+      </w:r>
+    </w:p>
+    <w:p>
+      <w:pPr/>
+      <w:r>
+        <w:rPr>
+          <w:lang w:val="zh_TW" w:bidi="zh_TW"/>
+        </w:rPr>
+      </w:r>
+      <w:r>
+        <w:rPr>
+          <w:lang w:val="zh_TW" w:bidi="zh_TW"/>
+        </w:rPr>
+        <w:t>推基古來自亞細亞省，歌羅西就位於該省（</w:t>
+      </w:r>
+      <w:hyperlink r:id="rId117">
+        <w:r>
+          <w:rPr>
+            <w:lang w:val="zh_TW" w:bidi="zh_TW"/>
+          </w:rPr>
+          <w:rPr>
+            <w:color w:val="0000EE"/>
+            <w:u w:val="single"/>
+          </w:rPr>
+          <w:t>徒20:4</w:t>
+        </w:r>
+      </w:hyperlink>
+      <w:r>
+        <w:rPr>
+          <w:lang w:val="zh_TW" w:bidi="zh_TW"/>
+        </w:rPr>
+        <w:t>）。他特別在那個省與保羅一起工作（</w:t>
+      </w:r>
       <w:hyperlink r:id="rId118">
         <w:r>
           <w:rPr>
@@ -5909,27 +5963,50 @@
             <w:color w:val="0000EE"/>
             <w:u w:val="single"/>
           </w:rPr>
-          <w:t>太5:13</w:t>
-        </w:r>
-      </w:hyperlink>
-      <w:r>
-        <w:rPr>
-          <w:lang w:val="zh_TW" w:bidi="zh_TW"/>
-        </w:rPr>
-        <w:t>）。保羅可能是在鼓勵基督徒用合適且吸引人的話語與非信徒交談。拉比們偶爾將智慧稱為</w:t>
-      </w:r>
-      <w:r>
-        <w:rPr>
-          <w:i/>
-          <w:lang w:val="zh_TW" w:bidi="zh_TW"/>
-        </w:rPr>
-        <w:t>鹽</w:t>
-      </w:r>
-      <w:r>
-        <w:rPr>
-          <w:lang w:val="zh_TW" w:bidi="zh_TW"/>
-        </w:rPr>
-        <w:t>，所以保羅也可能是在勸勉基督徒要有智慧地說話。</w:t>
+          <w:t>弗6:21</w:t>
+        </w:r>
+      </w:hyperlink>
+      <w:r>
+        <w:rPr>
+          <w:lang w:val="zh_TW" w:bidi="zh_TW"/>
+        </w:rPr>
+        <w:t>；</w:t>
+      </w:r>
+      <w:hyperlink r:id="rId119">
+        <w:r>
+          <w:rPr>
+            <w:lang w:val="zh_TW" w:bidi="zh_TW"/>
+          </w:rPr>
+          <w:rPr>
+            <w:color w:val="0000EE"/>
+            <w:u w:val="single"/>
+          </w:rPr>
+          <w:t>提後4:12</w:t>
+        </w:r>
+      </w:hyperlink>
+      <w:r>
+        <w:rPr>
+          <w:lang w:val="zh_TW" w:bidi="zh_TW"/>
+        </w:rPr>
+        <w:t>）。後來他被派往克里特與提多一起工作（</w:t>
+      </w:r>
+      <w:hyperlink r:id="rId120">
+        <w:r>
+          <w:rPr>
+            <w:lang w:val="zh_TW" w:bidi="zh_TW"/>
+          </w:rPr>
+          <w:rPr>
+            <w:color w:val="0000EE"/>
+            <w:u w:val="single"/>
+          </w:rPr>
+          <w:t>多3:12</w:t>
+        </w:r>
+      </w:hyperlink>
+      <w:r>
+        <w:rPr>
+          <w:lang w:val="zh_TW" w:bidi="zh_TW"/>
+        </w:rPr>
+        <w:t>）。推基古可能在攜帶著這封信的同時，也帶了被稱為以弗所書和腓利門書的信件。</w:t>
       </w:r>
       <w:r>
         <w:rPr>
@@ -5958,196 +6035,76 @@
         <w:rPr>
           <w:lang w:val="zh_TW" w:bidi="zh_TW"/>
         </w:rPr>
-        <w:t>歌羅西書 4:7</w:t>
-      </w:r>
-      <w:r>
-        <w:rPr>
-          <w:lang w:val="zh_TW" w:bidi="zh_TW"/>
-        </w:rPr>
-      </w:r>
-    </w:p>
-    <w:p>
-      <w:pPr/>
-      <w:r>
-        <w:rPr>
-          <w:lang w:val="zh_TW" w:bidi="zh_TW"/>
-        </w:rPr>
-      </w:r>
-      <w:r>
-        <w:rPr>
-          <w:lang w:val="zh_TW" w:bidi="zh_TW"/>
-        </w:rPr>
-        <w:t>推基古來自亞細亞省，歌羅西就位於該省（</w:t>
-      </w:r>
-      <w:hyperlink r:id="rId119">
-        <w:r>
-          <w:rPr>
-            <w:lang w:val="zh_TW" w:bidi="zh_TW"/>
-          </w:rPr>
-          <w:rPr>
-            <w:color w:val="0000EE"/>
-            <w:u w:val="single"/>
-          </w:rPr>
-          <w:t>徒20:4</w:t>
-        </w:r>
-      </w:hyperlink>
-      <w:r>
-        <w:rPr>
-          <w:lang w:val="zh_TW" w:bidi="zh_TW"/>
-        </w:rPr>
-        <w:t>）。他特別在那個省與保羅一起工作（</w:t>
-      </w:r>
-      <w:hyperlink r:id="rId120">
-        <w:r>
-          <w:rPr>
-            <w:lang w:val="zh_TW" w:bidi="zh_TW"/>
-          </w:rPr>
-          <w:rPr>
-            <w:color w:val="0000EE"/>
-            <w:u w:val="single"/>
-          </w:rPr>
-          <w:t>弗6:21</w:t>
-        </w:r>
-      </w:hyperlink>
-      <w:r>
-        <w:rPr>
-          <w:lang w:val="zh_TW" w:bidi="zh_TW"/>
-        </w:rPr>
-        <w:t>；</w:t>
+        <w:t>歌羅西書 4:7–18</w:t>
+      </w:r>
+      <w:r>
+        <w:rPr>
+          <w:lang w:val="zh_TW" w:bidi="zh_TW"/>
+        </w:rPr>
+      </w:r>
+    </w:p>
+    <w:p>
+      <w:pPr/>
+      <w:r>
+        <w:rPr>
+          <w:lang w:val="zh_TW" w:bidi="zh_TW"/>
+        </w:rPr>
+      </w:r>
+      <w:r>
+        <w:rPr>
+          <w:lang w:val="zh_TW" w:bidi="zh_TW"/>
+        </w:rPr>
+        <w:t>大多數新約聖經的書信會以一系列的問候結尾，並且提及同工團隊與旅行計劃，但歌羅西書的這部分比普遍的結尾更長。由於保羅無法旅行，他可能希望要確保歌羅西信徒與他的同工保持聯繫。這將有助於他們不會對假教師的引誘信以為真。</w:t>
+      </w:r>
+      <w:r>
+        <w:rPr>
+          <w:lang w:val="zh_TW" w:bidi="zh_TW"/>
+        </w:rPr>
+      </w:r>
+      <w:r>
+        <w:rPr>
+          <w:lang w:val="zh_TW" w:bidi="zh_TW"/>
+        </w:rPr>
+      </w:r>
+    </w:p>
+    <w:p>
+      <w:pPr/>
+      <w:r>
+        <w:rPr>
+          <w:lang w:val="zh_TW" w:bidi="zh_TW"/>
+        </w:rPr>
+      </w:r>
+    </w:p>
+    <w:p>
+      <w:pPr>
+        <w:pStyle w:val="Heading2"/>
+      </w:pPr>
+      <w:r>
+        <w:rPr>
+          <w:lang w:val="zh_TW" w:bidi="zh_TW"/>
+        </w:rPr>
+        <w:t>歌羅西書 4:9</w:t>
+      </w:r>
+      <w:r>
+        <w:rPr>
+          <w:lang w:val="zh_TW" w:bidi="zh_TW"/>
+        </w:rPr>
+      </w:r>
+    </w:p>
+    <w:p>
+      <w:pPr/>
+      <w:r>
+        <w:rPr>
+          <w:lang w:val="zh_TW" w:bidi="zh_TW"/>
+        </w:rPr>
+      </w:r>
+      <w:r>
+        <w:rPr>
+          <w:lang w:val="zh_TW" w:bidi="zh_TW"/>
+        </w:rPr>
+        <w:t>阿尼西謀是一名逃亡的奴隸，保羅將他送回給他的主人腓利門（見</w:t>
       </w:r>
       <w:hyperlink r:id="rId121">
-        <w:r>
-          <w:rPr>
-            <w:lang w:val="zh_TW" w:bidi="zh_TW"/>
-          </w:rPr>
-          <w:rPr>
-            <w:color w:val="0000EE"/>
-            <w:u w:val="single"/>
-          </w:rPr>
-          <w:t>提後4:12</w:t>
-        </w:r>
-      </w:hyperlink>
-      <w:r>
-        <w:rPr>
-          <w:lang w:val="zh_TW" w:bidi="zh_TW"/>
-        </w:rPr>
-        <w:t>）。後來他被派往克里特與提多一起工作（</w:t>
-      </w:r>
-      <w:hyperlink r:id="rId122">
-        <w:r>
-          <w:rPr>
-            <w:lang w:val="zh_TW" w:bidi="zh_TW"/>
-          </w:rPr>
-          <w:rPr>
-            <w:color w:val="0000EE"/>
-            <w:u w:val="single"/>
-          </w:rPr>
-          <w:t>多3:12</w:t>
-        </w:r>
-      </w:hyperlink>
-      <w:r>
-        <w:rPr>
-          <w:lang w:val="zh_TW" w:bidi="zh_TW"/>
-        </w:rPr>
-        <w:t>）。推基古可能在攜帶著這封信的同時，也帶了被稱為以弗所書和腓利門書的信件。</w:t>
-      </w:r>
-      <w:r>
-        <w:rPr>
-          <w:lang w:val="zh_TW" w:bidi="zh_TW"/>
-        </w:rPr>
-      </w:r>
-      <w:r>
-        <w:rPr>
-          <w:lang w:val="zh_TW" w:bidi="zh_TW"/>
-        </w:rPr>
-      </w:r>
-    </w:p>
-    <w:p>
-      <w:pPr/>
-      <w:r>
-        <w:rPr>
-          <w:lang w:val="zh_TW" w:bidi="zh_TW"/>
-        </w:rPr>
-      </w:r>
-    </w:p>
-    <w:p>
-      <w:pPr>
-        <w:pStyle w:val="Heading2"/>
-      </w:pPr>
-      <w:r>
-        <w:rPr>
-          <w:lang w:val="zh_TW" w:bidi="zh_TW"/>
-        </w:rPr>
-        <w:t>歌羅西書 4:7–18</w:t>
-      </w:r>
-      <w:r>
-        <w:rPr>
-          <w:lang w:val="zh_TW" w:bidi="zh_TW"/>
-        </w:rPr>
-      </w:r>
-    </w:p>
-    <w:p>
-      <w:pPr/>
-      <w:r>
-        <w:rPr>
-          <w:lang w:val="zh_TW" w:bidi="zh_TW"/>
-        </w:rPr>
-      </w:r>
-      <w:r>
-        <w:rPr>
-          <w:lang w:val="zh_TW" w:bidi="zh_TW"/>
-        </w:rPr>
-        <w:t>大多數新約聖經的書信會以一系列的問候結尾，並且提及同工團隊與旅行計劃，但歌羅西書的這部分比普遍的結尾更長。由於保羅無法旅行，他可能希望要確保歌羅西信徒與他的同工保持聯繫。這將有助於他們不會對假教師的引誘信以為真。</w:t>
-      </w:r>
-      <w:r>
-        <w:rPr>
-          <w:lang w:val="zh_TW" w:bidi="zh_TW"/>
-        </w:rPr>
-      </w:r>
-      <w:r>
-        <w:rPr>
-          <w:lang w:val="zh_TW" w:bidi="zh_TW"/>
-        </w:rPr>
-      </w:r>
-    </w:p>
-    <w:p>
-      <w:pPr/>
-      <w:r>
-        <w:rPr>
-          <w:lang w:val="zh_TW" w:bidi="zh_TW"/>
-        </w:rPr>
-      </w:r>
-    </w:p>
-    <w:p>
-      <w:pPr>
-        <w:pStyle w:val="Heading2"/>
-      </w:pPr>
-      <w:r>
-        <w:rPr>
-          <w:lang w:val="zh_TW" w:bidi="zh_TW"/>
-        </w:rPr>
-        <w:t>歌羅西書 4:9</w:t>
-      </w:r>
-      <w:r>
-        <w:rPr>
-          <w:lang w:val="zh_TW" w:bidi="zh_TW"/>
-        </w:rPr>
-      </w:r>
-    </w:p>
-    <w:p>
-      <w:pPr/>
-      <w:r>
-        <w:rPr>
-          <w:lang w:val="zh_TW" w:bidi="zh_TW"/>
-        </w:rPr>
-      </w:r>
-      <w:r>
-        <w:rPr>
-          <w:lang w:val="zh_TW" w:bidi="zh_TW"/>
-        </w:rPr>
-        <w:t>阿尼西謀是一名逃亡的奴隸，保羅將他送回給他的主人腓利門（見</w:t>
-      </w:r>
-      <w:hyperlink r:id="rId123">
         <w:r>
           <w:rPr>
             <w:lang w:val="zh_TW" w:bidi="zh_TW"/>
@@ -6217,7 +6174,7 @@
         </w:rPr>
         <w:t>亞里達古是一個常見的名字，但他可能就是那位來自帖撒羅尼迦（</w:t>
       </w:r>
-      <w:hyperlink r:id="rId124">
+      <w:hyperlink r:id="rId122">
         <w:r>
           <w:rPr>
             <w:lang w:val="zh_TW" w:bidi="zh_TW"/>
@@ -6235,7 +6192,7 @@
         </w:rPr>
         <w:t>，</w:t>
       </w:r>
-      <w:hyperlink r:id="rId119">
+      <w:hyperlink r:id="rId117">
         <w:r>
           <w:rPr>
             <w:lang w:val="zh_TW" w:bidi="zh_TW"/>
@@ -6253,7 +6210,7 @@
         </w:rPr>
         <w:t>）曾陪同保羅前往羅馬的旅程的人（</w:t>
       </w:r>
-      <w:hyperlink r:id="rId125">
+      <w:hyperlink r:id="rId123">
         <w:r>
           <w:rPr>
             <w:lang w:val="zh_TW" w:bidi="zh_TW"/>
@@ -6302,6 +6259,42 @@
         </w:rPr>
         <w:t>巴拿巴的表弟馬可，曾與巴拿巴和保羅一起參加他們的第一次宣教之旅，但在旅程結束前就離開了他們（</w:t>
       </w:r>
+      <w:hyperlink r:id="rId124">
+        <w:r>
+          <w:rPr>
+            <w:lang w:val="zh_TW" w:bidi="zh_TW"/>
+          </w:rPr>
+          <w:rPr>
+            <w:color w:val="0000EE"/>
+            <w:u w:val="single"/>
+          </w:rPr>
+          <w:t>徒13:13</w:t>
+        </w:r>
+      </w:hyperlink>
+      <w:r>
+        <w:rPr>
+          <w:lang w:val="zh_TW" w:bidi="zh_TW"/>
+        </w:rPr>
+        <w:t>）。那次的離隊導致保羅和巴拿巴在第二次旅程開始前分道揚鑣（</w:t>
+      </w:r>
+      <w:hyperlink r:id="rId125">
+        <w:r>
+          <w:rPr>
+            <w:lang w:val="zh_TW" w:bidi="zh_TW"/>
+          </w:rPr>
+          <w:rPr>
+            <w:color w:val="0000EE"/>
+            <w:u w:val="single"/>
+          </w:rPr>
+          <w:t>徒15:37–40</w:t>
+        </w:r>
+      </w:hyperlink>
+      <w:r>
+        <w:rPr>
+          <w:lang w:val="zh_TW" w:bidi="zh_TW"/>
+        </w:rPr>
+        <w:t>）。保羅和馬可顯然後來已經和好（另見</w:t>
+      </w:r>
       <w:hyperlink r:id="rId126">
         <w:r>
           <w:rPr>
@@ -6311,52 +6304,16 @@
             <w:color w:val="0000EE"/>
             <w:u w:val="single"/>
           </w:rPr>
-          <w:t>徒13:13</w:t>
-        </w:r>
-      </w:hyperlink>
-      <w:r>
-        <w:rPr>
-          <w:lang w:val="zh_TW" w:bidi="zh_TW"/>
-        </w:rPr>
-        <w:t>）。那次的離隊導致保羅和巴拿巴在第二次旅程開始前分道揚鑣（</w:t>
+          <w:t>提後4:11</w:t>
+        </w:r>
+      </w:hyperlink>
+      <w:r>
+        <w:rPr>
+          <w:lang w:val="zh_TW" w:bidi="zh_TW"/>
+        </w:rPr>
+        <w:t>；</w:t>
       </w:r>
       <w:hyperlink r:id="rId127">
-        <w:r>
-          <w:rPr>
-            <w:lang w:val="zh_TW" w:bidi="zh_TW"/>
-          </w:rPr>
-          <w:rPr>
-            <w:color w:val="0000EE"/>
-            <w:u w:val="single"/>
-          </w:rPr>
-          <w:t>徒15:37–40</w:t>
-        </w:r>
-      </w:hyperlink>
-      <w:r>
-        <w:rPr>
-          <w:lang w:val="zh_TW" w:bidi="zh_TW"/>
-        </w:rPr>
-        <w:t>）。保羅和馬可顯然後來已經和好（另見</w:t>
-      </w:r>
-      <w:hyperlink r:id="rId128">
-        <w:r>
-          <w:rPr>
-            <w:lang w:val="zh_TW" w:bidi="zh_TW"/>
-          </w:rPr>
-          <w:rPr>
-            <w:color w:val="0000EE"/>
-            <w:u w:val="single"/>
-          </w:rPr>
-          <w:t>提後4:11</w:t>
-        </w:r>
-      </w:hyperlink>
-      <w:r>
-        <w:rPr>
-          <w:lang w:val="zh_TW" w:bidi="zh_TW"/>
-        </w:rPr>
-        <w:t>；</w:t>
-      </w:r>
-      <w:hyperlink r:id="rId129">
         <w:r>
           <w:rPr>
             <w:lang w:val="zh_TW" w:bidi="zh_TW"/>
@@ -6440,7 +6397,7 @@
         </w:rPr>
         <w:t>在此提到的六個人中，有五個人也在</w:t>
       </w:r>
-      <w:hyperlink r:id="rId130">
+      <w:hyperlink r:id="rId128">
         <w:r>
           <w:rPr>
             <w:lang w:val="zh_TW" w:bidi="zh_TW"/>
@@ -6641,7 +6598,7 @@
         </w:rPr>
         <w:t>路加——這位深受愛戴的醫生——是眾所周知的使徒行傳和以他名字命名的福音書的作者。這節經文是兩項關於路加的事實的唯一證據：他是一位醫生，而且他不是猶太人信徒（見</w:t>
       </w:r>
-      <w:hyperlink r:id="rId131">
+      <w:hyperlink r:id="rId129">
         <w:r>
           <w:rPr>
             <w:lang w:val="zh_TW" w:bidi="zh_TW"/>
@@ -6677,248 +6634,248 @@
         </w:rPr>
         <w:t>與這段經文中提到的其他人相比，保羅並沒有提供關於底馬的詳細資訊。也許保羅對他不太了解。而底馬後來離棄了保羅（</w:t>
       </w:r>
+      <w:hyperlink r:id="rId130">
+        <w:r>
+          <w:rPr>
+            <w:lang w:val="zh_TW" w:bidi="zh_TW"/>
+          </w:rPr>
+          <w:rPr>
+            <w:color w:val="0000EE"/>
+            <w:u w:val="single"/>
+          </w:rPr>
+          <w:t>提後4:10</w:t>
+        </w:r>
+      </w:hyperlink>
+      <w:r>
+        <w:rPr>
+          <w:lang w:val="zh_TW" w:bidi="zh_TW"/>
+        </w:rPr>
+        <w:t>）。</w:t>
+      </w:r>
+      <w:r>
+        <w:rPr>
+          <w:lang w:val="zh_TW" w:bidi="zh_TW"/>
+        </w:rPr>
+      </w:r>
+      <w:r>
+        <w:rPr>
+          <w:lang w:val="zh_TW" w:bidi="zh_TW"/>
+        </w:rPr>
+      </w:r>
+    </w:p>
+    <w:p>
+      <w:pPr/>
+      <w:r>
+        <w:rPr>
+          <w:lang w:val="zh_TW" w:bidi="zh_TW"/>
+        </w:rPr>
+      </w:r>
+    </w:p>
+    <w:p>
+      <w:pPr>
+        <w:pStyle w:val="Heading2"/>
+      </w:pPr>
+      <w:r>
+        <w:rPr>
+          <w:lang w:val="zh_TW" w:bidi="zh_TW"/>
+        </w:rPr>
+        <w:t>歌羅西書 4:15</w:t>
+      </w:r>
+      <w:r>
+        <w:rPr>
+          <w:lang w:val="zh_TW" w:bidi="zh_TW"/>
+        </w:rPr>
+      </w:r>
+    </w:p>
+    <w:p>
+      <w:pPr/>
+      <w:r>
+        <w:rPr>
+          <w:lang w:val="zh_TW" w:bidi="zh_TW"/>
+        </w:rPr>
+      </w:r>
+      <w:r>
+        <w:rPr>
+          <w:lang w:val="zh_TW" w:bidi="zh_TW"/>
+        </w:rPr>
+        <w:t>寧法，並她家裏的教會：在基督教會最初的兩個世紀，幾乎所有信徒都是在私人住宅中聚會敬拜。關於寧法的其它資訊則無從得知。</w:t>
+      </w:r>
+      <w:r>
+        <w:rPr>
+          <w:lang w:val="zh_TW" w:bidi="zh_TW"/>
+        </w:rPr>
+      </w:r>
+      <w:r>
+        <w:rPr>
+          <w:lang w:val="zh_TW" w:bidi="zh_TW"/>
+        </w:rPr>
+      </w:r>
+    </w:p>
+    <w:p>
+      <w:pPr/>
+      <w:r>
+        <w:rPr>
+          <w:lang w:val="zh_TW" w:bidi="zh_TW"/>
+        </w:rPr>
+      </w:r>
+    </w:p>
+    <w:p>
+      <w:pPr>
+        <w:pStyle w:val="Heading2"/>
+      </w:pPr>
+      <w:r>
+        <w:rPr>
+          <w:lang w:val="zh_TW" w:bidi="zh_TW"/>
+        </w:rPr>
+        <w:t>歌羅西書 4:16</w:t>
+      </w:r>
+      <w:r>
+        <w:rPr>
+          <w:lang w:val="zh_TW" w:bidi="zh_TW"/>
+        </w:rPr>
+      </w:r>
+    </w:p>
+    <w:p>
+      <w:pPr/>
+      <w:r>
+        <w:rPr>
+          <w:lang w:val="zh_TW" w:bidi="zh_TW"/>
+        </w:rPr>
+      </w:r>
+      <w:r>
+        <w:rPr>
+          <w:lang w:val="zh_TW" w:bidi="zh_TW"/>
+        </w:rPr>
+        <w:t>你們也要念從老底嘉來的書信：多年來，人們曾多次嘗試將這封寫給老底嘉人的信與新約聖經中的某封信或片段對應起來，但最有可能的是保羅寫給老底嘉教會的信已經遺失。</w:t>
+      </w:r>
+      <w:r>
+        <w:rPr>
+          <w:lang w:val="zh_TW" w:bidi="zh_TW"/>
+        </w:rPr>
+      </w:r>
+      <w:r>
+        <w:rPr>
+          <w:lang w:val="zh_TW" w:bidi="zh_TW"/>
+        </w:rPr>
+      </w:r>
+    </w:p>
+    <w:p>
+      <w:pPr/>
+      <w:r>
+        <w:rPr>
+          <w:lang w:val="zh_TW" w:bidi="zh_TW"/>
+        </w:rPr>
+      </w:r>
+    </w:p>
+    <w:p>
+      <w:pPr>
+        <w:pStyle w:val="Heading2"/>
+      </w:pPr>
+      <w:r>
+        <w:rPr>
+          <w:lang w:val="zh_TW" w:bidi="zh_TW"/>
+        </w:rPr>
+        <w:t>歌羅西書 4:17</w:t>
+      </w:r>
+      <w:r>
+        <w:rPr>
+          <w:lang w:val="zh_TW" w:bidi="zh_TW"/>
+        </w:rPr>
+      </w:r>
+    </w:p>
+    <w:p>
+      <w:pPr/>
+      <w:r>
+        <w:rPr>
+          <w:lang w:val="zh_TW" w:bidi="zh_TW"/>
+        </w:rPr>
+      </w:r>
+      <w:r>
+        <w:rPr>
+          <w:lang w:val="zh_TW" w:bidi="zh_TW"/>
+        </w:rPr>
+        <w:t>亞基布：另見</w:t>
+      </w:r>
+      <w:hyperlink r:id="rId131">
+        <w:r>
+          <w:rPr>
+            <w:lang w:val="zh_TW" w:bidi="zh_TW"/>
+          </w:rPr>
+          <w:rPr>
+            <w:color w:val="0000EE"/>
+            <w:u w:val="single"/>
+          </w:rPr>
+          <w:t>腓利門書一章2節</w:t>
+        </w:r>
+      </w:hyperlink>
+      <w:r>
+        <w:rPr>
+          <w:lang w:val="zh_TW" w:bidi="zh_TW"/>
+        </w:rPr>
+        <w:t>。我們無法得到更多關於主所賜給他的職分的資訊。</w:t>
+      </w:r>
+      <w:r>
+        <w:rPr>
+          <w:lang w:val="zh_TW" w:bidi="zh_TW"/>
+        </w:rPr>
+      </w:r>
+      <w:r>
+        <w:rPr>
+          <w:lang w:val="zh_TW" w:bidi="zh_TW"/>
+        </w:rPr>
+      </w:r>
+    </w:p>
+    <w:p>
+      <w:pPr/>
+      <w:r>
+        <w:rPr>
+          <w:lang w:val="zh_TW" w:bidi="zh_TW"/>
+        </w:rPr>
+      </w:r>
+    </w:p>
+    <w:p>
+      <w:pPr>
+        <w:pStyle w:val="Heading2"/>
+      </w:pPr>
+      <w:r>
+        <w:rPr>
+          <w:lang w:val="zh_TW" w:bidi="zh_TW"/>
+        </w:rPr>
+        <w:t>歌羅西書 4:18</w:t>
+      </w:r>
+      <w:r>
+        <w:rPr>
+          <w:lang w:val="zh_TW" w:bidi="zh_TW"/>
+        </w:rPr>
+      </w:r>
+    </w:p>
+    <w:p>
+      <w:pPr/>
+      <w:r>
+        <w:rPr>
+          <w:lang w:val="zh_TW" w:bidi="zh_TW"/>
+        </w:rPr>
+      </w:r>
+      <w:r>
+        <w:rPr>
+          <w:lang w:val="zh_TW" w:bidi="zh_TW"/>
+        </w:rPr>
+        <w:t>我——保羅親筆問你們安：像大多數古代書信一樣，歌羅西書可能是由保羅口述給文士，或</w:t>
+      </w:r>
+      <w:r>
+        <w:rPr>
+          <w:i/>
+          <w:lang w:val="zh_TW" w:bidi="zh_TW"/>
+        </w:rPr>
+        <w:t>錄信者</w:t>
+      </w:r>
+      <w:r>
+        <w:rPr>
+          <w:lang w:val="zh_TW" w:bidi="zh_TW"/>
+        </w:rPr>
+        <w:t>，因這些人受過訓練，能夠書寫工整且簡潔。為了證明信件的真實性，保羅在信末親自加上了他的手寫問安（參保羅在</w:t>
+      </w:r>
       <w:hyperlink r:id="rId132">
-        <w:r>
-          <w:rPr>
-            <w:lang w:val="zh_TW" w:bidi="zh_TW"/>
-          </w:rPr>
-          <w:rPr>
-            <w:color w:val="0000EE"/>
-            <w:u w:val="single"/>
-          </w:rPr>
-          <w:t>提後4:10</w:t>
-        </w:r>
-      </w:hyperlink>
-      <w:r>
-        <w:rPr>
-          <w:lang w:val="zh_TW" w:bidi="zh_TW"/>
-        </w:rPr>
-        <w:t>）。</w:t>
-      </w:r>
-      <w:r>
-        <w:rPr>
-          <w:lang w:val="zh_TW" w:bidi="zh_TW"/>
-        </w:rPr>
-      </w:r>
-      <w:r>
-        <w:rPr>
-          <w:lang w:val="zh_TW" w:bidi="zh_TW"/>
-        </w:rPr>
-      </w:r>
-    </w:p>
-    <w:p>
-      <w:pPr/>
-      <w:r>
-        <w:rPr>
-          <w:lang w:val="zh_TW" w:bidi="zh_TW"/>
-        </w:rPr>
-      </w:r>
-    </w:p>
-    <w:p>
-      <w:pPr>
-        <w:pStyle w:val="Heading2"/>
-      </w:pPr>
-      <w:r>
-        <w:rPr>
-          <w:lang w:val="zh_TW" w:bidi="zh_TW"/>
-        </w:rPr>
-        <w:t>歌羅西書 4:15</w:t>
-      </w:r>
-      <w:r>
-        <w:rPr>
-          <w:lang w:val="zh_TW" w:bidi="zh_TW"/>
-        </w:rPr>
-      </w:r>
-    </w:p>
-    <w:p>
-      <w:pPr/>
-      <w:r>
-        <w:rPr>
-          <w:lang w:val="zh_TW" w:bidi="zh_TW"/>
-        </w:rPr>
-      </w:r>
-      <w:r>
-        <w:rPr>
-          <w:lang w:val="zh_TW" w:bidi="zh_TW"/>
-        </w:rPr>
-        <w:t>寧法，並她家裏的教會：在基督教會最初的兩個世紀，幾乎所有信徒都是在私人住宅中聚會敬拜。關於寧法的其它資訊則無從得知。</w:t>
-      </w:r>
-      <w:r>
-        <w:rPr>
-          <w:lang w:val="zh_TW" w:bidi="zh_TW"/>
-        </w:rPr>
-      </w:r>
-      <w:r>
-        <w:rPr>
-          <w:lang w:val="zh_TW" w:bidi="zh_TW"/>
-        </w:rPr>
-      </w:r>
-    </w:p>
-    <w:p>
-      <w:pPr/>
-      <w:r>
-        <w:rPr>
-          <w:lang w:val="zh_TW" w:bidi="zh_TW"/>
-        </w:rPr>
-      </w:r>
-    </w:p>
-    <w:p>
-      <w:pPr>
-        <w:pStyle w:val="Heading2"/>
-      </w:pPr>
-      <w:r>
-        <w:rPr>
-          <w:lang w:val="zh_TW" w:bidi="zh_TW"/>
-        </w:rPr>
-        <w:t>歌羅西書 4:16</w:t>
-      </w:r>
-      <w:r>
-        <w:rPr>
-          <w:lang w:val="zh_TW" w:bidi="zh_TW"/>
-        </w:rPr>
-      </w:r>
-    </w:p>
-    <w:p>
-      <w:pPr/>
-      <w:r>
-        <w:rPr>
-          <w:lang w:val="zh_TW" w:bidi="zh_TW"/>
-        </w:rPr>
-      </w:r>
-      <w:r>
-        <w:rPr>
-          <w:lang w:val="zh_TW" w:bidi="zh_TW"/>
-        </w:rPr>
-        <w:t>你們也要念從老底嘉來的書信：多年來，人們曾多次嘗試將這封寫給老底嘉人的信與新約聖經中的某封信或片段對應起來，但最有可能的是保羅寫給老底嘉教會的信已經遺失。</w:t>
-      </w:r>
-      <w:r>
-        <w:rPr>
-          <w:lang w:val="zh_TW" w:bidi="zh_TW"/>
-        </w:rPr>
-      </w:r>
-      <w:r>
-        <w:rPr>
-          <w:lang w:val="zh_TW" w:bidi="zh_TW"/>
-        </w:rPr>
-      </w:r>
-    </w:p>
-    <w:p>
-      <w:pPr/>
-      <w:r>
-        <w:rPr>
-          <w:lang w:val="zh_TW" w:bidi="zh_TW"/>
-        </w:rPr>
-      </w:r>
-    </w:p>
-    <w:p>
-      <w:pPr>
-        <w:pStyle w:val="Heading2"/>
-      </w:pPr>
-      <w:r>
-        <w:rPr>
-          <w:lang w:val="zh_TW" w:bidi="zh_TW"/>
-        </w:rPr>
-        <w:t>歌羅西書 4:17</w:t>
-      </w:r>
-      <w:r>
-        <w:rPr>
-          <w:lang w:val="zh_TW" w:bidi="zh_TW"/>
-        </w:rPr>
-      </w:r>
-    </w:p>
-    <w:p>
-      <w:pPr/>
-      <w:r>
-        <w:rPr>
-          <w:lang w:val="zh_TW" w:bidi="zh_TW"/>
-        </w:rPr>
-      </w:r>
-      <w:r>
-        <w:rPr>
-          <w:lang w:val="zh_TW" w:bidi="zh_TW"/>
-        </w:rPr>
-        <w:t>亞基布：另見</w:t>
-      </w:r>
-      <w:hyperlink r:id="rId133">
-        <w:r>
-          <w:rPr>
-            <w:lang w:val="zh_TW" w:bidi="zh_TW"/>
-          </w:rPr>
-          <w:rPr>
-            <w:color w:val="0000EE"/>
-            <w:u w:val="single"/>
-          </w:rPr>
-          <w:t>腓利門書一章2節</w:t>
-        </w:r>
-      </w:hyperlink>
-      <w:r>
-        <w:rPr>
-          <w:lang w:val="zh_TW" w:bidi="zh_TW"/>
-        </w:rPr>
-        <w:t>。我們無法得到更多關於主所賜給他的職分的資訊。</w:t>
-      </w:r>
-      <w:r>
-        <w:rPr>
-          <w:lang w:val="zh_TW" w:bidi="zh_TW"/>
-        </w:rPr>
-      </w:r>
-      <w:r>
-        <w:rPr>
-          <w:lang w:val="zh_TW" w:bidi="zh_TW"/>
-        </w:rPr>
-      </w:r>
-    </w:p>
-    <w:p>
-      <w:pPr/>
-      <w:r>
-        <w:rPr>
-          <w:lang w:val="zh_TW" w:bidi="zh_TW"/>
-        </w:rPr>
-      </w:r>
-    </w:p>
-    <w:p>
-      <w:pPr>
-        <w:pStyle w:val="Heading2"/>
-      </w:pPr>
-      <w:r>
-        <w:rPr>
-          <w:lang w:val="zh_TW" w:bidi="zh_TW"/>
-        </w:rPr>
-        <w:t>歌羅西書 4:18</w:t>
-      </w:r>
-      <w:r>
-        <w:rPr>
-          <w:lang w:val="zh_TW" w:bidi="zh_TW"/>
-        </w:rPr>
-      </w:r>
-    </w:p>
-    <w:p>
-      <w:pPr/>
-      <w:r>
-        <w:rPr>
-          <w:lang w:val="zh_TW" w:bidi="zh_TW"/>
-        </w:rPr>
-      </w:r>
-      <w:r>
-        <w:rPr>
-          <w:lang w:val="zh_TW" w:bidi="zh_TW"/>
-        </w:rPr>
-        <w:t>我——保羅親筆問你們安：像大多數古代書信一樣，歌羅西書可能是由保羅口述給文士，或</w:t>
-      </w:r>
-      <w:r>
-        <w:rPr>
-          <w:i/>
-          <w:lang w:val="zh_TW" w:bidi="zh_TW"/>
-        </w:rPr>
-        <w:t>錄信者</w:t>
-      </w:r>
-      <w:r>
-        <w:rPr>
-          <w:lang w:val="zh_TW" w:bidi="zh_TW"/>
-        </w:rPr>
-        <w:t>，因這些人受過訓練，能夠書寫工整且簡潔。為了證明信件的真實性，保羅在信末親自加上了他的手寫問安（參保羅在</w:t>
-      </w:r>
-      <w:hyperlink r:id="rId134">
         <w:r>
           <w:rPr>
             <w:lang w:val="zh_TW" w:bidi="zh_TW"/>

--- a/zht/docx/51.content.docx
+++ b/zht/docx/51.content.docx
@@ -163,13 +163,6 @@
         <w:rPr>
           <w:lang w:val="zh_TW" w:bidi="zh_TW"/>
         </w:rPr>
-      </w:r>
-      <w:r>
-        <w:rPr>
-          <w:i/>
-          <w:lang w:val="zh_TW" w:bidi="zh_TW"/>
-        </w:rPr>
-        <w:t>歌羅西書 1:1, 歌羅西書 1:2, 歌羅西書 1:3–14, 歌羅西書 1:4, 歌羅西書 1:5, 歌羅西書 1:6, 歌羅西書 1:7, 歌羅西書 1:9–10, 歌羅西書 1:12–13, 歌羅西書 1:15, 歌羅西書 1:15–20, 歌羅西書 1:16, 歌羅西書 1:18, 歌羅西書 1:19, 歌羅西書 1:20, 歌羅西書 1:21, 歌羅西書 1:21–23, 歌羅西書 1:22, 歌羅西書 1:23, 歌羅西書 1:24, 歌羅西書 1:24–25, 歌羅西書 1:26, 歌羅西書 2:1–5, 歌羅西書 2:2, 歌羅西書 2:3, 歌羅西書 2:6–15, 歌羅西書 2:8, 歌羅西書 2:11, 歌羅西書 2:12, 歌羅西書 2:14, 歌羅西書 2:15, 歌羅西書 2:16, 歌羅西書 2:16–23, 歌羅西書 2:17, 歌羅西書 2:18, 歌羅西書 2:20, 歌羅西書 2:23, 歌羅西書 3:1, 歌羅西書 3:1–11, 歌羅西書 3:3–4, 歌羅西書 3:5, 歌羅西書 3:6, 歌羅西書 3:8, 歌羅西書 3:9–10, 歌羅西書 3:11, 歌羅西書 3:12–17, 歌羅西書 3:15, 歌羅西書 3:16, 歌羅西書 3:17, 歌羅西書 3:18, 歌羅西書 3:18–4:1, 歌羅西書 3:19, 歌羅西書 3:22–24, 歌羅西書 4:1, 歌羅西書 4:2, 歌羅西書 4:2–6, 歌羅西書 4:3, 歌羅西書 4:5, 歌羅西書 4:6, 歌羅西書 4:7, 歌羅西書 4:7–18, 歌羅西書 4:9, 歌羅西書 4:10, 歌羅西書 4:10–14, 歌羅西書 4:11, 歌羅西書 4:13, 歌羅西書 4:14, 歌羅西書 4:15, 歌羅西書 4:16, 歌羅西書 4:17, 歌羅西書 4:18</w:t>
       </w:r>
       <w:r>
         <w:rPr>

--- a/zht/docx/51.content.docx
+++ b/zht/docx/51.content.docx
@@ -150,19 +150,6 @@
           <w:lang w:val="zh_TW" w:bidi="zh_TW"/>
         </w:rPr>
         <w:t>COL</w:t>
-      </w:r>
-      <w:r>
-        <w:rPr>
-          <w:lang w:val="zh_TW" w:bidi="zh_TW"/>
-        </w:rPr>
-      </w:r>
-    </w:p>
-    <w:p>
-      <w:pPr/>
-      <w:r>
-        <w:rPr>
-          <w:lang w:val="zh_TW" w:bidi="zh_TW"/>
-        </w:rPr>
       </w:r>
       <w:r>
         <w:rPr>

--- a/zht/docx/51.content.docx
+++ b/zht/docx/51.content.docx
@@ -19,7 +19,7 @@
         <w:rPr>
           <w:lang w:val="zh_TW" w:bidi="zh_TW"/>
         </w:rPr>
-        <w:t>Resource: 研讀筆記 (Tyndale)</w:t>
+        <w:t>Resource: Tyndale Open Study Notes</w:t>
       </w:r>
       <w:r>
         <w:rPr>
@@ -112,7 +112,7 @@
         <w:rPr>
           <w:lang w:val="zh_TW" w:bidi="zh_TW"/>
         </w:rPr>
-        <w:t>研讀筆記 (Tyndale)</w:t>
+        <w:t>Tyndale Open Study Notes</w:t>
       </w:r>
     </w:p>
     <w:p>

--- a/zht/docx/51.content.docx
+++ b/zht/docx/51.content.docx
@@ -19,7 +19,7 @@
         <w:rPr>
           <w:lang w:val="zh_TW" w:bidi="zh_TW"/>
         </w:rPr>
-        <w:t>Resource: Tyndale Open Study Notes</w:t>
+        <w:t>Resource: Aquifer Open Study Notes</w:t>
       </w:r>
       <w:r>
         <w:rPr>
@@ -112,7 +112,7 @@
         <w:rPr>
           <w:lang w:val="zh_TW" w:bidi="zh_TW"/>
         </w:rPr>
-        <w:t>Tyndale Open Study Notes</w:t>
+        <w:t>Aquifer Open Study Notes</w:t>
       </w:r>
     </w:p>
     <w:p>

--- a/zht/docx/51.content.docx
+++ b/zht/docx/51.content.docx
@@ -452,18 +452,12 @@
         </w:rPr>
         <w:t>。他們被神分別出來作為祂聖潔的子民（</w:t>
       </w:r>
-      <w:hyperlink r:id="rId13">
-        <w:r>
-          <w:rPr>
-            <w:lang w:val="zh_TW" w:bidi="zh_TW"/>
-          </w:rPr>
-          <w:rPr>
-            <w:color w:val="0000EE"/>
-            <w:u w:val="single"/>
-          </w:rPr>
-          <w:t>3:12</w:t>
-        </w:r>
-      </w:hyperlink>
+      <w:r>
+        <w:rPr>
+          <w:lang w:val="zh_TW" w:bidi="zh_TW"/>
+        </w:rPr>
+        <w:t>3:12</w:t>
+      </w:r>
       <w:r>
         <w:rPr>
           <w:lang w:val="zh_TW" w:bidi="zh_TW"/>
@@ -518,18 +512,12 @@
         </w:rPr>
         <w:t>歌羅西的基督徒所擁有的堅定盼望，為他們的信心和愛心提供了穩固的根基（</w:t>
       </w:r>
-      <w:hyperlink r:id="rId14">
-        <w:r>
-          <w:rPr>
-            <w:lang w:val="zh_TW" w:bidi="zh_TW"/>
-          </w:rPr>
-          <w:rPr>
-            <w:color w:val="0000EE"/>
-            <w:u w:val="single"/>
-          </w:rPr>
-          <w:t>1:4</w:t>
-        </w:r>
-      </w:hyperlink>
+      <w:r>
+        <w:rPr>
+          <w:lang w:val="zh_TW" w:bidi="zh_TW"/>
+        </w:rPr>
+        <w:t>1:4</w:t>
+      </w:r>
       <w:r>
         <w:rPr>
           <w:lang w:val="zh_TW" w:bidi="zh_TW"/>
@@ -602,18 +590,12 @@
         </w:rPr>
         <w:t>透過改變生命在各處結出果子：這好消息能有效地改變生命並帶來屬靈的成長（參</w:t>
       </w:r>
-      <w:hyperlink r:id="rId15">
-        <w:r>
-          <w:rPr>
-            <w:lang w:val="zh_TW" w:bidi="zh_TW"/>
-          </w:rPr>
-          <w:rPr>
-            <w:color w:val="0000EE"/>
-            <w:u w:val="single"/>
-          </w:rPr>
-          <w:t>1:10</w:t>
-        </w:r>
-      </w:hyperlink>
+      <w:r>
+        <w:rPr>
+          <w:lang w:val="zh_TW" w:bidi="zh_TW"/>
+        </w:rPr>
+        <w:t>1:10</w:t>
+      </w:r>
       <w:r>
         <w:rPr>
           <w:lang w:val="zh_TW" w:bidi="zh_TW"/>
@@ -668,54 +650,36 @@
         </w:rPr>
         <w:t>以巴弗（另見</w:t>
       </w:r>
-      <w:hyperlink r:id="rId16">
-        <w:r>
-          <w:rPr>
-            <w:lang w:val="zh_TW" w:bidi="zh_TW"/>
-          </w:rPr>
-          <w:rPr>
-            <w:color w:val="0000EE"/>
-            <w:u w:val="single"/>
-          </w:rPr>
-          <w:t>4:12–13</w:t>
-        </w:r>
-      </w:hyperlink>
+      <w:r>
+        <w:rPr>
+          <w:lang w:val="zh_TW" w:bidi="zh_TW"/>
+        </w:rPr>
+        <w:t>4:12–13</w:t>
+      </w:r>
       <w:r>
         <w:rPr>
           <w:lang w:val="zh_TW" w:bidi="zh_TW"/>
         </w:rPr>
         <w:t>；</w:t>
       </w:r>
-      <w:hyperlink r:id="rId17">
-        <w:r>
-          <w:rPr>
-            <w:lang w:val="zh_TW" w:bidi="zh_TW"/>
-          </w:rPr>
-          <w:rPr>
-            <w:color w:val="0000EE"/>
-            <w:u w:val="single"/>
-          </w:rPr>
-          <w:t>門1:23</w:t>
-        </w:r>
-      </w:hyperlink>
+      <w:r>
+        <w:rPr>
+          <w:lang w:val="zh_TW" w:bidi="zh_TW"/>
+        </w:rPr>
+        <w:t>門1:23</w:t>
+      </w:r>
       <w:r>
         <w:rPr>
           <w:lang w:val="zh_TW" w:bidi="zh_TW"/>
         </w:rPr>
         <w:t>）可能是在保羅在以弗所服事時歸信的（見</w:t>
       </w:r>
-      <w:hyperlink r:id="rId18">
-        <w:r>
-          <w:rPr>
-            <w:lang w:val="zh_TW" w:bidi="zh_TW"/>
-          </w:rPr>
-          <w:rPr>
-            <w:color w:val="0000EE"/>
-            <w:u w:val="single"/>
-          </w:rPr>
-          <w:t>徒19:10</w:t>
-        </w:r>
-      </w:hyperlink>
+      <w:r>
+        <w:rPr>
+          <w:lang w:val="zh_TW" w:bidi="zh_TW"/>
+        </w:rPr>
+        <w:t>徒19:10</w:t>
+      </w:r>
       <w:r>
         <w:rPr>
           <w:lang w:val="zh_TW" w:bidi="zh_TW"/>
@@ -770,18 +734,12 @@
         </w:rPr>
         <w:t>保羅祈求神讓他的讀者能夠更深刻地理解福音，並能在他們的生活中將其充分展現出來。屬靈的成長會帶來對基督真理更清晰和更深入的理解，以及活出蒙神喜悅的行為。藉此，信徒就會有堅忍和耐心能在邪惡面前站立得穩（</w:t>
       </w:r>
-      <w:hyperlink r:id="rId19">
-        <w:r>
-          <w:rPr>
-            <w:lang w:val="zh_TW" w:bidi="zh_TW"/>
-          </w:rPr>
-          <w:rPr>
-            <w:color w:val="0000EE"/>
-            <w:u w:val="single"/>
-          </w:rPr>
-          <w:t>1:11</w:t>
-        </w:r>
-      </w:hyperlink>
+      <w:r>
+        <w:rPr>
+          <w:lang w:val="zh_TW" w:bidi="zh_TW"/>
+        </w:rPr>
+        <w:t>1:11</w:t>
+      </w:r>
       <w:r>
         <w:rPr>
           <w:lang w:val="zh_TW" w:bidi="zh_TW"/>
@@ -840,54 +798,36 @@
         </w:rPr>
         <w:t>總是感謝父：謙卑地感謝神的救恩是抵抗錯誤教導的引誘的有力對策（另見</w:t>
       </w:r>
-      <w:hyperlink r:id="rId20">
-        <w:r>
-          <w:rPr>
-            <w:lang w:val="zh_TW" w:bidi="zh_TW"/>
-          </w:rPr>
-          <w:rPr>
-            <w:color w:val="0000EE"/>
-            <w:u w:val="single"/>
-          </w:rPr>
-          <w:t>2:7</w:t>
-        </w:r>
-      </w:hyperlink>
+      <w:r>
+        <w:rPr>
+          <w:lang w:val="zh_TW" w:bidi="zh_TW"/>
+        </w:rPr>
+        <w:t>2:7</w:t>
+      </w:r>
       <w:r>
         <w:rPr>
           <w:lang w:val="zh_TW" w:bidi="zh_TW"/>
         </w:rPr>
         <w:t>，</w:t>
       </w:r>
-      <w:hyperlink r:id="rId21">
-        <w:r>
-          <w:rPr>
-            <w:lang w:val="zh_TW" w:bidi="zh_TW"/>
-          </w:rPr>
-          <w:rPr>
-            <w:color w:val="0000EE"/>
-            <w:u w:val="single"/>
-          </w:rPr>
-          <w:t>3:17</w:t>
-        </w:r>
-      </w:hyperlink>
+      <w:r>
+        <w:rPr>
+          <w:lang w:val="zh_TW" w:bidi="zh_TW"/>
+        </w:rPr>
+        <w:t>3:17</w:t>
+      </w:r>
       <w:r>
         <w:rPr>
           <w:lang w:val="zh_TW" w:bidi="zh_TW"/>
         </w:rPr>
         <w:t>，</w:t>
       </w:r>
-      <w:hyperlink r:id="rId22">
-        <w:r>
-          <w:rPr>
-            <w:lang w:val="zh_TW" w:bidi="zh_TW"/>
-          </w:rPr>
-          <w:rPr>
-            <w:color w:val="0000EE"/>
-            <w:u w:val="single"/>
-          </w:rPr>
-          <w:t>4:2</w:t>
-        </w:r>
-      </w:hyperlink>
+      <w:r>
+        <w:rPr>
+          <w:lang w:val="zh_TW" w:bidi="zh_TW"/>
+        </w:rPr>
+        <w:t>4:2</w:t>
+      </w:r>
       <w:r>
         <w:rPr>
           <w:lang w:val="zh_TW" w:bidi="zh_TW"/>
@@ -912,54 +852,36 @@
         </w:rPr>
         <w:t>基業是神所應許給祂子民的（例如，見</w:t>
       </w:r>
-      <w:hyperlink r:id="rId23">
-        <w:r>
-          <w:rPr>
-            <w:lang w:val="zh_TW" w:bidi="zh_TW"/>
-          </w:rPr>
-          <w:rPr>
-            <w:color w:val="0000EE"/>
-            <w:u w:val="single"/>
-          </w:rPr>
-          <w:t>申3:28</w:t>
-        </w:r>
-      </w:hyperlink>
+      <w:r>
+        <w:rPr>
+          <w:lang w:val="zh_TW" w:bidi="zh_TW"/>
+        </w:rPr>
+        <w:t>申3:28</w:t>
+      </w:r>
       <w:r>
         <w:rPr>
           <w:lang w:val="zh_TW" w:bidi="zh_TW"/>
         </w:rPr>
         <w:t>；</w:t>
       </w:r>
-      <w:hyperlink r:id="rId24">
-        <w:r>
-          <w:rPr>
-            <w:lang w:val="zh_TW" w:bidi="zh_TW"/>
-          </w:rPr>
-          <w:rPr>
-            <w:color w:val="0000EE"/>
-            <w:u w:val="single"/>
-          </w:rPr>
-          <w:t>詩33:12</w:t>
-        </w:r>
-      </w:hyperlink>
+      <w:r>
+        <w:rPr>
+          <w:lang w:val="zh_TW" w:bidi="zh_TW"/>
+        </w:rPr>
+        <w:t>詩33:12</w:t>
+      </w:r>
       <w:r>
         <w:rPr>
           <w:lang w:val="zh_TW" w:bidi="zh_TW"/>
         </w:rPr>
         <w:t>；</w:t>
       </w:r>
-      <w:hyperlink r:id="rId25">
-        <w:r>
-          <w:rPr>
-            <w:lang w:val="zh_TW" w:bidi="zh_TW"/>
-          </w:rPr>
-          <w:rPr>
-            <w:color w:val="0000EE"/>
-            <w:u w:val="single"/>
-          </w:rPr>
-          <w:t>結44:28</w:t>
-        </w:r>
-      </w:hyperlink>
+      <w:r>
+        <w:rPr>
+          <w:lang w:val="zh_TW" w:bidi="zh_TW"/>
+        </w:rPr>
+        <w:t>結44:28</w:t>
+      </w:r>
       <w:r>
         <w:rPr>
           <w:lang w:val="zh_TW" w:bidi="zh_TW"/>
@@ -979,54 +901,36 @@
         </w:rPr>
         <w:t>包含了救恩和最終的拯救（另見</w:t>
       </w:r>
-      <w:hyperlink r:id="rId26">
-        <w:r>
-          <w:rPr>
-            <w:lang w:val="zh_TW" w:bidi="zh_TW"/>
-          </w:rPr>
-          <w:rPr>
-            <w:color w:val="0000EE"/>
-            <w:u w:val="single"/>
-          </w:rPr>
-          <w:t>弗1:11</w:t>
-        </w:r>
-      </w:hyperlink>
+      <w:r>
+        <w:rPr>
+          <w:lang w:val="zh_TW" w:bidi="zh_TW"/>
+        </w:rPr>
+        <w:t>弗1:11</w:t>
+      </w:r>
       <w:r>
         <w:rPr>
           <w:lang w:val="zh_TW" w:bidi="zh_TW"/>
         </w:rPr>
         <w:t>；</w:t>
       </w:r>
-      <w:hyperlink r:id="rId27">
-        <w:r>
-          <w:rPr>
-            <w:lang w:val="zh_TW" w:bidi="zh_TW"/>
-          </w:rPr>
-          <w:rPr>
-            <w:color w:val="0000EE"/>
-            <w:u w:val="single"/>
-          </w:rPr>
-          <w:t>多3:7</w:t>
-        </w:r>
-      </w:hyperlink>
+      <w:r>
+        <w:rPr>
+          <w:lang w:val="zh_TW" w:bidi="zh_TW"/>
+        </w:rPr>
+        <w:t>多3:7</w:t>
+      </w:r>
       <w:r>
         <w:rPr>
           <w:lang w:val="zh_TW" w:bidi="zh_TW"/>
         </w:rPr>
         <w:t>；</w:t>
       </w:r>
-      <w:hyperlink r:id="rId28">
-        <w:r>
-          <w:rPr>
-            <w:lang w:val="zh_TW" w:bidi="zh_TW"/>
-          </w:rPr>
-          <w:rPr>
-            <w:color w:val="0000EE"/>
-            <w:u w:val="single"/>
-          </w:rPr>
-          <w:t>來9:15</w:t>
-        </w:r>
-      </w:hyperlink>
+      <w:r>
+        <w:rPr>
+          <w:lang w:val="zh_TW" w:bidi="zh_TW"/>
+        </w:rPr>
+        <w:t>來9:15</w:t>
+      </w:r>
       <w:r>
         <w:rPr>
           <w:lang w:val="zh_TW" w:bidi="zh_TW"/>
@@ -1085,18 +989,12 @@
         </w:rPr>
         <w:t>可見的形像：在舊約聖經的希臘文翻譯中，eikōn（「形像，代表」）是用來指人類是按照神的形像被造的（</w:t>
       </w:r>
-      <w:hyperlink r:id="rId29">
-        <w:r>
-          <w:rPr>
-            <w:lang w:val="zh_TW" w:bidi="zh_TW"/>
-          </w:rPr>
-          <w:rPr>
-            <w:color w:val="0000EE"/>
-            <w:u w:val="single"/>
-          </w:rPr>
-          <w:t>創1:26–27</w:t>
-        </w:r>
-      </w:hyperlink>
+      <w:r>
+        <w:rPr>
+          <w:lang w:val="zh_TW" w:bidi="zh_TW"/>
+        </w:rPr>
+        <w:t>創1:26–27</w:t>
+      </w:r>
       <w:r>
         <w:rPr>
           <w:lang w:val="zh_TW" w:bidi="zh_TW"/>
@@ -1116,36 +1014,24 @@
         </w:rPr>
         <w:t xml:space="preserve"> 7:25–26）。新約聖經的作者談到基督是神的智慧，藉此來闡明祂的重要性（參</w:t>
       </w:r>
-      <w:hyperlink r:id="rId30">
-        <w:r>
-          <w:rPr>
-            <w:lang w:val="zh_TW" w:bidi="zh_TW"/>
-          </w:rPr>
-          <w:rPr>
-            <w:color w:val="0000EE"/>
-            <w:u w:val="single"/>
-          </w:rPr>
-          <w:t>林前1:24</w:t>
-        </w:r>
-      </w:hyperlink>
+      <w:r>
+        <w:rPr>
+          <w:lang w:val="zh_TW" w:bidi="zh_TW"/>
+        </w:rPr>
+        <w:t>林前1:24</w:t>
+      </w:r>
       <w:r>
         <w:rPr>
           <w:lang w:val="zh_TW" w:bidi="zh_TW"/>
         </w:rPr>
         <w:t>、</w:t>
       </w:r>
-      <w:hyperlink r:id="rId31">
-        <w:r>
-          <w:rPr>
-            <w:lang w:val="zh_TW" w:bidi="zh_TW"/>
-          </w:rPr>
-          <w:rPr>
-            <w:color w:val="0000EE"/>
-            <w:u w:val="single"/>
-          </w:rPr>
-          <w:t>30</w:t>
-        </w:r>
-      </w:hyperlink>
+      <w:r>
+        <w:rPr>
+          <w:lang w:val="zh_TW" w:bidi="zh_TW"/>
+        </w:rPr>
+        <w:t>30</w:t>
+      </w:r>
       <w:r>
         <w:rPr>
           <w:lang w:val="zh_TW" w:bidi="zh_TW"/>
@@ -1196,18 +1082,12 @@
         </w:rPr>
         <w:t>（和合本譯：被造的以先）並不意味著祂是被創造出來的；這是一個從舊約聖經中所得出的稱謂，表示其地位上的至高無上和時序上的優先性（見，例如，</w:t>
       </w:r>
-      <w:hyperlink r:id="rId32">
-        <w:r>
-          <w:rPr>
-            <w:lang w:val="zh_TW" w:bidi="zh_TW"/>
-          </w:rPr>
-          <w:rPr>
-            <w:color w:val="0000EE"/>
-            <w:u w:val="single"/>
-          </w:rPr>
-          <w:t>詩89:27</w:t>
-        </w:r>
-      </w:hyperlink>
+      <w:r>
+        <w:rPr>
+          <w:lang w:val="zh_TW" w:bidi="zh_TW"/>
+        </w:rPr>
+        <w:t>詩89:27</w:t>
+      </w:r>
       <w:r>
         <w:rPr>
           <w:lang w:val="zh_TW" w:bidi="zh_TW"/>
@@ -1262,36 +1142,24 @@
         </w:rPr>
         <w:t>保羅將耶穌表達為至高無上的創造者（</w:t>
       </w:r>
-      <w:hyperlink r:id="rId33">
-        <w:r>
-          <w:rPr>
-            <w:lang w:val="zh_TW" w:bidi="zh_TW"/>
-          </w:rPr>
-          <w:rPr>
-            <w:color w:val="0000EE"/>
-            <w:u w:val="single"/>
-          </w:rPr>
-          <w:t>1:15–17</w:t>
-        </w:r>
-      </w:hyperlink>
+      <w:r>
+        <w:rPr>
+          <w:lang w:val="zh_TW" w:bidi="zh_TW"/>
+        </w:rPr>
+        <w:t>1:15–17</w:t>
+      </w:r>
       <w:r>
         <w:rPr>
           <w:lang w:val="zh_TW" w:bidi="zh_TW"/>
         </w:rPr>
         <w:t>）和救贖者（</w:t>
       </w:r>
-      <w:hyperlink r:id="rId34">
-        <w:r>
-          <w:rPr>
-            <w:lang w:val="zh_TW" w:bidi="zh_TW"/>
-          </w:rPr>
-          <w:rPr>
-            <w:color w:val="0000EE"/>
-            <w:u w:val="single"/>
-          </w:rPr>
-          <w:t>1:18–20</w:t>
-        </w:r>
-      </w:hyperlink>
+      <w:r>
+        <w:rPr>
+          <w:lang w:val="zh_TW" w:bidi="zh_TW"/>
+        </w:rPr>
+        <w:t>1:18–20</w:t>
+      </w:r>
       <w:r>
         <w:rPr>
           <w:lang w:val="zh_TW" w:bidi="zh_TW"/>
@@ -1350,18 +1218,12 @@
         </w:rPr>
         <w:t>有位的、主治的、執政的與掌權的，指的是無形世界中的屬靈權勢。這句話強調了基督的至高超越了那些受到假教師極力關注的權勢（見</w:t>
       </w:r>
-      <w:hyperlink r:id="rId35">
-        <w:r>
-          <w:rPr>
-            <w:lang w:val="zh_TW" w:bidi="zh_TW"/>
-          </w:rPr>
-          <w:rPr>
-            <w:color w:val="0000EE"/>
-            <w:u w:val="single"/>
-          </w:rPr>
-          <w:t>2:18</w:t>
-        </w:r>
-      </w:hyperlink>
+      <w:r>
+        <w:rPr>
+          <w:lang w:val="zh_TW" w:bidi="zh_TW"/>
+        </w:rPr>
+        <w:t>2:18</w:t>
+      </w:r>
       <w:r>
         <w:rPr>
           <w:lang w:val="zh_TW" w:bidi="zh_TW"/>
@@ -1464,90 +1326,60 @@
         </w:rPr>
         <w:t>的隱喻（另見</w:t>
       </w:r>
-      <w:hyperlink r:id="rId36">
-        <w:r>
-          <w:rPr>
-            <w:lang w:val="zh_TW" w:bidi="zh_TW"/>
-          </w:rPr>
-          <w:rPr>
-            <w:color w:val="0000EE"/>
-            <w:u w:val="single"/>
-          </w:rPr>
-          <w:t>2:10</w:t>
-        </w:r>
-      </w:hyperlink>
+      <w:r>
+        <w:rPr>
+          <w:lang w:val="zh_TW" w:bidi="zh_TW"/>
+        </w:rPr>
+        <w:t>2:10</w:t>
+      </w:r>
       <w:r>
         <w:rPr>
           <w:lang w:val="zh_TW" w:bidi="zh_TW"/>
         </w:rPr>
         <w:t>、</w:t>
       </w:r>
-      <w:hyperlink r:id="rId37">
-        <w:r>
-          <w:rPr>
-            <w:lang w:val="zh_TW" w:bidi="zh_TW"/>
-          </w:rPr>
-          <w:rPr>
-            <w:color w:val="0000EE"/>
-            <w:u w:val="single"/>
-          </w:rPr>
-          <w:t>19</w:t>
-        </w:r>
-      </w:hyperlink>
+      <w:r>
+        <w:rPr>
+          <w:lang w:val="zh_TW" w:bidi="zh_TW"/>
+        </w:rPr>
+        <w:t>19</w:t>
+      </w:r>
       <w:r>
         <w:rPr>
           <w:lang w:val="zh_TW" w:bidi="zh_TW"/>
         </w:rPr>
         <w:t>；</w:t>
       </w:r>
-      <w:hyperlink r:id="rId38">
-        <w:r>
-          <w:rPr>
-            <w:lang w:val="zh_TW" w:bidi="zh_TW"/>
-          </w:rPr>
-          <w:rPr>
-            <w:color w:val="0000EE"/>
-            <w:u w:val="single"/>
-          </w:rPr>
-          <w:t>林前11:3–10</w:t>
-        </w:r>
-      </w:hyperlink>
+      <w:r>
+        <w:rPr>
+          <w:lang w:val="zh_TW" w:bidi="zh_TW"/>
+        </w:rPr>
+        <w:t>林前11:3–10</w:t>
+      </w:r>
       <w:r>
         <w:rPr>
           <w:lang w:val="zh_TW" w:bidi="zh_TW"/>
         </w:rPr>
         <w:t>；</w:t>
       </w:r>
-      <w:hyperlink r:id="rId39">
-        <w:r>
-          <w:rPr>
-            <w:lang w:val="zh_TW" w:bidi="zh_TW"/>
-          </w:rPr>
-          <w:rPr>
-            <w:color w:val="0000EE"/>
-            <w:u w:val="single"/>
-          </w:rPr>
-          <w:t>弗4:15</w:t>
-        </w:r>
-      </w:hyperlink>
+      <w:r>
+        <w:rPr>
+          <w:lang w:val="zh_TW" w:bidi="zh_TW"/>
+        </w:rPr>
+        <w:t>弗4:15</w:t>
+      </w:r>
       <w:r>
         <w:rPr>
           <w:lang w:val="zh_TW" w:bidi="zh_TW"/>
         </w:rPr>
         <w:t>，</w:t>
       </w:r>
-      <w:hyperlink r:id="rId40">
-        <w:r>
-          <w:rPr>
-            <w:lang w:val="zh_TW" w:bidi="zh_TW"/>
-          </w:rPr>
-          <w:rPr>
-            <w:color w:val="0000EE"/>
-            <w:u w:val="single"/>
-          </w:rPr>
-          <w:t>5:23</w:t>
-        </w:r>
-      </w:hyperlink>
+      <w:r>
+        <w:rPr>
+          <w:lang w:val="zh_TW" w:bidi="zh_TW"/>
+        </w:rPr>
+        <w:t>5:23</w:t>
+      </w:r>
       <w:r>
         <w:rPr>
           <w:lang w:val="zh_TW" w:bidi="zh_TW"/>
@@ -1572,162 +1404,108 @@
         </w:rPr>
         <w:t>這是祂的身體：教會作為基督身體的隱喻表達了基督與教會本質上的合一（另見</w:t>
       </w:r>
-      <w:hyperlink r:id="rId41">
-        <w:r>
-          <w:rPr>
-            <w:lang w:val="zh_TW" w:bidi="zh_TW"/>
-          </w:rPr>
-          <w:rPr>
-            <w:color w:val="0000EE"/>
-            <w:u w:val="single"/>
-          </w:rPr>
-          <w:t>西1:24</w:t>
-        </w:r>
-      </w:hyperlink>
+      <w:r>
+        <w:rPr>
+          <w:lang w:val="zh_TW" w:bidi="zh_TW"/>
+        </w:rPr>
+        <w:t>西1:24</w:t>
+      </w:r>
       <w:r>
         <w:rPr>
           <w:lang w:val="zh_TW" w:bidi="zh_TW"/>
         </w:rPr>
         <w:t>，</w:t>
       </w:r>
-      <w:hyperlink r:id="rId37">
-        <w:r>
-          <w:rPr>
-            <w:lang w:val="zh_TW" w:bidi="zh_TW"/>
-          </w:rPr>
-          <w:rPr>
-            <w:color w:val="0000EE"/>
-            <w:u w:val="single"/>
-          </w:rPr>
-          <w:t>2:19</w:t>
-        </w:r>
-      </w:hyperlink>
+      <w:r>
+        <w:rPr>
+          <w:lang w:val="zh_TW" w:bidi="zh_TW"/>
+        </w:rPr>
+        <w:t>2:19</w:t>
+      </w:r>
       <w:r>
         <w:rPr>
           <w:lang w:val="zh_TW" w:bidi="zh_TW"/>
         </w:rPr>
         <w:t>，</w:t>
       </w:r>
-      <w:hyperlink r:id="rId42">
-        <w:r>
-          <w:rPr>
-            <w:lang w:val="zh_TW" w:bidi="zh_TW"/>
-          </w:rPr>
-          <w:rPr>
-            <w:color w:val="0000EE"/>
-            <w:u w:val="single"/>
-          </w:rPr>
-          <w:t>3:15</w:t>
-        </w:r>
-      </w:hyperlink>
+      <w:r>
+        <w:rPr>
+          <w:lang w:val="zh_TW" w:bidi="zh_TW"/>
+        </w:rPr>
+        <w:t>3:15</w:t>
+      </w:r>
       <w:r>
         <w:rPr>
           <w:lang w:val="zh_TW" w:bidi="zh_TW"/>
         </w:rPr>
         <w:t>；</w:t>
       </w:r>
-      <w:hyperlink r:id="rId43">
-        <w:r>
-          <w:rPr>
-            <w:lang w:val="zh_TW" w:bidi="zh_TW"/>
-          </w:rPr>
-          <w:rPr>
-            <w:color w:val="0000EE"/>
-            <w:u w:val="single"/>
-          </w:rPr>
-          <w:t>弗1:23</w:t>
-        </w:r>
-      </w:hyperlink>
+      <w:r>
+        <w:rPr>
+          <w:lang w:val="zh_TW" w:bidi="zh_TW"/>
+        </w:rPr>
+        <w:t>弗1:23</w:t>
+      </w:r>
       <w:r>
         <w:rPr>
           <w:lang w:val="zh_TW" w:bidi="zh_TW"/>
         </w:rPr>
         <w:t>，</w:t>
       </w:r>
-      <w:hyperlink r:id="rId44">
-        <w:r>
-          <w:rPr>
-            <w:lang w:val="zh_TW" w:bidi="zh_TW"/>
-          </w:rPr>
-          <w:rPr>
-            <w:color w:val="0000EE"/>
-            <w:u w:val="single"/>
-          </w:rPr>
-          <w:t>2:16</w:t>
-        </w:r>
-      </w:hyperlink>
+      <w:r>
+        <w:rPr>
+          <w:lang w:val="zh_TW" w:bidi="zh_TW"/>
+        </w:rPr>
+        <w:t>2:16</w:t>
+      </w:r>
       <w:r>
         <w:rPr>
           <w:lang w:val="zh_TW" w:bidi="zh_TW"/>
         </w:rPr>
         <w:t>，</w:t>
       </w:r>
-      <w:hyperlink r:id="rId45">
-        <w:r>
-          <w:rPr>
-            <w:lang w:val="zh_TW" w:bidi="zh_TW"/>
-          </w:rPr>
-          <w:rPr>
-            <w:color w:val="0000EE"/>
-            <w:u w:val="single"/>
-          </w:rPr>
-          <w:t>4:4</w:t>
-        </w:r>
-      </w:hyperlink>
+      <w:r>
+        <w:rPr>
+          <w:lang w:val="zh_TW" w:bidi="zh_TW"/>
+        </w:rPr>
+        <w:t>4:4</w:t>
+      </w:r>
       <w:r>
         <w:rPr>
           <w:lang w:val="zh_TW" w:bidi="zh_TW"/>
         </w:rPr>
         <w:t>、</w:t>
       </w:r>
-      <w:hyperlink r:id="rId46">
-        <w:r>
-          <w:rPr>
-            <w:lang w:val="zh_TW" w:bidi="zh_TW"/>
-          </w:rPr>
-          <w:rPr>
-            <w:color w:val="0000EE"/>
-            <w:u w:val="single"/>
-          </w:rPr>
-          <w:t>12</w:t>
-        </w:r>
-      </w:hyperlink>
+      <w:r>
+        <w:rPr>
+          <w:lang w:val="zh_TW" w:bidi="zh_TW"/>
+        </w:rPr>
+        <w:t>12</w:t>
+      </w:r>
       <w:r>
         <w:rPr>
           <w:lang w:val="zh_TW" w:bidi="zh_TW"/>
         </w:rPr>
         <w:t>，</w:t>
       </w:r>
-      <w:hyperlink r:id="rId40">
-        <w:r>
-          <w:rPr>
-            <w:lang w:val="zh_TW" w:bidi="zh_TW"/>
-          </w:rPr>
-          <w:rPr>
-            <w:color w:val="0000EE"/>
-            <w:u w:val="single"/>
-          </w:rPr>
-          <w:t>5:23</w:t>
-        </w:r>
-      </w:hyperlink>
+      <w:r>
+        <w:rPr>
+          <w:lang w:val="zh_TW" w:bidi="zh_TW"/>
+        </w:rPr>
+        <w:t>5:23</w:t>
+      </w:r>
       <w:r>
         <w:rPr>
           <w:lang w:val="zh_TW" w:bidi="zh_TW"/>
         </w:rPr>
         <w:t>、</w:t>
       </w:r>
-      <w:hyperlink r:id="rId47">
-        <w:r>
-          <w:rPr>
-            <w:lang w:val="zh_TW" w:bidi="zh_TW"/>
-          </w:rPr>
-          <w:rPr>
-            <w:color w:val="0000EE"/>
-            <w:u w:val="single"/>
-          </w:rPr>
-          <w:t>30</w:t>
-        </w:r>
-      </w:hyperlink>
+      <w:r>
+        <w:rPr>
+          <w:lang w:val="zh_TW" w:bidi="zh_TW"/>
+        </w:rPr>
+        <w:t>30</w:t>
+      </w:r>
       <w:r>
         <w:rPr>
           <w:lang w:val="zh_TW" w:bidi="zh_TW"/>
@@ -1825,72 +1603,48 @@
         </w:rPr>
         <w:t>神在祂一切的豐盛中強調了祂已選擇在耶穌基督裡完全地啟示自己。因此，看見耶穌、認識耶穌也就是看見並認識神（見</w:t>
       </w:r>
-      <w:hyperlink r:id="rId48">
-        <w:r>
-          <w:rPr>
-            <w:lang w:val="zh_TW" w:bidi="zh_TW"/>
-          </w:rPr>
-          <w:rPr>
-            <w:color w:val="0000EE"/>
-            <w:u w:val="single"/>
-          </w:rPr>
-          <w:t>約14:6–11</w:t>
-        </w:r>
-      </w:hyperlink>
+      <w:r>
+        <w:rPr>
+          <w:lang w:val="zh_TW" w:bidi="zh_TW"/>
+        </w:rPr>
+        <w:t>約14:6–11</w:t>
+      </w:r>
       <w:r>
         <w:rPr>
           <w:lang w:val="zh_TW" w:bidi="zh_TW"/>
         </w:rPr>
         <w:t>）。假教師似乎主張基督徒需要尋求其它靈體（靈性的存在）來了解更多關於神的事（見</w:t>
       </w:r>
-      <w:hyperlink r:id="rId49">
-        <w:r>
-          <w:rPr>
-            <w:lang w:val="zh_TW" w:bidi="zh_TW"/>
-          </w:rPr>
-          <w:rPr>
-            <w:color w:val="0000EE"/>
-            <w:u w:val="single"/>
-          </w:rPr>
-          <w:t>西1:16</w:t>
-        </w:r>
-      </w:hyperlink>
+      <w:r>
+        <w:rPr>
+          <w:lang w:val="zh_TW" w:bidi="zh_TW"/>
+        </w:rPr>
+        <w:t>西1:16</w:t>
+      </w:r>
       <w:r>
         <w:rPr>
           <w:lang w:val="zh_TW" w:bidi="zh_TW"/>
         </w:rPr>
         <w:t>、</w:t>
       </w:r>
-      <w:hyperlink r:id="rId50">
-        <w:r>
-          <w:rPr>
-            <w:lang w:val="zh_TW" w:bidi="zh_TW"/>
-          </w:rPr>
-          <w:rPr>
-            <w:color w:val="0000EE"/>
-            <w:u w:val="single"/>
-          </w:rPr>
-          <w:t>20</w:t>
-        </w:r>
-      </w:hyperlink>
+      <w:r>
+        <w:rPr>
+          <w:lang w:val="zh_TW" w:bidi="zh_TW"/>
+        </w:rPr>
+        <w:t>20</w:t>
+      </w:r>
       <w:r>
         <w:rPr>
           <w:lang w:val="zh_TW" w:bidi="zh_TW"/>
         </w:rPr>
         <w:t>）。然而，基督已足以讓我們認識神的一切（參</w:t>
       </w:r>
-      <w:hyperlink r:id="rId51">
-        <w:r>
-          <w:rPr>
-            <w:lang w:val="zh_TW" w:bidi="zh_TW"/>
-          </w:rPr>
-          <w:rPr>
-            <w:color w:val="0000EE"/>
-            <w:u w:val="single"/>
-          </w:rPr>
-          <w:t>2:8–9</w:t>
-        </w:r>
-      </w:hyperlink>
+      <w:r>
+        <w:rPr>
+          <w:lang w:val="zh_TW" w:bidi="zh_TW"/>
+        </w:rPr>
+        <w:t>2:8–9</w:t>
+      </w:r>
       <w:r>
         <w:rPr>
           <w:lang w:val="zh_TW" w:bidi="zh_TW"/>
@@ -1993,18 +1747,12 @@
         </w:rPr>
         <w:t>從前與神隔絕這個片語指的可能是他們作為外邦人的狀態（見</w:t>
       </w:r>
-      <w:hyperlink r:id="rId52">
-        <w:r>
-          <w:rPr>
-            <w:lang w:val="zh_TW" w:bidi="zh_TW"/>
-          </w:rPr>
-          <w:rPr>
-            <w:color w:val="0000EE"/>
-            <w:u w:val="single"/>
-          </w:rPr>
-          <w:t>弗2:12</w:t>
-        </w:r>
-      </w:hyperlink>
+      <w:r>
+        <w:rPr>
+          <w:lang w:val="zh_TW" w:bidi="zh_TW"/>
+        </w:rPr>
+        <w:t>弗2:12</w:t>
+      </w:r>
       <w:r>
         <w:rPr>
           <w:lang w:val="zh_TW" w:bidi="zh_TW"/>
@@ -2059,18 +1807,12 @@
         </w:rPr>
         <w:t>保羅將</w:t>
       </w:r>
-      <w:hyperlink r:id="rId53">
-        <w:r>
-          <w:rPr>
-            <w:lang w:val="zh_TW" w:bidi="zh_TW"/>
-          </w:rPr>
-          <w:rPr>
-            <w:color w:val="0000EE"/>
-            <w:u w:val="single"/>
-          </w:rPr>
-          <w:t>一章15至20節</w:t>
-        </w:r>
-      </w:hyperlink>
+      <w:r>
+        <w:rPr>
+          <w:lang w:val="zh_TW" w:bidi="zh_TW"/>
+        </w:rPr>
+        <w:t>一章15至20節</w:t>
+      </w:r>
       <w:r>
         <w:rPr>
           <w:lang w:val="zh_TW" w:bidi="zh_TW"/>
@@ -2198,18 +1940,12 @@
         </w:rPr>
         <w:t>表明傳揚福音的中心已經在羅馬世界的重要城市中被建立起來（另見</w:t>
       </w:r>
-      <w:hyperlink r:id="rId54">
-        <w:r>
-          <w:rPr>
-            <w:lang w:val="zh_TW" w:bidi="zh_TW"/>
-          </w:rPr>
-          <w:rPr>
-            <w:color w:val="0000EE"/>
-            <w:u w:val="single"/>
-          </w:rPr>
-          <w:t>1:6</w:t>
-        </w:r>
-      </w:hyperlink>
+      <w:r>
+        <w:rPr>
+          <w:lang w:val="zh_TW" w:bidi="zh_TW"/>
+        </w:rPr>
+        <w:t>1:6</w:t>
+      </w:r>
       <w:r>
         <w:rPr>
           <w:lang w:val="zh_TW" w:bidi="zh_TW"/>
@@ -2264,54 +2000,36 @@
         </w:rPr>
         <w:t>我參與在基督的苦難中（和合本譯為：在我肉身上補滿基督患難的缺欠）：雖然基督救贖的苦難是獨特的且已全然成就，但基督仍然透過祂的子民在一個對救贖信息充滿敵意的世界中繼續受苦。基督和祂的教會將會繼續受苦，直到神在這個世上的旨意成全（另見</w:t>
       </w:r>
-      <w:hyperlink r:id="rId55">
-        <w:r>
-          <w:rPr>
-            <w:lang w:val="zh_TW" w:bidi="zh_TW"/>
-          </w:rPr>
-          <w:rPr>
-            <w:color w:val="0000EE"/>
-            <w:u w:val="single"/>
-          </w:rPr>
-          <w:t>可13:19–23</w:t>
-        </w:r>
-      </w:hyperlink>
+      <w:r>
+        <w:rPr>
+          <w:lang w:val="zh_TW" w:bidi="zh_TW"/>
+        </w:rPr>
+        <w:t>可13:19–23</w:t>
+      </w:r>
       <w:r>
         <w:rPr>
           <w:lang w:val="zh_TW" w:bidi="zh_TW"/>
         </w:rPr>
         <w:t>；</w:t>
       </w:r>
-      <w:hyperlink r:id="rId56">
-        <w:r>
-          <w:rPr>
-            <w:lang w:val="zh_TW" w:bidi="zh_TW"/>
-          </w:rPr>
-          <w:rPr>
-            <w:color w:val="0000EE"/>
-            <w:u w:val="single"/>
-          </w:rPr>
-          <w:t>羅8:17–18</w:t>
-        </w:r>
-      </w:hyperlink>
+      <w:r>
+        <w:rPr>
+          <w:lang w:val="zh_TW" w:bidi="zh_TW"/>
+        </w:rPr>
+        <w:t>羅8:17–18</w:t>
+      </w:r>
       <w:r>
         <w:rPr>
           <w:lang w:val="zh_TW" w:bidi="zh_TW"/>
         </w:rPr>
         <w:t>；</w:t>
       </w:r>
-      <w:hyperlink r:id="rId57">
-        <w:r>
-          <w:rPr>
-            <w:lang w:val="zh_TW" w:bidi="zh_TW"/>
-          </w:rPr>
-          <w:rPr>
-            <w:color w:val="0000EE"/>
-            <w:u w:val="single"/>
-          </w:rPr>
-          <w:t>帖前3:3</w:t>
-        </w:r>
-      </w:hyperlink>
+      <w:r>
+        <w:rPr>
+          <w:lang w:val="zh_TW" w:bidi="zh_TW"/>
+        </w:rPr>
+        <w:t>帖前3:3</w:t>
+      </w:r>
       <w:r>
         <w:rPr>
           <w:lang w:val="zh_TW" w:bidi="zh_TW"/>
@@ -2366,18 +2084,12 @@
         </w:rPr>
         <w:t>保羅看待自己在好消息廣傳中的職分(</w:t>
       </w:r>
-      <w:hyperlink r:id="rId58">
-        <w:r>
-          <w:rPr>
-            <w:lang w:val="zh_TW" w:bidi="zh_TW"/>
-          </w:rPr>
-          <w:rPr>
-            <w:color w:val="0000EE"/>
-            <w:u w:val="single"/>
-          </w:rPr>
-          <w:t>1:23</w:t>
-        </w:r>
-      </w:hyperlink>
+      <w:r>
+        <w:rPr>
+          <w:lang w:val="zh_TW" w:bidi="zh_TW"/>
+        </w:rPr>
+        <w:t>1:23</w:t>
+      </w:r>
       <w:r>
         <w:rPr>
           <w:lang w:val="zh_TW" w:bidi="zh_TW"/>
@@ -2546,18 +2258,12 @@
         </w:rPr>
         <w:t>神的奧祕：見</w:t>
       </w:r>
-      <w:hyperlink r:id="rId59">
-        <w:r>
-          <w:rPr>
-            <w:lang w:val="zh_TW" w:bidi="zh_TW"/>
-          </w:rPr>
-          <w:rPr>
-            <w:color w:val="0000EE"/>
-            <w:u w:val="single"/>
-          </w:rPr>
-          <w:t>一章26節</w:t>
-        </w:r>
-      </w:hyperlink>
+      <w:r>
+        <w:rPr>
+          <w:lang w:val="zh_TW" w:bidi="zh_TW"/>
+        </w:rPr>
+        <w:t>一章26節</w:t>
+      </w:r>
       <w:r>
         <w:rPr>
           <w:lang w:val="zh_TW" w:bidi="zh_TW"/>
@@ -2612,18 +2318,12 @@
         </w:rPr>
         <w:t>保羅基於</w:t>
       </w:r>
-      <w:hyperlink r:id="rId53">
-        <w:r>
-          <w:rPr>
-            <w:lang w:val="zh_TW" w:bidi="zh_TW"/>
-          </w:rPr>
-          <w:rPr>
-            <w:color w:val="0000EE"/>
-            <w:u w:val="single"/>
-          </w:rPr>
-          <w:t>一章15至20節</w:t>
-        </w:r>
-      </w:hyperlink>
+      <w:r>
+        <w:rPr>
+          <w:lang w:val="zh_TW" w:bidi="zh_TW"/>
+        </w:rPr>
+        <w:t>一章15至20節</w:t>
+      </w:r>
       <w:r>
         <w:rPr>
           <w:lang w:val="zh_TW" w:bidi="zh_TW"/>
@@ -2761,90 +2461,60 @@
         </w:rPr>
         <w:t>；這片語也在</w:t>
       </w:r>
-      <w:hyperlink r:id="rId60">
-        <w:r>
-          <w:rPr>
-            <w:lang w:val="zh_TW" w:bidi="zh_TW"/>
-          </w:rPr>
-          <w:rPr>
-            <w:color w:val="0000EE"/>
-            <w:u w:val="single"/>
-          </w:rPr>
-          <w:t>二章20節</w:t>
-        </w:r>
-      </w:hyperlink>
+      <w:r>
+        <w:rPr>
+          <w:lang w:val="zh_TW" w:bidi="zh_TW"/>
+        </w:rPr>
+        <w:t>二章20節</w:t>
+      </w:r>
       <w:r>
         <w:rPr>
           <w:lang w:val="zh_TW" w:bidi="zh_TW"/>
         </w:rPr>
         <w:t>中出現：這個片語指的可能是屬世的初級教導（見</w:t>
       </w:r>
-      <w:hyperlink r:id="rId61">
-        <w:r>
-          <w:rPr>
-            <w:lang w:val="zh_TW" w:bidi="zh_TW"/>
-          </w:rPr>
-          <w:rPr>
-            <w:color w:val="0000EE"/>
-            <w:u w:val="single"/>
-          </w:rPr>
-          <w:t>來5:12</w:t>
-        </w:r>
-      </w:hyperlink>
+      <w:r>
+        <w:rPr>
+          <w:lang w:val="zh_TW" w:bidi="zh_TW"/>
+        </w:rPr>
+        <w:t>來5:12</w:t>
+      </w:r>
       <w:r>
         <w:rPr>
           <w:lang w:val="zh_TW" w:bidi="zh_TW"/>
         </w:rPr>
         <w:t>），或者是指那些被認為對事件發展有決定性影響的靈體（靈性的存在）（另見</w:t>
       </w:r>
-      <w:hyperlink r:id="rId62">
-        <w:r>
-          <w:rPr>
-            <w:lang w:val="zh_TW" w:bidi="zh_TW"/>
-          </w:rPr>
-          <w:rPr>
-            <w:color w:val="0000EE"/>
-            <w:u w:val="single"/>
-          </w:rPr>
-          <w:t>西2:15</w:t>
-        </w:r>
-      </w:hyperlink>
+      <w:r>
+        <w:rPr>
+          <w:lang w:val="zh_TW" w:bidi="zh_TW"/>
+        </w:rPr>
+        <w:t>西2:15</w:t>
+      </w:r>
       <w:r>
         <w:rPr>
           <w:lang w:val="zh_TW" w:bidi="zh_TW"/>
         </w:rPr>
         <w:t>、</w:t>
       </w:r>
-      <w:hyperlink r:id="rId60">
-        <w:r>
-          <w:rPr>
-            <w:lang w:val="zh_TW" w:bidi="zh_TW"/>
-          </w:rPr>
-          <w:rPr>
-            <w:color w:val="0000EE"/>
-            <w:u w:val="single"/>
-          </w:rPr>
-          <w:t>20</w:t>
-        </w:r>
-      </w:hyperlink>
+      <w:r>
+        <w:rPr>
+          <w:lang w:val="zh_TW" w:bidi="zh_TW"/>
+        </w:rPr>
+        <w:t>20</w:t>
+      </w:r>
       <w:r>
         <w:rPr>
           <w:lang w:val="zh_TW" w:bidi="zh_TW"/>
         </w:rPr>
         <w:t>；</w:t>
       </w:r>
-      <w:hyperlink r:id="rId63">
-        <w:r>
-          <w:rPr>
-            <w:lang w:val="zh_TW" w:bidi="zh_TW"/>
-          </w:rPr>
-          <w:rPr>
-            <w:color w:val="0000EE"/>
-            <w:u w:val="single"/>
-          </w:rPr>
-          <w:t>加4:3</w:t>
-        </w:r>
-      </w:hyperlink>
+      <w:r>
+        <w:rPr>
+          <w:lang w:val="zh_TW" w:bidi="zh_TW"/>
+        </w:rPr>
+        <w:t>加4:3</w:t>
+      </w:r>
       <w:r>
         <w:rPr>
           <w:lang w:val="zh_TW" w:bidi="zh_TW"/>
@@ -3008,18 +2678,12 @@
         </w:rPr>
         <w:t>你們既受洗與他一同埋葬：如同另一個相似的平行段落中（</w:t>
       </w:r>
-      <w:hyperlink r:id="rId64">
-        <w:r>
-          <w:rPr>
-            <w:lang w:val="zh_TW" w:bidi="zh_TW"/>
-          </w:rPr>
-          <w:rPr>
-            <w:color w:val="0000EE"/>
-            <w:u w:val="single"/>
-          </w:rPr>
-          <w:t>羅6:3–6</w:t>
-        </w:r>
-      </w:hyperlink>
+      <w:r>
+        <w:rPr>
+          <w:lang w:val="zh_TW" w:bidi="zh_TW"/>
+        </w:rPr>
+        <w:t>羅6:3–6</w:t>
+      </w:r>
       <w:r>
         <w:rPr>
           <w:lang w:val="zh_TW" w:bidi="zh_TW"/>
@@ -3100,18 +2764,12 @@
         </w:rPr>
         <w:t>。 神的律例要求了人無法做到的順服，但神已經藉由基督的工赦免了我們的債務 (</w:t>
       </w:r>
-      <w:hyperlink r:id="rId65">
-        <w:r>
-          <w:rPr>
-            <w:lang w:val="zh_TW" w:bidi="zh_TW"/>
-          </w:rPr>
-          <w:rPr>
-            <w:color w:val="0000EE"/>
-            <w:u w:val="single"/>
-          </w:rPr>
-          <w:t>2:13</w:t>
-        </w:r>
-      </w:hyperlink>
+      <w:r>
+        <w:rPr>
+          <w:lang w:val="zh_TW" w:bidi="zh_TW"/>
+        </w:rPr>
+        <w:t>2:13</w:t>
+      </w:r>
       <w:r>
         <w:rPr>
           <w:lang w:val="zh_TW" w:bidi="zh_TW"/>
@@ -3179,18 +2837,12 @@
         </w:rPr>
         <w:t>）：羅馬軍隊會以凱旋遊行來慶祝偉大的勝利。勝利的羅馬將軍會帶著他從戰役中受羞辱的戰俘進入被征服的城市。這個意像生動地描繪了神藉著基督的十字架勝過所有敵對的屬靈權勢的榮耀勝利（另見</w:t>
       </w:r>
-      <w:hyperlink r:id="rId66">
-        <w:r>
-          <w:rPr>
-            <w:lang w:val="zh_TW" w:bidi="zh_TW"/>
-          </w:rPr>
-          <w:rPr>
-            <w:color w:val="0000EE"/>
-            <w:u w:val="single"/>
-          </w:rPr>
-          <w:t>弗4:7–11</w:t>
-        </w:r>
-      </w:hyperlink>
+      <w:r>
+        <w:rPr>
+          <w:lang w:val="zh_TW" w:bidi="zh_TW"/>
+        </w:rPr>
+        <w:t>弗4:7–11</w:t>
+      </w:r>
       <w:r>
         <w:rPr>
           <w:lang w:val="zh_TW" w:bidi="zh_TW"/>
@@ -3249,18 +2901,12 @@
         </w:rPr>
         <w:t>不拘在飲食上：在古代世界，許多宗教教導禁止吃喝特定的食物和飲品。舊約中並未禁止飲酒，但許多身處異教文化的虔誠猶太人選擇不喝酒（參</w:t>
       </w:r>
-      <w:hyperlink r:id="rId67">
-        <w:r>
-          <w:rPr>
-            <w:lang w:val="zh_TW" w:bidi="zh_TW"/>
-          </w:rPr>
-          <w:rPr>
-            <w:color w:val="0000EE"/>
-            <w:u w:val="single"/>
-          </w:rPr>
-          <w:t>但1:8–16</w:t>
-        </w:r>
-      </w:hyperlink>
+      <w:r>
+        <w:rPr>
+          <w:lang w:val="zh_TW" w:bidi="zh_TW"/>
+        </w:rPr>
+        <w:t>但1:8–16</w:t>
+      </w:r>
       <w:r>
         <w:rPr>
           <w:lang w:val="zh_TW" w:bidi="zh_TW"/>
@@ -3285,54 +2931,36 @@
         </w:rPr>
         <w:t>許多古代宗教團體——包括猶太人——都以各種儀式慶祝月朔（見</w:t>
       </w:r>
-      <w:hyperlink r:id="rId68">
-        <w:r>
-          <w:rPr>
-            <w:lang w:val="zh_TW" w:bidi="zh_TW"/>
-          </w:rPr>
-          <w:rPr>
-            <w:color w:val="0000EE"/>
-            <w:u w:val="single"/>
-          </w:rPr>
-          <w:t>民10:10</w:t>
-        </w:r>
-      </w:hyperlink>
+      <w:r>
+        <w:rPr>
+          <w:lang w:val="zh_TW" w:bidi="zh_TW"/>
+        </w:rPr>
+        <w:t>民10:10</w:t>
+      </w:r>
       <w:r>
         <w:rPr>
           <w:lang w:val="zh_TW" w:bidi="zh_TW"/>
         </w:rPr>
         <w:t>；</w:t>
       </w:r>
-      <w:hyperlink r:id="rId69">
-        <w:r>
-          <w:rPr>
-            <w:lang w:val="zh_TW" w:bidi="zh_TW"/>
-          </w:rPr>
-          <w:rPr>
-            <w:color w:val="0000EE"/>
-            <w:u w:val="single"/>
-          </w:rPr>
-          <w:t>詩81:3</w:t>
-        </w:r>
-      </w:hyperlink>
+      <w:r>
+        <w:rPr>
+          <w:lang w:val="zh_TW" w:bidi="zh_TW"/>
+        </w:rPr>
+        <w:t>詩81:3</w:t>
+      </w:r>
       <w:r>
         <w:rPr>
           <w:lang w:val="zh_TW" w:bidi="zh_TW"/>
         </w:rPr>
         <w:t>；</w:t>
       </w:r>
-      <w:hyperlink r:id="rId70">
-        <w:r>
-          <w:rPr>
-            <w:lang w:val="zh_TW" w:bidi="zh_TW"/>
-          </w:rPr>
-          <w:rPr>
-            <w:color w:val="0000EE"/>
-            <w:u w:val="single"/>
-          </w:rPr>
-          <w:t>賽1:13</w:t>
-        </w:r>
-      </w:hyperlink>
+      <w:r>
+        <w:rPr>
+          <w:lang w:val="zh_TW" w:bidi="zh_TW"/>
+        </w:rPr>
+        <w:t>賽1:13</w:t>
+      </w:r>
       <w:r>
         <w:rPr>
           <w:lang w:val="zh_TW" w:bidi="zh_TW"/>
@@ -3357,18 +2985,12 @@
         </w:rPr>
         <w:t>在摩西律法中所確立了猶太安息日，且猶太人將守安息日視為他們信仰的重要部分。基督徒如果願意，他們可以繼續守安息日，但保羅主張基督徒在這方面有其自由（見</w:t>
       </w:r>
-      <w:hyperlink r:id="rId71">
-        <w:r>
-          <w:rPr>
-            <w:lang w:val="zh_TW" w:bidi="zh_TW"/>
-          </w:rPr>
-          <w:rPr>
-            <w:color w:val="0000EE"/>
-            <w:u w:val="single"/>
-          </w:rPr>
-          <w:t>羅14:5</w:t>
-        </w:r>
-      </w:hyperlink>
+      <w:r>
+        <w:rPr>
+          <w:lang w:val="zh_TW" w:bidi="zh_TW"/>
+        </w:rPr>
+        <w:t>羅14:5</w:t>
+      </w:r>
       <w:r>
         <w:rPr>
           <w:lang w:val="zh_TW" w:bidi="zh_TW"/>
@@ -3423,18 +3045,12 @@
         </w:rPr>
         <w:t>保羅駁斥了那些假教師及其要求，並解釋了為何他們的主張是源自人的教導（見</w:t>
       </w:r>
-      <w:hyperlink r:id="rId72">
-        <w:r>
-          <w:rPr>
-            <w:lang w:val="zh_TW" w:bidi="zh_TW"/>
-          </w:rPr>
-          <w:rPr>
-            <w:color w:val="0000EE"/>
-            <w:u w:val="single"/>
-          </w:rPr>
-          <w:t>2:8</w:t>
-        </w:r>
-      </w:hyperlink>
+      <w:r>
+        <w:rPr>
+          <w:lang w:val="zh_TW" w:bidi="zh_TW"/>
+        </w:rPr>
+        <w:t>2:8</w:t>
+      </w:r>
       <w:r>
         <w:rPr>
           <w:lang w:val="zh_TW" w:bidi="zh_TW"/>
@@ -3489,18 +3105,12 @@
         </w:rPr>
         <w:t>在舊約聖經的儀式中早已預示了基督的實體，而保羅稱這些儀式為影兒（另見</w:t>
       </w:r>
-      <w:hyperlink r:id="rId73">
-        <w:r>
-          <w:rPr>
-            <w:lang w:val="zh_TW" w:bidi="zh_TW"/>
-          </w:rPr>
-          <w:rPr>
-            <w:color w:val="0000EE"/>
-            <w:u w:val="single"/>
-          </w:rPr>
-          <w:t>來10:1</w:t>
-        </w:r>
-      </w:hyperlink>
+      <w:r>
+        <w:rPr>
+          <w:lang w:val="zh_TW" w:bidi="zh_TW"/>
+        </w:rPr>
+        <w:t>來10:1</w:t>
+      </w:r>
       <w:r>
         <w:rPr>
           <w:lang w:val="zh_TW" w:bidi="zh_TW"/>
@@ -3637,36 +3247,24 @@
         </w:rPr>
         <w:t>你們若是與基督同死：基督在十字架上的死表明了祂戰勝了屬靈的權勢（</w:t>
       </w:r>
-      <w:hyperlink r:id="rId62">
-        <w:r>
-          <w:rPr>
-            <w:lang w:val="zh_TW" w:bidi="zh_TW"/>
-          </w:rPr>
-          <w:rPr>
-            <w:color w:val="0000EE"/>
-            <w:u w:val="single"/>
-          </w:rPr>
-          <w:t>2:15</w:t>
-        </w:r>
-      </w:hyperlink>
+      <w:r>
+        <w:rPr>
+          <w:lang w:val="zh_TW" w:bidi="zh_TW"/>
+        </w:rPr>
+        <w:t>2:15</w:t>
+      </w:r>
       <w:r>
         <w:rPr>
           <w:lang w:val="zh_TW" w:bidi="zh_TW"/>
         </w:rPr>
         <w:t>），所以我們這些參與在祂死亡的人同樣也從這個世界的邪惡屬靈權勢中得到了釋放（見</w:t>
       </w:r>
-      <w:hyperlink r:id="rId72">
-        <w:r>
-          <w:rPr>
-            <w:lang w:val="zh_TW" w:bidi="zh_TW"/>
-          </w:rPr>
-          <w:rPr>
-            <w:color w:val="0000EE"/>
-            <w:u w:val="single"/>
-          </w:rPr>
-          <w:t>2:8</w:t>
-        </w:r>
-      </w:hyperlink>
+      <w:r>
+        <w:rPr>
+          <w:lang w:val="zh_TW" w:bidi="zh_TW"/>
+        </w:rPr>
+        <w:t>2:8</w:t>
+      </w:r>
       <w:r>
         <w:rPr>
           <w:lang w:val="zh_TW" w:bidi="zh_TW"/>
@@ -3721,18 +3319,12 @@
         </w:rPr>
         <w:t>這些……毫無功效：這些規條不僅是根植於世界而非基督（</w:t>
       </w:r>
-      <w:hyperlink r:id="rId37">
-        <w:r>
-          <w:rPr>
-            <w:lang w:val="zh_TW" w:bidi="zh_TW"/>
-          </w:rPr>
-          <w:rPr>
-            <w:color w:val="0000EE"/>
-            <w:u w:val="single"/>
-          </w:rPr>
-          <w:t>2:19</w:t>
-        </w:r>
-      </w:hyperlink>
+      <w:r>
+        <w:rPr>
+          <w:lang w:val="zh_TW" w:bidi="zh_TW"/>
+        </w:rPr>
+        <w:t>2:19</w:t>
+      </w:r>
       <w:r>
         <w:rPr>
           <w:lang w:val="zh_TW" w:bidi="zh_TW"/>
@@ -3787,18 +3379,12 @@
         </w:rPr>
         <w:t>就當求在上面的事：基督徒雖生活在地上，但因為他們與基督一同復活，他們真正的生命就應當以基督所掌權的屬靈國度為目標。相較之下，假教師的規條和教導則專注於屬世的事（</w:t>
       </w:r>
-      <w:hyperlink r:id="rId74">
-        <w:r>
-          <w:rPr>
-            <w:lang w:val="zh_TW" w:bidi="zh_TW"/>
-          </w:rPr>
-          <w:rPr>
-            <w:color w:val="0000EE"/>
-            <w:u w:val="single"/>
-          </w:rPr>
-          <w:t>2:22</w:t>
-        </w:r>
-      </w:hyperlink>
+      <w:r>
+        <w:rPr>
+          <w:lang w:val="zh_TW" w:bidi="zh_TW"/>
+        </w:rPr>
+        <w:t>2:22</w:t>
+      </w:r>
       <w:r>
         <w:rPr>
           <w:lang w:val="zh_TW" w:bidi="zh_TW"/>
@@ -3905,18 +3491,12 @@
         </w:rPr>
         <w:t>因為你們已經死了：見</w:t>
       </w:r>
-      <w:hyperlink r:id="rId60">
-        <w:r>
-          <w:rPr>
-            <w:lang w:val="zh_TW" w:bidi="zh_TW"/>
-          </w:rPr>
-          <w:rPr>
-            <w:color w:val="0000EE"/>
-            <w:u w:val="single"/>
-          </w:rPr>
-          <w:t>二章20節</w:t>
-        </w:r>
-      </w:hyperlink>
+      <w:r>
+        <w:rPr>
+          <w:lang w:val="zh_TW" w:bidi="zh_TW"/>
+        </w:rPr>
+        <w:t>二章20節</w:t>
+      </w:r>
       <w:r>
         <w:rPr>
           <w:lang w:val="zh_TW" w:bidi="zh_TW"/>
@@ -3941,18 +3521,12 @@
         </w:rPr>
         <w:t>現在隱藏的事物有一天將被揭示（參</w:t>
       </w:r>
-      <w:hyperlink r:id="rId59">
-        <w:r>
-          <w:rPr>
-            <w:lang w:val="zh_TW" w:bidi="zh_TW"/>
-          </w:rPr>
-          <w:rPr>
-            <w:color w:val="0000EE"/>
-            <w:u w:val="single"/>
-          </w:rPr>
-          <w:t>1:26</w:t>
-        </w:r>
-      </w:hyperlink>
+      <w:r>
+        <w:rPr>
+          <w:lang w:val="zh_TW" w:bidi="zh_TW"/>
+        </w:rPr>
+        <w:t>1:26</w:t>
+      </w:r>
       <w:r>
         <w:rPr>
           <w:lang w:val="zh_TW" w:bidi="zh_TW"/>
@@ -4011,18 +3585,12 @@
         </w:rPr>
         <w:t>所以，要治死：我們對這生命的死（</w:t>
       </w:r>
-      <w:hyperlink r:id="rId75">
-        <w:r>
-          <w:rPr>
-            <w:lang w:val="zh_TW" w:bidi="zh_TW"/>
-          </w:rPr>
-          <w:rPr>
-            <w:color w:val="0000EE"/>
-            <w:u w:val="single"/>
-          </w:rPr>
-          <w:t>3:3</w:t>
-        </w:r>
-      </w:hyperlink>
+      <w:r>
+        <w:rPr>
+          <w:lang w:val="zh_TW" w:bidi="zh_TW"/>
+        </w:rPr>
+        <w:t>3:3</w:t>
+      </w:r>
       <w:r>
         <w:rPr>
           <w:lang w:val="zh_TW" w:bidi="zh_TW"/>
@@ -4108,18 +3676,12 @@
         </w:rPr>
         <w:t xml:space="preserve"> 在希臘文本中，這些字詞跟</w:t>
       </w:r>
-      <w:hyperlink r:id="rId76">
-        <w:r>
-          <w:rPr>
-            <w:lang w:val="zh_TW" w:bidi="zh_TW"/>
-          </w:rPr>
-          <w:rPr>
-            <w:color w:val="0000EE"/>
-            <w:u w:val="single"/>
-          </w:rPr>
-          <w:t>以弗所書五章6節</w:t>
-        </w:r>
-      </w:hyperlink>
+      <w:r>
+        <w:rPr>
+          <w:lang w:val="zh_TW" w:bidi="zh_TW"/>
+        </w:rPr>
+        <w:t>以弗所書五章6節</w:t>
+      </w:r>
       <w:r>
         <w:rPr>
           <w:lang w:val="zh_TW" w:bidi="zh_TW"/>
@@ -4187,108 +3749,72 @@
         </w:rPr>
         <w:t>）：脫掉衣服是一個隱喻，代表棄絕生活中那些妨礙我們與主同行的行為（見</w:t>
       </w:r>
-      <w:hyperlink r:id="rId77">
-        <w:r>
-          <w:rPr>
-            <w:lang w:val="zh_TW" w:bidi="zh_TW"/>
-          </w:rPr>
-          <w:rPr>
-            <w:color w:val="0000EE"/>
-            <w:u w:val="single"/>
-          </w:rPr>
-          <w:t>羅13:12</w:t>
-        </w:r>
-      </w:hyperlink>
+      <w:r>
+        <w:rPr>
+          <w:lang w:val="zh_TW" w:bidi="zh_TW"/>
+        </w:rPr>
+        <w:t>羅13:12</w:t>
+      </w:r>
       <w:r>
         <w:rPr>
           <w:lang w:val="zh_TW" w:bidi="zh_TW"/>
         </w:rPr>
         <w:t>；</w:t>
       </w:r>
-      <w:hyperlink r:id="rId78">
-        <w:r>
-          <w:rPr>
-            <w:lang w:val="zh_TW" w:bidi="zh_TW"/>
-          </w:rPr>
-          <w:rPr>
-            <w:color w:val="0000EE"/>
-            <w:u w:val="single"/>
-          </w:rPr>
-          <w:t>弗4:22</w:t>
-        </w:r>
-      </w:hyperlink>
+      <w:r>
+        <w:rPr>
+          <w:lang w:val="zh_TW" w:bidi="zh_TW"/>
+        </w:rPr>
+        <w:t>弗4:22</w:t>
+      </w:r>
       <w:r>
         <w:rPr>
           <w:lang w:val="zh_TW" w:bidi="zh_TW"/>
         </w:rPr>
         <w:t>、</w:t>
       </w:r>
-      <w:hyperlink r:id="rId79">
-        <w:r>
-          <w:rPr>
-            <w:lang w:val="zh_TW" w:bidi="zh_TW"/>
-          </w:rPr>
-          <w:rPr>
-            <w:color w:val="0000EE"/>
-            <w:u w:val="single"/>
-          </w:rPr>
-          <w:t>25</w:t>
-        </w:r>
-      </w:hyperlink>
+      <w:r>
+        <w:rPr>
+          <w:lang w:val="zh_TW" w:bidi="zh_TW"/>
+        </w:rPr>
+        <w:t>25</w:t>
+      </w:r>
       <w:r>
         <w:rPr>
           <w:lang w:val="zh_TW" w:bidi="zh_TW"/>
         </w:rPr>
         <w:t>；</w:t>
       </w:r>
-      <w:hyperlink r:id="rId80">
-        <w:r>
-          <w:rPr>
-            <w:lang w:val="zh_TW" w:bidi="zh_TW"/>
-          </w:rPr>
-          <w:rPr>
-            <w:color w:val="0000EE"/>
-            <w:u w:val="single"/>
-          </w:rPr>
-          <w:t>來12:1</w:t>
-        </w:r>
-      </w:hyperlink>
+      <w:r>
+        <w:rPr>
+          <w:lang w:val="zh_TW" w:bidi="zh_TW"/>
+        </w:rPr>
+        <w:t>來12:1</w:t>
+      </w:r>
       <w:r>
         <w:rPr>
           <w:lang w:val="zh_TW" w:bidi="zh_TW"/>
         </w:rPr>
         <w:t>；</w:t>
       </w:r>
-      <w:hyperlink r:id="rId81">
-        <w:r>
-          <w:rPr>
-            <w:lang w:val="zh_TW" w:bidi="zh_TW"/>
-          </w:rPr>
-          <w:rPr>
-            <w:color w:val="0000EE"/>
-            <w:u w:val="single"/>
-          </w:rPr>
-          <w:t>雅1:21</w:t>
-        </w:r>
-      </w:hyperlink>
+      <w:r>
+        <w:rPr>
+          <w:lang w:val="zh_TW" w:bidi="zh_TW"/>
+        </w:rPr>
+        <w:t>雅1:21</w:t>
+      </w:r>
       <w:r>
         <w:rPr>
           <w:lang w:val="zh_TW" w:bidi="zh_TW"/>
         </w:rPr>
         <w:t>；</w:t>
       </w:r>
-      <w:hyperlink r:id="rId82">
-        <w:r>
-          <w:rPr>
-            <w:lang w:val="zh_TW" w:bidi="zh_TW"/>
-          </w:rPr>
-          <w:rPr>
-            <w:color w:val="0000EE"/>
-            <w:u w:val="single"/>
-          </w:rPr>
-          <w:t>彼前2:1</w:t>
-        </w:r>
-      </w:hyperlink>
+      <w:r>
+        <w:rPr>
+          <w:lang w:val="zh_TW" w:bidi="zh_TW"/>
+        </w:rPr>
+        <w:t>彼前2:1</w:t>
+      </w:r>
       <w:r>
         <w:rPr>
           <w:lang w:val="zh_TW" w:bidi="zh_TW"/>
@@ -4350,54 +3876,36 @@
         </w:rPr>
         <w:t>：保羅是在對比舊的和新的身份（另見</w:t>
       </w:r>
-      <w:hyperlink r:id="rId83">
-        <w:r>
-          <w:rPr>
-            <w:lang w:val="zh_TW" w:bidi="zh_TW"/>
-          </w:rPr>
-          <w:rPr>
-            <w:color w:val="0000EE"/>
-            <w:u w:val="single"/>
-          </w:rPr>
-          <w:t>羅5:12–21</w:t>
-        </w:r>
-      </w:hyperlink>
+      <w:r>
+        <w:rPr>
+          <w:lang w:val="zh_TW" w:bidi="zh_TW"/>
+        </w:rPr>
+        <w:t>羅5:12–21</w:t>
+      </w:r>
       <w:r>
         <w:rPr>
           <w:lang w:val="zh_TW" w:bidi="zh_TW"/>
         </w:rPr>
         <w:t>，</w:t>
       </w:r>
-      <w:hyperlink r:id="rId84">
-        <w:r>
-          <w:rPr>
-            <w:lang w:val="zh_TW" w:bidi="zh_TW"/>
-          </w:rPr>
-          <w:rPr>
-            <w:color w:val="0000EE"/>
-            <w:u w:val="single"/>
-          </w:rPr>
-          <w:t>6:6</w:t>
-        </w:r>
-      </w:hyperlink>
+      <w:r>
+        <w:rPr>
+          <w:lang w:val="zh_TW" w:bidi="zh_TW"/>
+        </w:rPr>
+        <w:t>6:6</w:t>
+      </w:r>
       <w:r>
         <w:rPr>
           <w:lang w:val="zh_TW" w:bidi="zh_TW"/>
         </w:rPr>
         <w:t>；</w:t>
       </w:r>
-      <w:hyperlink r:id="rId85">
-        <w:r>
-          <w:rPr>
-            <w:lang w:val="zh_TW" w:bidi="zh_TW"/>
-          </w:rPr>
-          <w:rPr>
-            <w:color w:val="0000EE"/>
-            <w:u w:val="single"/>
-          </w:rPr>
-          <w:t>弗4:22–24</w:t>
-        </w:r>
-      </w:hyperlink>
+      <w:r>
+        <w:rPr>
+          <w:lang w:val="zh_TW" w:bidi="zh_TW"/>
+        </w:rPr>
+        <w:t>弗4:22–24</w:t>
+      </w:r>
       <w:r>
         <w:rPr>
           <w:lang w:val="zh_TW" w:bidi="zh_TW"/>
@@ -4552,18 +4060,12 @@
         </w:rPr>
         <w:t>保羅描述了那些與基督一同復活之人的新生命的本質 （</w:t>
       </w:r>
-      <w:hyperlink r:id="rId86">
-        <w:r>
-          <w:rPr>
-            <w:lang w:val="zh_TW" w:bidi="zh_TW"/>
-          </w:rPr>
-          <w:rPr>
-            <w:color w:val="0000EE"/>
-            <w:u w:val="single"/>
-          </w:rPr>
-          <w:t>3:1</w:t>
-        </w:r>
-      </w:hyperlink>
+      <w:r>
+        <w:rPr>
+          <w:lang w:val="zh_TW" w:bidi="zh_TW"/>
+        </w:rPr>
+        <w:t>3:1</w:t>
+      </w:r>
       <w:r>
         <w:rPr>
           <w:lang w:val="zh_TW" w:bidi="zh_TW"/>
@@ -4618,36 +4120,24 @@
         </w:rPr>
         <w:t>正如基督是一位，所以只能有一個基督的身體（見</w:t>
       </w:r>
-      <w:hyperlink r:id="rId87">
-        <w:r>
-          <w:rPr>
-            <w:lang w:val="zh_TW" w:bidi="zh_TW"/>
-          </w:rPr>
-          <w:rPr>
-            <w:color w:val="0000EE"/>
-            <w:u w:val="single"/>
-          </w:rPr>
-          <w:t>1:18</w:t>
-        </w:r>
-      </w:hyperlink>
+      <w:r>
+        <w:rPr>
+          <w:lang w:val="zh_TW" w:bidi="zh_TW"/>
+        </w:rPr>
+        <w:t>1:18</w:t>
+      </w:r>
       <w:r>
         <w:rPr>
           <w:lang w:val="zh_TW" w:bidi="zh_TW"/>
         </w:rPr>
         <w:t>；</w:t>
       </w:r>
-      <w:hyperlink r:id="rId88">
-        <w:r>
-          <w:rPr>
-            <w:lang w:val="zh_TW" w:bidi="zh_TW"/>
-          </w:rPr>
-          <w:rPr>
-            <w:color w:val="0000EE"/>
-            <w:u w:val="single"/>
-          </w:rPr>
-          <w:t>弗4:4–6</w:t>
-        </w:r>
-      </w:hyperlink>
+      <w:r>
+        <w:rPr>
+          <w:lang w:val="zh_TW" w:bidi="zh_TW"/>
+        </w:rPr>
+        <w:t>弗4:4–6</w:t>
+      </w:r>
       <w:r>
         <w:rPr>
           <w:lang w:val="zh_TW" w:bidi="zh_TW"/>
@@ -4702,36 +4192,24 @@
         </w:rPr>
         <w:t>詩章、頌詞與靈歌是用來讚美和敬拜的歌曲（見</w:t>
       </w:r>
-      <w:hyperlink r:id="rId89">
-        <w:r>
-          <w:rPr>
-            <w:lang w:val="zh_TW" w:bidi="zh_TW"/>
-          </w:rPr>
-          <w:rPr>
-            <w:color w:val="0000EE"/>
-            <w:u w:val="single"/>
-          </w:rPr>
-          <w:t>林前14:26</w:t>
-        </w:r>
-      </w:hyperlink>
+      <w:r>
+        <w:rPr>
+          <w:lang w:val="zh_TW" w:bidi="zh_TW"/>
+        </w:rPr>
+        <w:t>林前14:26</w:t>
+      </w:r>
       <w:r>
         <w:rPr>
           <w:lang w:val="zh_TW" w:bidi="zh_TW"/>
         </w:rPr>
         <w:t>；</w:t>
       </w:r>
-      <w:hyperlink r:id="rId90">
-        <w:r>
-          <w:rPr>
-            <w:lang w:val="zh_TW" w:bidi="zh_TW"/>
-          </w:rPr>
-          <w:rPr>
-            <w:color w:val="0000EE"/>
-            <w:u w:val="single"/>
-          </w:rPr>
-          <w:t>弗5:19</w:t>
-        </w:r>
-      </w:hyperlink>
+      <w:r>
+        <w:rPr>
+          <w:lang w:val="zh_TW" w:bidi="zh_TW"/>
+        </w:rPr>
+        <w:t>弗5:19</w:t>
+      </w:r>
       <w:r>
         <w:rPr>
           <w:lang w:val="zh_TW" w:bidi="zh_TW"/>
@@ -4847,36 +4325,24 @@
         </w:rPr>
         <w:t>順服是承認自己在社會秩序中位於他人之下。這樣的順服永遠意味著神是居首位的，且祂的旨意是首要的（參</w:t>
       </w:r>
-      <w:hyperlink r:id="rId91">
-        <w:r>
-          <w:rPr>
-            <w:lang w:val="zh_TW" w:bidi="zh_TW"/>
-          </w:rPr>
-          <w:rPr>
-            <w:color w:val="0000EE"/>
-            <w:u w:val="single"/>
-          </w:rPr>
-          <w:t>徒4:19–20</w:t>
-        </w:r>
-      </w:hyperlink>
+      <w:r>
+        <w:rPr>
+          <w:lang w:val="zh_TW" w:bidi="zh_TW"/>
+        </w:rPr>
+        <w:t>徒4:19–20</w:t>
+      </w:r>
       <w:r>
         <w:rPr>
           <w:lang w:val="zh_TW" w:bidi="zh_TW"/>
         </w:rPr>
         <w:t>，</w:t>
       </w:r>
-      <w:hyperlink r:id="rId92">
-        <w:r>
-          <w:rPr>
-            <w:lang w:val="zh_TW" w:bidi="zh_TW"/>
-          </w:rPr>
-          <w:rPr>
-            <w:color w:val="0000EE"/>
-            <w:u w:val="single"/>
-          </w:rPr>
-          <w:t>5:29</w:t>
-        </w:r>
-      </w:hyperlink>
+      <w:r>
+        <w:rPr>
+          <w:lang w:val="zh_TW" w:bidi="zh_TW"/>
+        </w:rPr>
+        <w:t>5:29</w:t>
+      </w:r>
       <w:r>
         <w:rPr>
           <w:lang w:val="zh_TW" w:bidi="zh_TW"/>
@@ -4944,144 +4410,96 @@
         </w:rPr>
         <w:t xml:space="preserve"> 保羅給予了妻子(</w:t>
       </w:r>
-      <w:hyperlink r:id="rId93">
-        <w:r>
-          <w:rPr>
-            <w:lang w:val="zh_TW" w:bidi="zh_TW"/>
-          </w:rPr>
-          <w:rPr>
-            <w:color w:val="0000EE"/>
-            <w:u w:val="single"/>
-          </w:rPr>
-          <w:t>3:18</w:t>
-        </w:r>
-      </w:hyperlink>
+      <w:r>
+        <w:rPr>
+          <w:lang w:val="zh_TW" w:bidi="zh_TW"/>
+        </w:rPr>
+        <w:t>3:18</w:t>
+      </w:r>
       <w:r>
         <w:rPr>
           <w:lang w:val="zh_TW" w:bidi="zh_TW"/>
         </w:rPr>
         <w:t>)、丈夫(</w:t>
       </w:r>
-      <w:hyperlink r:id="rId94">
-        <w:r>
-          <w:rPr>
-            <w:lang w:val="zh_TW" w:bidi="zh_TW"/>
-          </w:rPr>
-          <w:rPr>
-            <w:color w:val="0000EE"/>
-            <w:u w:val="single"/>
-          </w:rPr>
-          <w:t>3:19</w:t>
-        </w:r>
-      </w:hyperlink>
+      <w:r>
+        <w:rPr>
+          <w:lang w:val="zh_TW" w:bidi="zh_TW"/>
+        </w:rPr>
+        <w:t>3:19</w:t>
+      </w:r>
       <w:r>
         <w:rPr>
           <w:lang w:val="zh_TW" w:bidi="zh_TW"/>
         </w:rPr>
         <w:t>)、孩子(</w:t>
       </w:r>
-      <w:hyperlink r:id="rId95">
-        <w:r>
-          <w:rPr>
-            <w:lang w:val="zh_TW" w:bidi="zh_TW"/>
-          </w:rPr>
-          <w:rPr>
-            <w:color w:val="0000EE"/>
-            <w:u w:val="single"/>
-          </w:rPr>
-          <w:t>3:20</w:t>
-        </w:r>
-      </w:hyperlink>
+      <w:r>
+        <w:rPr>
+          <w:lang w:val="zh_TW" w:bidi="zh_TW"/>
+        </w:rPr>
+        <w:t>3:20</w:t>
+      </w:r>
       <w:r>
         <w:rPr>
           <w:lang w:val="zh_TW" w:bidi="zh_TW"/>
         </w:rPr>
         <w:t>)、父親(</w:t>
       </w:r>
-      <w:hyperlink r:id="rId96">
-        <w:r>
-          <w:rPr>
-            <w:lang w:val="zh_TW" w:bidi="zh_TW"/>
-          </w:rPr>
-          <w:rPr>
-            <w:color w:val="0000EE"/>
-            <w:u w:val="single"/>
-          </w:rPr>
-          <w:t>3:21</w:t>
-        </w:r>
-      </w:hyperlink>
+      <w:r>
+        <w:rPr>
+          <w:lang w:val="zh_TW" w:bidi="zh_TW"/>
+        </w:rPr>
+        <w:t>3:21</w:t>
+      </w:r>
       <w:r>
         <w:rPr>
           <w:lang w:val="zh_TW" w:bidi="zh_TW"/>
         </w:rPr>
         <w:t>)、奴隸(</w:t>
       </w:r>
-      <w:hyperlink r:id="rId97">
-        <w:r>
-          <w:rPr>
-            <w:lang w:val="zh_TW" w:bidi="zh_TW"/>
-          </w:rPr>
-          <w:rPr>
-            <w:color w:val="0000EE"/>
-            <w:u w:val="single"/>
-          </w:rPr>
-          <w:t>3:22–25</w:t>
-        </w:r>
-      </w:hyperlink>
+      <w:r>
+        <w:rPr>
+          <w:lang w:val="zh_TW" w:bidi="zh_TW"/>
+        </w:rPr>
+        <w:t>3:22–25</w:t>
+      </w:r>
       <w:r>
         <w:rPr>
           <w:lang w:val="zh_TW" w:bidi="zh_TW"/>
         </w:rPr>
         <w:t>)和主人(</w:t>
       </w:r>
-      <w:hyperlink r:id="rId98">
-        <w:r>
-          <w:rPr>
-            <w:lang w:val="zh_TW" w:bidi="zh_TW"/>
-          </w:rPr>
-          <w:rPr>
-            <w:color w:val="0000EE"/>
-            <w:u w:val="single"/>
-          </w:rPr>
-          <w:t>4:1</w:t>
-        </w:r>
-      </w:hyperlink>
+      <w:r>
+        <w:rPr>
+          <w:lang w:val="zh_TW" w:bidi="zh_TW"/>
+        </w:rPr>
+        <w:t>4:1</w:t>
+      </w:r>
       <w:r>
         <w:rPr>
           <w:lang w:val="zh_TW" w:bidi="zh_TW"/>
         </w:rPr>
         <w:t>)一些指示。這類規範出現在希臘羅馬作者和新約聖經的其它地方（見</w:t>
       </w:r>
-      <w:hyperlink r:id="rId99">
-        <w:r>
-          <w:rPr>
-            <w:lang w:val="zh_TW" w:bidi="zh_TW"/>
-          </w:rPr>
-          <w:rPr>
-            <w:color w:val="0000EE"/>
-            <w:u w:val="single"/>
-          </w:rPr>
-          <w:t>弗5:22–6:9</w:t>
-        </w:r>
-      </w:hyperlink>
+      <w:r>
+        <w:rPr>
+          <w:lang w:val="zh_TW" w:bidi="zh_TW"/>
+        </w:rPr>
+        <w:t>弗5:22–6:9</w:t>
+      </w:r>
       <w:r>
         <w:rPr>
           <w:lang w:val="zh_TW" w:bidi="zh_TW"/>
         </w:rPr>
         <w:t>；</w:t>
       </w:r>
-      <w:hyperlink r:id="rId100">
-        <w:r>
-          <w:rPr>
-            <w:lang w:val="zh_TW" w:bidi="zh_TW"/>
-          </w:rPr>
-          <w:rPr>
-            <w:color w:val="0000EE"/>
-            <w:u w:val="single"/>
-          </w:rPr>
-          <w:t>彼前2:18–3:7</w:t>
-        </w:r>
-      </w:hyperlink>
+      <w:r>
+        <w:rPr>
+          <w:lang w:val="zh_TW" w:bidi="zh_TW"/>
+        </w:rPr>
+        <w:t>彼前2:18–3:7</w:t>
+      </w:r>
       <w:r>
         <w:rPr>
           <w:lang w:val="zh_TW" w:bidi="zh_TW"/>
@@ -5136,36 +4554,24 @@
         </w:rPr>
         <w:t>對妻子的勸勉是要順服丈夫，緊接著就是對丈夫要愛妻子的吩咐（另見</w:t>
       </w:r>
-      <w:hyperlink r:id="rId101">
-        <w:r>
-          <w:rPr>
-            <w:lang w:val="zh_TW" w:bidi="zh_TW"/>
-          </w:rPr>
-          <w:rPr>
-            <w:color w:val="0000EE"/>
-            <w:u w:val="single"/>
-          </w:rPr>
-          <w:t>弗5:25–30</w:t>
-        </w:r>
-      </w:hyperlink>
+      <w:r>
+        <w:rPr>
+          <w:lang w:val="zh_TW" w:bidi="zh_TW"/>
+        </w:rPr>
+        <w:t>弗5:25–30</w:t>
+      </w:r>
       <w:r>
         <w:rPr>
           <w:lang w:val="zh_TW" w:bidi="zh_TW"/>
         </w:rPr>
         <w:t>；</w:t>
       </w:r>
-      <w:hyperlink r:id="rId102">
-        <w:r>
-          <w:rPr>
-            <w:lang w:val="zh_TW" w:bidi="zh_TW"/>
-          </w:rPr>
-          <w:rPr>
-            <w:color w:val="0000EE"/>
-            <w:u w:val="single"/>
-          </w:rPr>
-          <w:t>彼前3:7</w:t>
-        </w:r>
-      </w:hyperlink>
+      <w:r>
+        <w:rPr>
+          <w:lang w:val="zh_TW" w:bidi="zh_TW"/>
+        </w:rPr>
+        <w:t>彼前3:7</w:t>
+      </w:r>
       <w:r>
         <w:rPr>
           <w:lang w:val="zh_TW" w:bidi="zh_TW"/>
@@ -5232,18 +4638,12 @@
         </w:rPr>
         <w:t>擊這種做法。然而，基督教信仰建立了改變社會結構本質的關係（見</w:t>
       </w:r>
-      <w:hyperlink r:id="rId103">
-        <w:r>
-          <w:rPr>
-            <w:lang w:val="zh_TW" w:bidi="zh_TW"/>
-          </w:rPr>
-          <w:rPr>
-            <w:color w:val="0000EE"/>
-            <w:u w:val="single"/>
-          </w:rPr>
-          <w:t>門1:15–16</w:t>
-        </w:r>
-      </w:hyperlink>
+      <w:r>
+        <w:rPr>
+          <w:lang w:val="zh_TW" w:bidi="zh_TW"/>
+        </w:rPr>
+        <w:t>門1:15–16</w:t>
+      </w:r>
       <w:r>
         <w:rPr>
           <w:lang w:val="zh_TW" w:bidi="zh_TW"/>
@@ -5364,126 +4764,84 @@
         </w:rPr>
         <w:t>在此警醒：這個片語背後的希臘文動詞在新約聖經中，被用來描述基督徒需要在基督再來的光中保持警醒（</w:t>
       </w:r>
-      <w:hyperlink r:id="rId104">
-        <w:r>
-          <w:rPr>
-            <w:lang w:val="zh_TW" w:bidi="zh_TW"/>
-          </w:rPr>
-          <w:rPr>
-            <w:color w:val="0000EE"/>
-            <w:u w:val="single"/>
-          </w:rPr>
-          <w:t>太24:42</w:t>
-        </w:r>
-      </w:hyperlink>
+      <w:r>
+        <w:rPr>
+          <w:lang w:val="zh_TW" w:bidi="zh_TW"/>
+        </w:rPr>
+        <w:t>太24:42</w:t>
+      </w:r>
       <w:r>
         <w:rPr>
           <w:lang w:val="zh_TW" w:bidi="zh_TW"/>
         </w:rPr>
         <w:t>，</w:t>
       </w:r>
-      <w:hyperlink r:id="rId105">
-        <w:r>
-          <w:rPr>
-            <w:lang w:val="zh_TW" w:bidi="zh_TW"/>
-          </w:rPr>
-          <w:rPr>
-            <w:color w:val="0000EE"/>
-            <w:u w:val="single"/>
-          </w:rPr>
-          <w:t>25:13</w:t>
-        </w:r>
-      </w:hyperlink>
+      <w:r>
+        <w:rPr>
+          <w:lang w:val="zh_TW" w:bidi="zh_TW"/>
+        </w:rPr>
+        <w:t>25:13</w:t>
+      </w:r>
       <w:r>
         <w:rPr>
           <w:lang w:val="zh_TW" w:bidi="zh_TW"/>
         </w:rPr>
         <w:t>；</w:t>
       </w:r>
-      <w:hyperlink r:id="rId106">
-        <w:r>
-          <w:rPr>
-            <w:lang w:val="zh_TW" w:bidi="zh_TW"/>
-          </w:rPr>
-          <w:rPr>
-            <w:color w:val="0000EE"/>
-            <w:u w:val="single"/>
-          </w:rPr>
-          <w:t>可13:35</w:t>
-        </w:r>
-      </w:hyperlink>
+      <w:r>
+        <w:rPr>
+          <w:lang w:val="zh_TW" w:bidi="zh_TW"/>
+        </w:rPr>
+        <w:t>可13:35</w:t>
+      </w:r>
       <w:r>
         <w:rPr>
           <w:lang w:val="zh_TW" w:bidi="zh_TW"/>
         </w:rPr>
         <w:t>、</w:t>
       </w:r>
-      <w:hyperlink r:id="rId107">
-        <w:r>
-          <w:rPr>
-            <w:lang w:val="zh_TW" w:bidi="zh_TW"/>
-          </w:rPr>
-          <w:rPr>
-            <w:color w:val="0000EE"/>
-            <w:u w:val="single"/>
-          </w:rPr>
-          <w:t>37</w:t>
-        </w:r>
-      </w:hyperlink>
+      <w:r>
+        <w:rPr>
+          <w:lang w:val="zh_TW" w:bidi="zh_TW"/>
+        </w:rPr>
+        <w:t>37</w:t>
+      </w:r>
       <w:r>
         <w:rPr>
           <w:lang w:val="zh_TW" w:bidi="zh_TW"/>
         </w:rPr>
         <w:t>；</w:t>
       </w:r>
-      <w:hyperlink r:id="rId108">
-        <w:r>
-          <w:rPr>
-            <w:lang w:val="zh_TW" w:bidi="zh_TW"/>
-          </w:rPr>
-          <w:rPr>
-            <w:color w:val="0000EE"/>
-            <w:u w:val="single"/>
-          </w:rPr>
-          <w:t>帖前5:6</w:t>
-        </w:r>
-      </w:hyperlink>
+      <w:r>
+        <w:rPr>
+          <w:lang w:val="zh_TW" w:bidi="zh_TW"/>
+        </w:rPr>
+        <w:t>帖前5:6</w:t>
+      </w:r>
       <w:r>
         <w:rPr>
           <w:lang w:val="zh_TW" w:bidi="zh_TW"/>
         </w:rPr>
         <w:t>；</w:t>
       </w:r>
-      <w:hyperlink r:id="rId109">
-        <w:r>
-          <w:rPr>
-            <w:lang w:val="zh_TW" w:bidi="zh_TW"/>
-          </w:rPr>
-          <w:rPr>
-            <w:color w:val="0000EE"/>
-            <w:u w:val="single"/>
-          </w:rPr>
-          <w:t>啟3:3</w:t>
-        </w:r>
-      </w:hyperlink>
+      <w:r>
+        <w:rPr>
+          <w:lang w:val="zh_TW" w:bidi="zh_TW"/>
+        </w:rPr>
+        <w:t>啟3:3</w:t>
+      </w:r>
       <w:r>
         <w:rPr>
           <w:lang w:val="zh_TW" w:bidi="zh_TW"/>
         </w:rPr>
         <w:t>，</w:t>
       </w:r>
-      <w:hyperlink r:id="rId110">
-        <w:r>
-          <w:rPr>
-            <w:lang w:val="zh_TW" w:bidi="zh_TW"/>
-          </w:rPr>
-          <w:rPr>
-            <w:color w:val="0000EE"/>
-            <w:u w:val="single"/>
-          </w:rPr>
-          <w:t>16:15</w:t>
-        </w:r>
-      </w:hyperlink>
+      <w:r>
+        <w:rPr>
+          <w:lang w:val="zh_TW" w:bidi="zh_TW"/>
+        </w:rPr>
+        <w:t>16:15</w:t>
+      </w:r>
       <w:r>
         <w:rPr>
           <w:lang w:val="zh_TW" w:bidi="zh_TW"/>
@@ -5590,54 +4948,36 @@
         </w:rPr>
         <w:t>求神給我們許多機會（和合本譯為：求神給我們開傳道的門）：開門是宣揚好消息的機會的隱喻（另見</w:t>
       </w:r>
-      <w:hyperlink r:id="rId111">
-        <w:r>
-          <w:rPr>
-            <w:lang w:val="zh_TW" w:bidi="zh_TW"/>
-          </w:rPr>
-          <w:rPr>
-            <w:color w:val="0000EE"/>
-            <w:u w:val="single"/>
-          </w:rPr>
-          <w:t>徒14:27</w:t>
-        </w:r>
-      </w:hyperlink>
+      <w:r>
+        <w:rPr>
+          <w:lang w:val="zh_TW" w:bidi="zh_TW"/>
+        </w:rPr>
+        <w:t>徒14:27</w:t>
+      </w:r>
       <w:r>
         <w:rPr>
           <w:lang w:val="zh_TW" w:bidi="zh_TW"/>
         </w:rPr>
         <w:t>；</w:t>
       </w:r>
-      <w:hyperlink r:id="rId112">
-        <w:r>
-          <w:rPr>
-            <w:lang w:val="zh_TW" w:bidi="zh_TW"/>
-          </w:rPr>
-          <w:rPr>
-            <w:color w:val="0000EE"/>
-            <w:u w:val="single"/>
-          </w:rPr>
-          <w:t>林前16:9</w:t>
-        </w:r>
-      </w:hyperlink>
+      <w:r>
+        <w:rPr>
+          <w:lang w:val="zh_TW" w:bidi="zh_TW"/>
+        </w:rPr>
+        <w:t>林前16:9</w:t>
+      </w:r>
       <w:r>
         <w:rPr>
           <w:lang w:val="zh_TW" w:bidi="zh_TW"/>
         </w:rPr>
         <w:t>；</w:t>
       </w:r>
-      <w:hyperlink r:id="rId113">
-        <w:r>
-          <w:rPr>
-            <w:lang w:val="zh_TW" w:bidi="zh_TW"/>
-          </w:rPr>
-          <w:rPr>
-            <w:color w:val="0000EE"/>
-            <w:u w:val="single"/>
-          </w:rPr>
-          <w:t>林後2:12</w:t>
-        </w:r>
-      </w:hyperlink>
+      <w:r>
+        <w:rPr>
+          <w:lang w:val="zh_TW" w:bidi="zh_TW"/>
+        </w:rPr>
+        <w:t>林後2:12</w:t>
+      </w:r>
       <w:r>
         <w:rPr>
           <w:lang w:val="zh_TW" w:bidi="zh_TW"/>
@@ -5662,36 +5002,24 @@
         </w:rPr>
         <w:t>基督的奧祕：見</w:t>
       </w:r>
-      <w:hyperlink r:id="rId114">
-        <w:r>
-          <w:rPr>
-            <w:lang w:val="zh_TW" w:bidi="zh_TW"/>
-          </w:rPr>
-          <w:rPr>
-            <w:color w:val="0000EE"/>
-            <w:u w:val="single"/>
-          </w:rPr>
-          <w:t>西一章26至27節</w:t>
-        </w:r>
-      </w:hyperlink>
+      <w:r>
+        <w:rPr>
+          <w:lang w:val="zh_TW" w:bidi="zh_TW"/>
+        </w:rPr>
+        <w:t>西一章26至27節</w:t>
+      </w:r>
       <w:r>
         <w:rPr>
           <w:lang w:val="zh_TW" w:bidi="zh_TW"/>
         </w:rPr>
         <w:t>，</w:t>
       </w:r>
-      <w:hyperlink r:id="rId115">
-        <w:r>
-          <w:rPr>
-            <w:lang w:val="zh_TW" w:bidi="zh_TW"/>
-          </w:rPr>
-          <w:rPr>
-            <w:color w:val="0000EE"/>
-            <w:u w:val="single"/>
-          </w:rPr>
-          <w:t>二章2節</w:t>
-        </w:r>
-      </w:hyperlink>
+      <w:r>
+        <w:rPr>
+          <w:lang w:val="zh_TW" w:bidi="zh_TW"/>
+        </w:rPr>
+        <w:t>二章2節</w:t>
+      </w:r>
       <w:r>
         <w:rPr>
           <w:lang w:val="zh_TW" w:bidi="zh_TW"/>
@@ -5837,18 +5165,12 @@
         </w:rPr>
         <w:t>用鹽調和：鹽既是調味品也是防腐劑（見</w:t>
       </w:r>
-      <w:hyperlink r:id="rId116">
-        <w:r>
-          <w:rPr>
-            <w:lang w:val="zh_TW" w:bidi="zh_TW"/>
-          </w:rPr>
-          <w:rPr>
-            <w:color w:val="0000EE"/>
-            <w:u w:val="single"/>
-          </w:rPr>
-          <w:t>太5:13</w:t>
-        </w:r>
-      </w:hyperlink>
+      <w:r>
+        <w:rPr>
+          <w:lang w:val="zh_TW" w:bidi="zh_TW"/>
+        </w:rPr>
+        <w:t>太5:13</w:t>
+      </w:r>
       <w:r>
         <w:rPr>
           <w:lang w:val="zh_TW" w:bidi="zh_TW"/>
@@ -5916,72 +5238,48 @@
         </w:rPr>
         <w:t>推基古來自亞細亞省，歌羅西就位於該省（</w:t>
       </w:r>
-      <w:hyperlink r:id="rId117">
-        <w:r>
-          <w:rPr>
-            <w:lang w:val="zh_TW" w:bidi="zh_TW"/>
-          </w:rPr>
-          <w:rPr>
-            <w:color w:val="0000EE"/>
-            <w:u w:val="single"/>
-          </w:rPr>
-          <w:t>徒20:4</w:t>
-        </w:r>
-      </w:hyperlink>
+      <w:r>
+        <w:rPr>
+          <w:lang w:val="zh_TW" w:bidi="zh_TW"/>
+        </w:rPr>
+        <w:t>徒20:4</w:t>
+      </w:r>
       <w:r>
         <w:rPr>
           <w:lang w:val="zh_TW" w:bidi="zh_TW"/>
         </w:rPr>
         <w:t>）。他特別在那個省與保羅一起工作（</w:t>
       </w:r>
-      <w:hyperlink r:id="rId118">
-        <w:r>
-          <w:rPr>
-            <w:lang w:val="zh_TW" w:bidi="zh_TW"/>
-          </w:rPr>
-          <w:rPr>
-            <w:color w:val="0000EE"/>
-            <w:u w:val="single"/>
-          </w:rPr>
-          <w:t>弗6:21</w:t>
-        </w:r>
-      </w:hyperlink>
+      <w:r>
+        <w:rPr>
+          <w:lang w:val="zh_TW" w:bidi="zh_TW"/>
+        </w:rPr>
+        <w:t>弗6:21</w:t>
+      </w:r>
       <w:r>
         <w:rPr>
           <w:lang w:val="zh_TW" w:bidi="zh_TW"/>
         </w:rPr>
         <w:t>；</w:t>
       </w:r>
-      <w:hyperlink r:id="rId119">
-        <w:r>
-          <w:rPr>
-            <w:lang w:val="zh_TW" w:bidi="zh_TW"/>
-          </w:rPr>
-          <w:rPr>
-            <w:color w:val="0000EE"/>
-            <w:u w:val="single"/>
-          </w:rPr>
-          <w:t>提後4:12</w:t>
-        </w:r>
-      </w:hyperlink>
+      <w:r>
+        <w:rPr>
+          <w:lang w:val="zh_TW" w:bidi="zh_TW"/>
+        </w:rPr>
+        <w:t>提後4:12</w:t>
+      </w:r>
       <w:r>
         <w:rPr>
           <w:lang w:val="zh_TW" w:bidi="zh_TW"/>
         </w:rPr>
         <w:t>）。後來他被派往克里特與提多一起工作（</w:t>
       </w:r>
-      <w:hyperlink r:id="rId120">
-        <w:r>
-          <w:rPr>
-            <w:lang w:val="zh_TW" w:bidi="zh_TW"/>
-          </w:rPr>
-          <w:rPr>
-            <w:color w:val="0000EE"/>
-            <w:u w:val="single"/>
-          </w:rPr>
-          <w:t>多3:12</w:t>
-        </w:r>
-      </w:hyperlink>
+      <w:r>
+        <w:rPr>
+          <w:lang w:val="zh_TW" w:bidi="zh_TW"/>
+        </w:rPr>
+        <w:t>多3:12</w:t>
+      </w:r>
       <w:r>
         <w:rPr>
           <w:lang w:val="zh_TW" w:bidi="zh_TW"/>
@@ -6084,18 +5382,12 @@
         </w:rPr>
         <w:t>阿尼西謀是一名逃亡的奴隸，保羅將他送回給他的主人腓利門（見</w:t>
       </w:r>
-      <w:hyperlink r:id="rId121">
-        <w:r>
-          <w:rPr>
-            <w:lang w:val="zh_TW" w:bidi="zh_TW"/>
-          </w:rPr>
-          <w:rPr>
-            <w:color w:val="0000EE"/>
-            <w:u w:val="single"/>
-          </w:rPr>
-          <w:t>腓利門書</w:t>
-        </w:r>
-      </w:hyperlink>
+      <w:r>
+        <w:rPr>
+          <w:lang w:val="zh_TW" w:bidi="zh_TW"/>
+        </w:rPr>
+        <w:t>腓利門書</w:t>
+      </w:r>
       <w:r>
         <w:rPr>
           <w:lang w:val="zh_TW" w:bidi="zh_TW"/>
@@ -6154,54 +5446,36 @@
         </w:rPr>
         <w:t>亞里達古是一個常見的名字，但他可能就是那位來自帖撒羅尼迦（</w:t>
       </w:r>
-      <w:hyperlink r:id="rId122">
-        <w:r>
-          <w:rPr>
-            <w:lang w:val="zh_TW" w:bidi="zh_TW"/>
-          </w:rPr>
-          <w:rPr>
-            <w:color w:val="0000EE"/>
-            <w:u w:val="single"/>
-          </w:rPr>
-          <w:t>徒19:29</w:t>
-        </w:r>
-      </w:hyperlink>
+      <w:r>
+        <w:rPr>
+          <w:lang w:val="zh_TW" w:bidi="zh_TW"/>
+        </w:rPr>
+        <w:t>徒19:29</w:t>
+      </w:r>
       <w:r>
         <w:rPr>
           <w:lang w:val="zh_TW" w:bidi="zh_TW"/>
         </w:rPr>
         <w:t>，</w:t>
       </w:r>
-      <w:hyperlink r:id="rId117">
-        <w:r>
-          <w:rPr>
-            <w:lang w:val="zh_TW" w:bidi="zh_TW"/>
-          </w:rPr>
-          <w:rPr>
-            <w:color w:val="0000EE"/>
-            <w:u w:val="single"/>
-          </w:rPr>
-          <w:t>20:4</w:t>
-        </w:r>
-      </w:hyperlink>
+      <w:r>
+        <w:rPr>
+          <w:lang w:val="zh_TW" w:bidi="zh_TW"/>
+        </w:rPr>
+        <w:t>20:4</w:t>
+      </w:r>
       <w:r>
         <w:rPr>
           <w:lang w:val="zh_TW" w:bidi="zh_TW"/>
         </w:rPr>
         <w:t>）曾陪同保羅前往羅馬的旅程的人（</w:t>
       </w:r>
-      <w:hyperlink r:id="rId123">
-        <w:r>
-          <w:rPr>
-            <w:lang w:val="zh_TW" w:bidi="zh_TW"/>
-          </w:rPr>
-          <w:rPr>
-            <w:color w:val="0000EE"/>
-            <w:u w:val="single"/>
-          </w:rPr>
-          <w:t>徒27:2</w:t>
-        </w:r>
-      </w:hyperlink>
+      <w:r>
+        <w:rPr>
+          <w:lang w:val="zh_TW" w:bidi="zh_TW"/>
+        </w:rPr>
+        <w:t>徒27:2</w:t>
+      </w:r>
       <w:r>
         <w:rPr>
           <w:lang w:val="zh_TW" w:bidi="zh_TW"/>
@@ -6239,72 +5513,48 @@
         </w:rPr>
         <w:t>巴拿巴的表弟馬可，曾與巴拿巴和保羅一起參加他們的第一次宣教之旅，但在旅程結束前就離開了他們（</w:t>
       </w:r>
-      <w:hyperlink r:id="rId124">
-        <w:r>
-          <w:rPr>
-            <w:lang w:val="zh_TW" w:bidi="zh_TW"/>
-          </w:rPr>
-          <w:rPr>
-            <w:color w:val="0000EE"/>
-            <w:u w:val="single"/>
-          </w:rPr>
-          <w:t>徒13:13</w:t>
-        </w:r>
-      </w:hyperlink>
+      <w:r>
+        <w:rPr>
+          <w:lang w:val="zh_TW" w:bidi="zh_TW"/>
+        </w:rPr>
+        <w:t>徒13:13</w:t>
+      </w:r>
       <w:r>
         <w:rPr>
           <w:lang w:val="zh_TW" w:bidi="zh_TW"/>
         </w:rPr>
         <w:t>）。那次的離隊導致保羅和巴拿巴在第二次旅程開始前分道揚鑣（</w:t>
       </w:r>
-      <w:hyperlink r:id="rId125">
-        <w:r>
-          <w:rPr>
-            <w:lang w:val="zh_TW" w:bidi="zh_TW"/>
-          </w:rPr>
-          <w:rPr>
-            <w:color w:val="0000EE"/>
-            <w:u w:val="single"/>
-          </w:rPr>
-          <w:t>徒15:37–40</w:t>
-        </w:r>
-      </w:hyperlink>
+      <w:r>
+        <w:rPr>
+          <w:lang w:val="zh_TW" w:bidi="zh_TW"/>
+        </w:rPr>
+        <w:t>徒15:37–40</w:t>
+      </w:r>
       <w:r>
         <w:rPr>
           <w:lang w:val="zh_TW" w:bidi="zh_TW"/>
         </w:rPr>
         <w:t>）。保羅和馬可顯然後來已經和好（另見</w:t>
       </w:r>
-      <w:hyperlink r:id="rId126">
-        <w:r>
-          <w:rPr>
-            <w:lang w:val="zh_TW" w:bidi="zh_TW"/>
-          </w:rPr>
-          <w:rPr>
-            <w:color w:val="0000EE"/>
-            <w:u w:val="single"/>
-          </w:rPr>
-          <w:t>提後4:11</w:t>
-        </w:r>
-      </w:hyperlink>
+      <w:r>
+        <w:rPr>
+          <w:lang w:val="zh_TW" w:bidi="zh_TW"/>
+        </w:rPr>
+        <w:t>提後4:11</w:t>
+      </w:r>
       <w:r>
         <w:rPr>
           <w:lang w:val="zh_TW" w:bidi="zh_TW"/>
         </w:rPr>
         <w:t>；</w:t>
       </w:r>
-      <w:hyperlink r:id="rId127">
-        <w:r>
-          <w:rPr>
-            <w:lang w:val="zh_TW" w:bidi="zh_TW"/>
-          </w:rPr>
-          <w:rPr>
-            <w:color w:val="0000EE"/>
-            <w:u w:val="single"/>
-          </w:rPr>
-          <w:t>門1:24</w:t>
-        </w:r>
-      </w:hyperlink>
+      <w:r>
+        <w:rPr>
+          <w:lang w:val="zh_TW" w:bidi="zh_TW"/>
+        </w:rPr>
+        <w:t>門1:24</w:t>
+      </w:r>
       <w:r>
         <w:rPr>
           <w:lang w:val="zh_TW" w:bidi="zh_TW"/>
@@ -6377,18 +5627,12 @@
         </w:rPr>
         <w:t>在此提到的六個人中，有五個人也在</w:t>
       </w:r>
-      <w:hyperlink r:id="rId128">
-        <w:r>
-          <w:rPr>
-            <w:lang w:val="zh_TW" w:bidi="zh_TW"/>
-          </w:rPr>
-          <w:rPr>
-            <w:color w:val="0000EE"/>
-            <w:u w:val="single"/>
-          </w:rPr>
-          <w:t>門一章23至24節</w:t>
-        </w:r>
-      </w:hyperlink>
+      <w:r>
+        <w:rPr>
+          <w:lang w:val="zh_TW" w:bidi="zh_TW"/>
+        </w:rPr>
+        <w:t>門一章23至24節</w:t>
+      </w:r>
       <w:r>
         <w:rPr>
           <w:lang w:val="zh_TW" w:bidi="zh_TW"/>
@@ -6578,18 +5822,12 @@
         </w:rPr>
         <w:t>路加——這位深受愛戴的醫生——是眾所周知的使徒行傳和以他名字命名的福音書的作者。這節經文是兩項關於路加的事實的唯一證據：他是一位醫生，而且他不是猶太人信徒（見</w:t>
       </w:r>
-      <w:hyperlink r:id="rId129">
-        <w:r>
-          <w:rPr>
-            <w:lang w:val="zh_TW" w:bidi="zh_TW"/>
-          </w:rPr>
-          <w:rPr>
-            <w:color w:val="0000EE"/>
-            <w:u w:val="single"/>
-          </w:rPr>
-          <w:t>西4:10–11</w:t>
-        </w:r>
-      </w:hyperlink>
+      <w:r>
+        <w:rPr>
+          <w:lang w:val="zh_TW" w:bidi="zh_TW"/>
+        </w:rPr>
+        <w:t>西4:10–11</w:t>
+      </w:r>
       <w:r>
         <w:rPr>
           <w:lang w:val="zh_TW" w:bidi="zh_TW"/>
@@ -6614,18 +5852,12 @@
         </w:rPr>
         <w:t>與這段經文中提到的其他人相比，保羅並沒有提供關於底馬的詳細資訊。也許保羅對他不太了解。而底馬後來離棄了保羅（</w:t>
       </w:r>
-      <w:hyperlink r:id="rId130">
-        <w:r>
-          <w:rPr>
-            <w:lang w:val="zh_TW" w:bidi="zh_TW"/>
-          </w:rPr>
-          <w:rPr>
-            <w:color w:val="0000EE"/>
-            <w:u w:val="single"/>
-          </w:rPr>
-          <w:t>提後4:10</w:t>
-        </w:r>
-      </w:hyperlink>
+      <w:r>
+        <w:rPr>
+          <w:lang w:val="zh_TW" w:bidi="zh_TW"/>
+        </w:rPr>
+        <w:t>提後4:10</w:t>
+      </w:r>
       <w:r>
         <w:rPr>
           <w:lang w:val="zh_TW" w:bidi="zh_TW"/>
@@ -6776,18 +6008,12 @@
         </w:rPr>
         <w:t>亞基布：另見</w:t>
       </w:r>
-      <w:hyperlink r:id="rId131">
-        <w:r>
-          <w:rPr>
-            <w:lang w:val="zh_TW" w:bidi="zh_TW"/>
-          </w:rPr>
-          <w:rPr>
-            <w:color w:val="0000EE"/>
-            <w:u w:val="single"/>
-          </w:rPr>
-          <w:t>腓利門書一章2節</w:t>
-        </w:r>
-      </w:hyperlink>
+      <w:r>
+        <w:rPr>
+          <w:lang w:val="zh_TW" w:bidi="zh_TW"/>
+        </w:rPr>
+        <w:t>腓利門書一章2節</w:t>
+      </w:r>
       <w:r>
         <w:rPr>
           <w:lang w:val="zh_TW" w:bidi="zh_TW"/>
@@ -6855,18 +6081,12 @@
         </w:rPr>
         <w:t>，因這些人受過訓練，能夠書寫工整且簡潔。為了證明信件的真實性，保羅在信末親自加上了他的手寫問安（參保羅在</w:t>
       </w:r>
-      <w:hyperlink r:id="rId132">
-        <w:r>
-          <w:rPr>
-            <w:lang w:val="zh_TW" w:bidi="zh_TW"/>
-          </w:rPr>
-          <w:rPr>
-            <w:color w:val="0000EE"/>
-            <w:u w:val="single"/>
-          </w:rPr>
-          <w:t>帖後2:2</w:t>
-        </w:r>
-      </w:hyperlink>
+      <w:r>
+        <w:rPr>
+          <w:lang w:val="zh_TW" w:bidi="zh_TW"/>
+        </w:rPr>
+        <w:t>帖後2:2</w:t>
+      </w:r>
       <w:r>
         <w:rPr>
           <w:lang w:val="zh_TW" w:bidi="zh_TW"/>
